--- a/项目/业绩比较基准/A股基金业绩数据更新-业务澄清问题清单v1.0.docx
+++ b/项目/业绩比较基准/A股基金业绩数据更新-业务澄清问题清单v1.0.docx
@@ -19,18 +19,7 @@
           <w:sz w:val="34"/>
           <w:szCs w:val="34"/>
         </w:rPr>
-        <w:t>A</w:t>
-      </w:r>
-      <w:r>
-        <w:rPr>
-          <w:rFonts w:eastAsia="微软雅黑"/>
-          <w:b/>
-          <w:bCs/>
-          <w:color w:val="1F4E79"/>
-          <w:sz w:val="34"/>
-          <w:szCs w:val="34"/>
-        </w:rPr>
-        <w:t>股基金业绩数据更新流程系统化</w:t>
+        <w:t>A股基金业绩数据更新流程系统化</w:t>
       </w:r>
     </w:p>
     <w:p>
@@ -73,86 +62,6 @@
         </w:rPr>
         <w:t>编制日期：2026-09-22　｜　依据：《A股基金业绩数据更新VBA-解读.md》　｜　版本：v1.0（已接收审核修订，题目连续重编号）</w:t>
       </w:r>
-      <w:r>
-        <w:rPr>
-          <w:rFonts w:eastAsia="微软雅黑"/>
-          <w:color w:val="595959"/>
-          <w:sz w:val="18"/>
-          <w:szCs w:val="18"/>
-        </w:rPr>
-      </w:r>
-      <w:r>
-        <w:rPr>
-          <w:rFonts w:eastAsia="微软雅黑"/>
-          <w:color w:val="595959"/>
-          <w:sz w:val="18"/>
-          <w:szCs w:val="18"/>
-        </w:rPr>
-      </w:r>
-      <w:r>
-        <w:rPr>
-          <w:rFonts w:eastAsia="微软雅黑"/>
-          <w:color w:val="595959"/>
-          <w:sz w:val="18"/>
-          <w:szCs w:val="18"/>
-        </w:rPr>
-      </w:r>
-      <w:r>
-        <w:rPr>
-          <w:rFonts w:eastAsia="微软雅黑"/>
-          <w:color w:val="595959"/>
-          <w:sz w:val="18"/>
-          <w:szCs w:val="18"/>
-        </w:rPr>
-      </w:r>
-      <w:r>
-        <w:rPr>
-          <w:rFonts w:eastAsia="微软雅黑"/>
-          <w:color w:val="595959"/>
-          <w:sz w:val="18"/>
-          <w:szCs w:val="18"/>
-        </w:rPr>
-      </w:r>
-      <w:r>
-        <w:rPr>
-          <w:rFonts w:eastAsia="微软雅黑"/>
-          <w:color w:val="595959"/>
-          <w:sz w:val="18"/>
-          <w:szCs w:val="18"/>
-        </w:rPr>
-      </w:r>
-      <w:r>
-        <w:rPr>
-          <w:rFonts w:eastAsia="微软雅黑"/>
-          <w:color w:val="595959"/>
-          <w:sz w:val="18"/>
-          <w:szCs w:val="18"/>
-        </w:rPr>
-      </w:r>
-      <w:r>
-        <w:rPr>
-          <w:rFonts w:eastAsia="微软雅黑"/>
-          <w:color w:val="595959"/>
-          <w:sz w:val="18"/>
-          <w:szCs w:val="18"/>
-        </w:rPr>
-      </w:r>
-      <w:r>
-        <w:rPr>
-          <w:rFonts w:eastAsia="微软雅黑"/>
-          <w:color w:val="595959"/>
-          <w:sz w:val="18"/>
-          <w:szCs w:val="18"/>
-        </w:rPr>
-      </w:r>
-      <w:r>
-        <w:rPr>
-          <w:rFonts w:eastAsia="微软雅黑"/>
-          <w:color w:val="595959"/>
-          <w:sz w:val="18"/>
-          <w:szCs w:val="18"/>
-        </w:rPr>
-      </w:r>
     </w:p>
     <w:p>
       <w:pPr>
@@ -177,175 +86,7 @@
         <w:rPr>
           <w:rFonts w:eastAsia="微软雅黑"/>
         </w:rPr>
-        <w:t>现行</w:t>
-      </w:r>
-      <w:r>
-        <w:rPr>
-          <w:rFonts w:eastAsia="微软雅黑"/>
-        </w:rPr>
-        <w:t>“A</w:t>
-      </w:r>
-      <w:r>
-        <w:rPr>
-          <w:rFonts w:eastAsia="微软雅黑"/>
-        </w:rPr>
-        <w:t>股基金业绩数据更新</w:t>
-      </w:r>
-      <w:r>
-        <w:rPr>
-          <w:rFonts w:eastAsia="微软雅黑"/>
-        </w:rPr>
-        <w:t>”</w:t>
-      </w:r>
-      <w:r>
-        <w:rPr>
-          <w:rFonts w:eastAsia="微软雅黑"/>
-        </w:rPr>
-        <w:t>以启用宏的</w:t>
-      </w:r>
-      <w:r>
-        <w:rPr>
-          <w:rFonts w:eastAsia="微软雅黑"/>
-        </w:rPr>
-        <w:t xml:space="preserve"> Excel </w:t>
-      </w:r>
-      <w:r>
-        <w:rPr>
-          <w:rFonts w:eastAsia="微软雅黑"/>
-        </w:rPr>
-        <w:t>工作簿（</w:t>
-      </w:r>
-      <w:r>
-        <w:rPr>
-          <w:rFonts w:eastAsia="微软雅黑"/>
-        </w:rPr>
-        <w:t>VBA</w:t>
-      </w:r>
-      <w:r>
-        <w:rPr>
-          <w:rFonts w:eastAsia="微软雅黑"/>
-        </w:rPr>
-        <w:t>）批量完成</w:t>
-      </w:r>
-      <w:r>
-        <w:rPr>
-          <w:rFonts w:eastAsia="微软雅黑"/>
-        </w:rPr>
-        <w:t xml:space="preserve"> 322 </w:t>
-      </w:r>
-      <w:r>
-        <w:rPr>
-          <w:rFonts w:eastAsia="微软雅黑"/>
-        </w:rPr>
-        <w:t>只</w:t>
-      </w:r>
-      <w:r>
-        <w:rPr>
-          <w:rFonts w:eastAsia="微软雅黑"/>
-        </w:rPr>
-        <w:t xml:space="preserve"> A </w:t>
-      </w:r>
-      <w:r>
-        <w:rPr>
-          <w:rFonts w:eastAsia="微软雅黑"/>
-        </w:rPr>
-        <w:t>股基金的</w:t>
-      </w:r>
-      <w:r>
-        <w:rPr>
-          <w:rFonts w:eastAsia="微软雅黑"/>
-        </w:rPr>
-        <w:t>“</w:t>
-      </w:r>
-      <w:r>
-        <w:rPr>
-          <w:rFonts w:eastAsia="微软雅黑"/>
-        </w:rPr>
-        <w:t>基金净值增长率</w:t>
-      </w:r>
-      <w:r>
-        <w:rPr>
-          <w:rFonts w:eastAsia="微软雅黑"/>
-        </w:rPr>
-        <w:t xml:space="preserve"> vs </w:t>
-      </w:r>
-      <w:r>
-        <w:rPr>
-          <w:rFonts w:eastAsia="微软雅黑"/>
-        </w:rPr>
-        <w:t>业绩比较基准收益率</w:t>
-      </w:r>
-      <w:r>
-        <w:rPr>
-          <w:rFonts w:eastAsia="微软雅黑"/>
-        </w:rPr>
-        <w:t>”</w:t>
-      </w:r>
-      <w:r>
-        <w:rPr>
-          <w:rFonts w:eastAsia="微软雅黑"/>
-        </w:rPr>
-        <w:t>对比计算，并生成披露系统可导入的标准文件。为将该流程系统化重构，现依据对工作簿全量解读所确认的现状，梳理出需业务部门澄清确认的口径、规则与职责事项，共</w:t>
-      </w:r>
-      <w:r>
-        <w:rPr>
-          <w:rFonts w:eastAsia="微软雅黑"/>
-        </w:rPr>
-        <w:t xml:space="preserve"> 6 </w:t>
-      </w:r>
-      <w:r>
-        <w:rPr>
-          <w:rFonts w:eastAsia="微软雅黑"/>
-        </w:rPr>
-        <w:t>类</w:t>
-      </w:r>
-      <w:r>
-        <w:rPr>
-          <w:rFonts w:eastAsia="微软雅黑"/>
-        </w:rPr>
-        <w:t xml:space="preserve"> 31 </w:t>
-      </w:r>
-      <w:r>
-        <w:rPr>
-          <w:rFonts w:eastAsia="微软雅黑"/>
-        </w:rPr>
-        <w:t>题（高优先级</w:t>
-      </w:r>
-      <w:r>
-        <w:rPr>
-          <w:rFonts w:eastAsia="微软雅黑"/>
-        </w:rPr>
-        <w:t xml:space="preserve"> 13 </w:t>
-      </w:r>
-      <w:r>
-        <w:rPr>
-          <w:rFonts w:eastAsia="微软雅黑"/>
-        </w:rPr>
-        <w:t>题、中</w:t>
-      </w:r>
-      <w:r>
-        <w:rPr>
-          <w:rFonts w:eastAsia="微软雅黑"/>
-        </w:rPr>
-        <w:t xml:space="preserve"> 16 </w:t>
-      </w:r>
-      <w:r>
-        <w:rPr>
-          <w:rFonts w:eastAsia="微软雅黑"/>
-        </w:rPr>
-        <w:t>题、低</w:t>
-      </w:r>
-      <w:r>
-        <w:rPr>
-          <w:rFonts w:eastAsia="微软雅黑"/>
-        </w:rPr>
-        <w:t xml:space="preserve"> 2 </w:t>
-      </w:r>
-      <w:r>
-        <w:rPr>
-          <w:rFonts w:eastAsia="微软雅黑"/>
-        </w:rPr>
-        <w:t>题）；每题附项目组推荐方案，供业务部门确认或修订。</w:t>
+        <w:t>现行“A股基金业绩数据更新”以启用宏的 Excel 工作簿（VBA）批量完成 322 只 A 股基金的“基金净值增长率 vs 业绩比较基准收益率”对比计算，并生成披露系统可导入的标准文件。为将该流程系统化重构，现依据对工作簿全量解读所确认的现状，梳理出需业务部门澄清确认的口径、规则与职责事项，共 6 类 31 题（高优先级 13 题、中 16 题、低 2 题）；每题附项目组推荐方案，供业务部门确认或修订。</w:t>
       </w:r>
     </w:p>
     <w:p>
@@ -365,43 +106,7 @@
         <w:rPr>
           <w:rFonts w:eastAsia="微软雅黑"/>
         </w:rPr>
-        <w:t>每题</w:t>
-      </w:r>
-      <w:r>
-        <w:rPr>
-          <w:rFonts w:eastAsia="微软雅黑"/>
-        </w:rPr>
-        <w:t>“</w:t>
-      </w:r>
-      <w:r>
-        <w:rPr>
-          <w:rFonts w:eastAsia="微软雅黑"/>
-        </w:rPr>
-        <w:t>背景与依据</w:t>
-      </w:r>
-      <w:r>
-        <w:rPr>
-          <w:rFonts w:eastAsia="微软雅黑"/>
-        </w:rPr>
-        <w:t>”</w:t>
-      </w:r>
-      <w:r>
-        <w:rPr>
-          <w:rFonts w:eastAsia="微软雅黑"/>
-        </w:rPr>
-        <w:t>说明现行</w:t>
-      </w:r>
-      <w:r>
-        <w:rPr>
-          <w:rFonts w:eastAsia="微软雅黑"/>
-        </w:rPr>
-        <w:t xml:space="preserve"> VBA </w:t>
-      </w:r>
-      <w:r>
-        <w:rPr>
-          <w:rFonts w:eastAsia="微软雅黑"/>
-        </w:rPr>
-        <w:t>的处理方式即提问缘由；若对现行口径的描述本身有不同理解，请在回复中一并指出。</w:t>
+        <w:t>每题“背景与依据”说明现行 VBA 的处理方式即提问缘由；若对现行口径的描述本身有不同理解，请在回复中一并指出。</w:t>
       </w:r>
     </w:p>
     <w:p>
@@ -421,49 +126,7 @@
         <w:rPr>
           <w:rFonts w:eastAsia="微软雅黑"/>
         </w:rPr>
-        <w:t>“</w:t>
-      </w:r>
-      <w:r>
-        <w:rPr>
-          <w:rFonts w:eastAsia="微软雅黑"/>
-        </w:rPr>
-        <w:t>推荐方案</w:t>
-      </w:r>
-      <w:r>
-        <w:rPr>
-          <w:rFonts w:eastAsia="微软雅黑"/>
-        </w:rPr>
-        <w:t>”</w:t>
-      </w:r>
-      <w:r>
-        <w:rPr>
-          <w:rFonts w:eastAsia="微软雅黑"/>
-        </w:rPr>
-        <w:t>（蓝色文字）为项目组基于解读结论与行业惯例的预填建议：同意的请标注</w:t>
-      </w:r>
-      <w:r>
-        <w:rPr>
-          <w:rFonts w:eastAsia="微软雅黑"/>
-        </w:rPr>
-        <w:t>“</w:t>
-      </w:r>
-      <w:r>
-        <w:rPr>
-          <w:rFonts w:eastAsia="微软雅黑"/>
-        </w:rPr>
-        <w:t>确认</w:t>
-      </w:r>
-      <w:r>
-        <w:rPr>
-          <w:rFonts w:eastAsia="微软雅黑"/>
-        </w:rPr>
-        <w:t>”</w:t>
-      </w:r>
-      <w:r>
-        <w:rPr>
-          <w:rFonts w:eastAsia="微软雅黑"/>
-        </w:rPr>
-        <w:t>，不同意的请直接修订或批注理由。</w:t>
+        <w:t>“推荐方案”（蓝色文字）为项目组基于解读结论与行业惯例的预填建议：同意的请标注“确认”，不同意的请直接修订或批注理由。</w:t>
       </w:r>
     </w:p>
     <w:p>
@@ -483,19 +146,7 @@
         <w:rPr>
           <w:rFonts w:eastAsia="微软雅黑"/>
         </w:rPr>
-        <w:t>标黄题项（共</w:t>
-      </w:r>
-      <w:r>
-        <w:rPr>
-          <w:rFonts w:eastAsia="微软雅黑"/>
-        </w:rPr>
-        <w:t xml:space="preserve"> 8 </w:t>
-      </w:r>
-      <w:r>
-        <w:rPr>
-          <w:rFonts w:eastAsia="微软雅黑"/>
-        </w:rPr>
-        <w:t>题）需业务部门确认是否纳入本次澄清范围：确认纳入的按上述推荐方案流程回复；不纳入的请注明处理安排或后续计划。</w:t>
+        <w:t>标黄题项（共 8 题）需业务部门确认是否纳入本次澄清范围：确认纳入的按上述推荐方案流程回复；不纳入的请注明处理安排或后续计划。</w:t>
       </w:r>
     </w:p>
     <w:p>
@@ -515,19 +166,7 @@
         <w:rPr>
           <w:rFonts w:eastAsia="微软雅黑"/>
         </w:rPr>
-        <w:t>高优先级问题（红色标注，共</w:t>
-      </w:r>
-      <w:r>
-        <w:rPr>
-          <w:rFonts w:eastAsia="微软雅黑"/>
-        </w:rPr>
-        <w:t xml:space="preserve"> 13 </w:t>
-      </w:r>
-      <w:r>
-        <w:rPr>
-          <w:rFonts w:eastAsia="微软雅黑"/>
-        </w:rPr>
-        <w:t>题）直接影响计算正确性与监管披露口径，建议优先安排专项沟通逐题确认。</w:t>
+        <w:t>高优先级问题（红色标注，共 13 题）直接影响计算正确性与监管披露口径，建议优先安排专项沟通逐题确认。</w:t>
       </w:r>
     </w:p>
     <w:p>
@@ -549,36 +188,6 @@
         </w:rPr>
         <w:t>现行 VBA 存在“第 5 成分权重取错列”的疑似缺陷（相关澄清项已移出本清单），建议另行安排专项排查，以免影响历史披露结果；本版已接收全部审核修订并将题目连续重编号（1–31），旧题号可在 v0.1 版本中追溯对照。</w:t>
       </w:r>
-      <w:r>
-        <w:rPr>
-          <w:rFonts w:eastAsia="微软雅黑"/>
-        </w:rPr>
-      </w:r>
-      <w:r>
-        <w:rPr>
-          <w:rFonts w:eastAsia="微软雅黑"/>
-        </w:rPr>
-      </w:r>
-      <w:r>
-        <w:rPr>
-          <w:rFonts w:eastAsia="微软雅黑"/>
-        </w:rPr>
-      </w:r>
-      <w:r>
-        <w:rPr>
-          <w:rFonts w:eastAsia="微软雅黑"/>
-        </w:rPr>
-      </w:r>
-      <w:r>
-        <w:rPr>
-          <w:rFonts w:eastAsia="微软雅黑"/>
-        </w:rPr>
-      </w:r>
-      <w:r>
-        <w:rPr>
-          <w:rFonts w:eastAsia="微软雅黑"/>
-        </w:rPr>
-      </w:r>
     </w:p>
     <w:p>
       <w:pPr>
@@ -588,13 +197,7 @@
         </w:rPr>
       </w:pPr>
       <w:r>
-        <w:t>现状概述（现行</w:t>
-      </w:r>
-      <w:r>
-        <w:t xml:space="preserve"> VBA </w:t>
-      </w:r>
-      <w:r>
-        <w:t>流程）</w:t>
+        <w:t>现状概述（现行 VBA 流程）</w:t>
       </w:r>
     </w:p>
     <w:p>
@@ -609,151 +212,105 @@
         <w:rPr>
           <w:rFonts w:eastAsia="微软雅黑"/>
         </w:rPr>
-        <w:t>现行流程以《</w:t>
+        <w:t>现行流程以《A股基金业绩数据更新VBA.xlsm》为唯一工具，围绕 322 只 A 股基金完成“基金净值增长率 vs 业绩比较基准收益率”对比计算与披露文件导出。最近一次运行：计算截止 2026-06-30（半年报估值日），行情日期轴 2005-11-30 至 2026-06-30（约 5,026 个交易日），全量计算耗时约 530 秒。</w:t>
       </w:r>
+    </w:p>
+    <w:p>
+      <w:pPr>
+        <w:spacing w:before="80" w:after="60" w:line="300" w:lineRule="auto"/>
+      </w:pPr>
+      <w:r>
+        <w:rPr>
+          <w:rFonts w:eastAsia="微软雅黑"/>
+          <w:b/>
+          <w:sz w:val="22"/>
+          <w:szCs w:val="22"/>
+        </w:rPr>
+        <w:t>1. 术语与指标说明</w:t>
+      </w:r>
+    </w:p>
+    <w:p>
+      <w:pPr>
+        <w:spacing w:after="60" w:line="288" w:lineRule="auto"/>
+        <w:jc w:val="both"/>
+      </w:pPr>
       <w:r>
         <w:rPr>
           <w:rFonts w:eastAsia="微软雅黑"/>
         </w:rPr>
-        <w:t>A</w:t>
+        <w:t>「计算基金和基准每日收益」（核心计算宏）：将基金净值与各基准行情逐日加工为“日增长因子（1+日收益率）”序列——基金侧按分红扣减、份额折算还原总回报；基准侧区分指数类与存款类单利（ACT/360），并按 5 组合同权重逐日加权合成组合基准。它是①~④全部区间指标的计算基础。</w:t>
       </w:r>
+    </w:p>
+    <w:p>
+      <w:pPr>
+        <w:spacing w:after="60" w:line="288" w:lineRule="auto"/>
+        <w:jc w:val="both"/>
+      </w:pPr>
       <w:r>
         <w:rPr>
           <w:rFonts w:eastAsia="微软雅黑"/>
         </w:rPr>
-        <w:t>股基金业绩数据更新</w:t>
+        <w:t>① 基金净值增长率：区间内基金日增长因子连乘后减 1，即区间总回报。</w:t>
       </w:r>
+    </w:p>
+    <w:p>
+      <w:pPr>
+        <w:spacing w:after="60" w:line="288" w:lineRule="auto"/>
+        <w:jc w:val="both"/>
+      </w:pPr>
       <w:r>
         <w:rPr>
           <w:rFonts w:eastAsia="微软雅黑"/>
         </w:rPr>
-        <w:t>VBA.xlsm</w:t>
+        <w:t>② 标准差（基金）：区间内基金日收益率的样本标准差（除以 n−1），不年化，即披露表中的“波动率”。</w:t>
       </w:r>
+    </w:p>
+    <w:p>
+      <w:pPr>
+        <w:spacing w:after="60" w:line="288" w:lineRule="auto"/>
+        <w:jc w:val="both"/>
+      </w:pPr>
       <w:r>
         <w:rPr>
           <w:rFonts w:eastAsia="微软雅黑"/>
         </w:rPr>
-        <w:t>》为唯一工具，围绕</w:t>
+        <w:t>③ 业绩比较基准收益率：区间内组合基准日增长因子连乘后减 1。</w:t>
       </w:r>
+    </w:p>
+    <w:p>
+      <w:pPr>
+        <w:spacing w:after="60" w:line="288" w:lineRule="auto"/>
+        <w:jc w:val="both"/>
+      </w:pPr>
       <w:r>
         <w:rPr>
           <w:rFonts w:eastAsia="微软雅黑"/>
         </w:rPr>
-        <w:t xml:space="preserve"> 322 </w:t>
+        <w:t>④ 标准差（基准）：区间内基准日收益率的样本标准差，口径同②，不年化。</w:t>
       </w:r>
+    </w:p>
+    <w:p>
+      <w:pPr>
+        <w:spacing w:after="60" w:line="288" w:lineRule="auto"/>
+        <w:jc w:val="both"/>
+      </w:pPr>
       <w:r>
         <w:rPr>
           <w:rFonts w:eastAsia="微软雅黑"/>
         </w:rPr>
-        <w:t>只</w:t>
+        <w:t>⑤ 与 ⑥：结果表另两列，⑤＝①−③（超额收益）、⑥＝②−④（波动率之差）。</w:t>
       </w:r>
+    </w:p>
+    <w:p>
+      <w:pPr>
+        <w:spacing w:after="100" w:line="288" w:lineRule="auto"/>
+        <w:jc w:val="both"/>
+      </w:pPr>
       <w:r>
         <w:rPr>
           <w:rFonts w:eastAsia="微软雅黑"/>
         </w:rPr>
-        <w:t xml:space="preserve"> A </w:t>
-      </w:r>
-      <w:r>
-        <w:rPr>
-          <w:rFonts w:eastAsia="微软雅黑"/>
-        </w:rPr>
-        <w:t>股基金完成</w:t>
-      </w:r>
-      <w:r>
-        <w:rPr>
-          <w:rFonts w:eastAsia="微软雅黑"/>
-        </w:rPr>
-        <w:t>“</w:t>
-      </w:r>
-      <w:r>
-        <w:rPr>
-          <w:rFonts w:eastAsia="微软雅黑"/>
-        </w:rPr>
-        <w:t>基金净值增长率</w:t>
-      </w:r>
-      <w:r>
-        <w:rPr>
-          <w:rFonts w:eastAsia="微软雅黑"/>
-        </w:rPr>
-        <w:t xml:space="preserve"> vs </w:t>
-      </w:r>
-      <w:r>
-        <w:rPr>
-          <w:rFonts w:eastAsia="微软雅黑"/>
-        </w:rPr>
-        <w:t>业绩比较基准收益率</w:t>
-      </w:r>
-      <w:r>
-        <w:rPr>
-          <w:rFonts w:eastAsia="微软雅黑"/>
-        </w:rPr>
-        <w:t>”</w:t>
-      </w:r>
-      <w:r>
-        <w:rPr>
-          <w:rFonts w:eastAsia="微软雅黑"/>
-        </w:rPr>
-        <w:t>对比计算与披露文件导出。最近一次运行：计算截止</w:t>
-      </w:r>
-      <w:r>
-        <w:rPr>
-          <w:rFonts w:eastAsia="微软雅黑"/>
-        </w:rPr>
-        <w:t xml:space="preserve"> 2026-06-30</w:t>
-      </w:r>
-      <w:r>
-        <w:rPr>
-          <w:rFonts w:eastAsia="微软雅黑"/>
-        </w:rPr>
-        <w:t>（半年报估值日），行情日期轴</w:t>
-      </w:r>
-      <w:r>
-        <w:rPr>
-          <w:rFonts w:eastAsia="微软雅黑"/>
-        </w:rPr>
-        <w:t xml:space="preserve"> 2005-11-30 </w:t>
-      </w:r>
-      <w:r>
-        <w:rPr>
-          <w:rFonts w:eastAsia="微软雅黑"/>
-        </w:rPr>
-        <w:t>至</w:t>
-      </w:r>
-      <w:r>
-        <w:rPr>
-          <w:rFonts w:eastAsia="微软雅黑"/>
-        </w:rPr>
-        <w:t xml:space="preserve"> 2026-06-30</w:t>
-      </w:r>
-      <w:r>
-        <w:rPr>
-          <w:rFonts w:eastAsia="微软雅黑"/>
-        </w:rPr>
-        <w:t>（约</w:t>
-      </w:r>
-      <w:r>
-        <w:rPr>
-          <w:rFonts w:eastAsia="微软雅黑"/>
-        </w:rPr>
-        <w:t xml:space="preserve"> 5,026 </w:t>
-      </w:r>
-      <w:r>
-        <w:rPr>
-          <w:rFonts w:eastAsia="微软雅黑"/>
-        </w:rPr>
-        <w:t>个交易日），全量计算耗时约</w:t>
-      </w:r>
-      <w:r>
-        <w:rPr>
-          <w:rFonts w:eastAsia="微软雅黑"/>
-        </w:rPr>
-        <w:t xml:space="preserve"> 530 </w:t>
-      </w:r>
-      <w:r>
-        <w:rPr>
-          <w:rFonts w:eastAsia="微软雅黑"/>
-        </w:rPr>
-        <w:t>秒。</w:t>
+        <w:t>10 个披露区间：过去一/三/六个月、一/三/五/七/十年、自基金合同生效起至今、今年以来。</w:t>
       </w:r>
     </w:p>
     <w:p>
@@ -770,16 +327,7 @@
           <w:sz w:val="22"/>
           <w:szCs w:val="22"/>
         </w:rPr>
-        <w:t xml:space="preserve">1. </w:t>
-      </w:r>
-      <w:r>
-        <w:rPr>
-          <w:rFonts w:eastAsia="微软雅黑"/>
-          <w:b/>
-          <w:sz w:val="22"/>
-          <w:szCs w:val="22"/>
-        </w:rPr>
-        <w:t>运行流程（主链路）</w:t>
+        <w:t>2. 运行流程（主链路）</w:t>
       </w:r>
     </w:p>
     <w:p>
@@ -794,90 +342,7 @@
         <w:rPr>
           <w:rFonts w:eastAsia="微软雅黑"/>
         </w:rPr>
-        <w:t xml:space="preserve">① </w:t>
-      </w:r>
-      <w:r>
-        <w:rPr>
-          <w:rFonts w:eastAsia="微软雅黑"/>
-        </w:rPr>
-        <w:t>运行前准备（手工）：将「基金信息</w:t>
-      </w:r>
-      <w:r>
-        <w:rPr>
-          <w:rFonts w:eastAsia="微软雅黑"/>
-        </w:rPr>
-        <w:t>!M2</w:t>
-      </w:r>
-      <w:r>
-        <w:rPr>
-          <w:rFonts w:eastAsia="微软雅黑"/>
-        </w:rPr>
-        <w:t>」更新为目标估值日（它决定日期截取与全部区间划分）；从</w:t>
-      </w:r>
-      <w:r>
-        <w:rPr>
-          <w:rFonts w:eastAsia="微软雅黑"/>
-        </w:rPr>
-        <w:t xml:space="preserve"> Wind </w:t>
-      </w:r>
-      <w:r>
-        <w:rPr>
-          <w:rFonts w:eastAsia="微软雅黑"/>
-        </w:rPr>
-        <w:t>导出基金净值（单位净值</w:t>
-      </w:r>
-      <w:r>
-        <w:rPr>
-          <w:rFonts w:eastAsia="微软雅黑"/>
-        </w:rPr>
-        <w:t>/</w:t>
-      </w:r>
-      <w:r>
-        <w:rPr>
-          <w:rFonts w:eastAsia="微软雅黑"/>
-        </w:rPr>
-        <w:t>分红</w:t>
-      </w:r>
-      <w:r>
-        <w:rPr>
-          <w:rFonts w:eastAsia="微软雅黑"/>
-        </w:rPr>
-        <w:t>/</w:t>
-      </w:r>
-      <w:r>
-        <w:rPr>
-          <w:rFonts w:eastAsia="微软雅黑"/>
-        </w:rPr>
-        <w:t>折算净值）、</w:t>
-      </w:r>
-      <w:r>
-        <w:rPr>
-          <w:rFonts w:eastAsia="微软雅黑"/>
-        </w:rPr>
-        <w:t xml:space="preserve">134 </w:t>
-      </w:r>
-      <w:r>
-        <w:rPr>
-          <w:rFonts w:eastAsia="微软雅黑"/>
-        </w:rPr>
-        <w:t>列基准行情与美元</w:t>
-      </w:r>
-      <w:r>
-        <w:rPr>
-          <w:rFonts w:eastAsia="微软雅黑"/>
-        </w:rPr>
-        <w:t>/</w:t>
-      </w:r>
-      <w:r>
-        <w:rPr>
-          <w:rFonts w:eastAsia="微软雅黑"/>
-        </w:rPr>
-        <w:t>港元中间价</w:t>
-      </w:r>
-      <w:r>
-        <w:rPr>
-          <w:rFonts w:eastAsia="微软雅黑"/>
-        </w:rPr>
+        <w:t>① 运行前准备（手工）：将「基金信息!M2」更新为目标估值日（它决定日期截取与全部区间划分）；从 Wind 导出基金净值（单位净值/分红/折算净值）、134 列基准行情与美元/港元中间价</w:t>
         <w:lastRenderedPageBreak/>
         <w:t>汇率，粘贴入簿。</w:t>
       </w:r>
@@ -894,97 +359,7 @@
         <w:rPr>
           <w:rFonts w:eastAsia="微软雅黑"/>
         </w:rPr>
-        <w:t xml:space="preserve">② </w:t>
-      </w:r>
-      <w:r>
-        <w:rPr>
-          <w:rFonts w:eastAsia="微软雅黑"/>
-        </w:rPr>
-        <w:t>点击按钮运行「计算</w:t>
-      </w:r>
-      <w:r>
-        <w:rPr>
-          <w:rFonts w:eastAsia="微软雅黑"/>
-        </w:rPr>
-        <w:t>()</w:t>
-      </w:r>
-      <w:r>
-        <w:rPr>
-          <w:rFonts w:eastAsia="微软雅黑"/>
-        </w:rPr>
-        <w:t>」：第一遍宏《计算基金和基准每日收益》将行情加工为每基金两列</w:t>
-      </w:r>
-      <w:r>
-        <w:rPr>
-          <w:rFonts w:eastAsia="微软雅黑"/>
-        </w:rPr>
-        <w:t>“</w:t>
-      </w:r>
-      <w:r>
-        <w:rPr>
-          <w:rFonts w:eastAsia="微软雅黑"/>
-        </w:rPr>
-        <w:t>日增长因子（</w:t>
-      </w:r>
-      <w:r>
-        <w:rPr>
-          <w:rFonts w:eastAsia="微软雅黑"/>
-        </w:rPr>
-        <w:t>1+</w:t>
-      </w:r>
-      <w:r>
-        <w:rPr>
-          <w:rFonts w:eastAsia="微软雅黑"/>
-        </w:rPr>
-        <w:t>日收益率）</w:t>
-      </w:r>
-      <w:r>
-        <w:rPr>
-          <w:rFonts w:eastAsia="微软雅黑"/>
-        </w:rPr>
-        <w:t>”</w:t>
-      </w:r>
-      <w:r>
-        <w:rPr>
-          <w:rFonts w:eastAsia="微软雅黑"/>
-        </w:rPr>
-        <w:t>序列</w:t>
-      </w:r>
-      <w:r>
-        <w:rPr>
-          <w:rFonts w:eastAsia="微软雅黑"/>
-        </w:rPr>
-        <w:t>——</w:t>
-      </w:r>
-      <w:r>
-        <w:rPr>
-          <w:rFonts w:eastAsia="微软雅黑"/>
-        </w:rPr>
-        <w:t>基金收益按分红扣减、份额折算还原；基准收益区分指数类与存款类单利（</w:t>
-      </w:r>
-      <w:r>
-        <w:rPr>
-          <w:rFonts w:eastAsia="微软雅黑"/>
-        </w:rPr>
-        <w:t>ACT/360</w:t>
-      </w:r>
-      <w:r>
-        <w:rPr>
-          <w:rFonts w:eastAsia="微软雅黑"/>
-        </w:rPr>
-        <w:t>），再按</w:t>
-      </w:r>
-      <w:r>
-        <w:rPr>
-          <w:rFonts w:eastAsia="微软雅黑"/>
-        </w:rPr>
-        <w:t xml:space="preserve"> 5 </w:t>
-      </w:r>
-      <w:r>
-        <w:rPr>
-          <w:rFonts w:eastAsia="微软雅黑"/>
-        </w:rPr>
-        <w:t>组合同权重逐日加权合成组合基准。</w:t>
+        <w:t>② 点击按钮运行「计算()」：第一遍宏《计算基金和基准每日收益》将行情加工为每基金两列“日增长因子（1+日收益率）”序列——基金收益按分红扣减、份额折算还原；基准收益区分指数类与存款类单利（ACT/360），再按 5 组合同权重逐日加权合成组合基准。</w:t>
       </w:r>
     </w:p>
     <w:p>
@@ -999,97 +374,7 @@
         <w:rPr>
           <w:rFonts w:eastAsia="微软雅黑"/>
         </w:rPr>
-        <w:t xml:space="preserve">③ </w:t>
-      </w:r>
-      <w:r>
-        <w:rPr>
-          <w:rFonts w:eastAsia="微软雅黑"/>
-        </w:rPr>
-        <w:t>第二遍宏《汇总各产品计算结果表格》按</w:t>
-      </w:r>
-      <w:r>
-        <w:rPr>
-          <w:rFonts w:eastAsia="微软雅黑"/>
-        </w:rPr>
-        <w:t xml:space="preserve"> 10 </w:t>
-      </w:r>
-      <w:r>
-        <w:rPr>
-          <w:rFonts w:eastAsia="微软雅黑"/>
-        </w:rPr>
-        <w:t>个披露区间将日因子复利汇总为「</w:t>
-      </w:r>
-      <w:r>
-        <w:rPr>
-          <w:rFonts w:eastAsia="微软雅黑"/>
-        </w:rPr>
-        <w:t>①</w:t>
-      </w:r>
-      <w:r>
-        <w:rPr>
-          <w:rFonts w:eastAsia="微软雅黑"/>
-        </w:rPr>
-        <w:t>基金净值增长率、</w:t>
-      </w:r>
-      <w:r>
-        <w:rPr>
-          <w:rFonts w:eastAsia="微软雅黑"/>
-        </w:rPr>
-        <w:t>②</w:t>
-      </w:r>
-      <w:r>
-        <w:rPr>
-          <w:rFonts w:eastAsia="微软雅黑"/>
-        </w:rPr>
-        <w:t>标准差、</w:t>
-      </w:r>
-      <w:r>
-        <w:rPr>
-          <w:rFonts w:eastAsia="微软雅黑"/>
-        </w:rPr>
-        <w:t>③</w:t>
-      </w:r>
-      <w:r>
-        <w:rPr>
-          <w:rFonts w:eastAsia="微软雅黑"/>
-        </w:rPr>
-        <w:t>业绩比较基准收益率、</w:t>
-      </w:r>
-      <w:r>
-        <w:rPr>
-          <w:rFonts w:eastAsia="微软雅黑"/>
-        </w:rPr>
-        <w:t>④</w:t>
-      </w:r>
-      <w:r>
-        <w:rPr>
-          <w:rFonts w:eastAsia="微软雅黑"/>
-        </w:rPr>
-        <w:t>标准差、</w:t>
-      </w:r>
-      <w:r>
-        <w:rPr>
-          <w:rFonts w:eastAsia="微软雅黑"/>
-        </w:rPr>
-        <w:t>①−③</w:t>
-      </w:r>
-      <w:r>
-        <w:rPr>
-          <w:rFonts w:eastAsia="微软雅黑"/>
-        </w:rPr>
-        <w:t>、</w:t>
-      </w:r>
-      <w:r>
-        <w:rPr>
-          <w:rFonts w:eastAsia="微软雅黑"/>
-        </w:rPr>
-        <w:t>②−④</w:t>
-      </w:r>
-      <w:r>
-        <w:rPr>
-          <w:rFonts w:eastAsia="微软雅黑"/>
-        </w:rPr>
-        <w:t>」对比报表。</w:t>
+        <w:t>③ 第二遍宏《汇总各产品计算结果表格》按 10 个披露区间将日因子复利汇总为「①基金净值增长率、②标准差、③业绩比较基准收益率、④标准差、①−③、②−④」对比报表。</w:t>
       </w:r>
     </w:p>
     <w:p>
@@ -1104,49 +389,7 @@
         <w:rPr>
           <w:rFonts w:eastAsia="微软雅黑"/>
         </w:rPr>
-        <w:t xml:space="preserve">④ </w:t>
-      </w:r>
-      <w:r>
-        <w:rPr>
-          <w:rFonts w:eastAsia="微软雅黑"/>
-        </w:rPr>
-        <w:t>人工检查「计算结果」表（</w:t>
-      </w:r>
-      <w:r>
-        <w:rPr>
-          <w:rFonts w:eastAsia="微软雅黑"/>
-        </w:rPr>
-        <w:t xml:space="preserve">3,876 </w:t>
-      </w:r>
-      <w:r>
-        <w:rPr>
-          <w:rFonts w:eastAsia="微软雅黑"/>
-        </w:rPr>
-        <w:t>行</w:t>
-      </w:r>
-      <w:r>
-        <w:rPr>
-          <w:rFonts w:eastAsia="微软雅黑"/>
-        </w:rPr>
-        <w:t xml:space="preserve"> × 8 </w:t>
-      </w:r>
-      <w:r>
-        <w:rPr>
-          <w:rFonts w:eastAsia="微软雅黑"/>
-        </w:rPr>
-        <w:t>列，每基金一个</w:t>
-      </w:r>
-      <w:r>
-        <w:rPr>
-          <w:rFonts w:eastAsia="微软雅黑"/>
-        </w:rPr>
-        <w:t xml:space="preserve"> 12 </w:t>
-      </w:r>
-      <w:r>
-        <w:rPr>
-          <w:rFonts w:eastAsia="微软雅黑"/>
-        </w:rPr>
-        <w:t>行块）。</w:t>
+        <w:t>④ 人工检查「计算结果」表（3,876 行 × 8 列，每基金一个 12 行块）。</w:t>
       </w:r>
     </w:p>
     <w:p>
@@ -1161,85 +404,7 @@
         <w:rPr>
           <w:rFonts w:eastAsia="微软雅黑"/>
         </w:rPr>
-        <w:t xml:space="preserve">⑤ </w:t>
-      </w:r>
-      <w:r>
-        <w:rPr>
-          <w:rFonts w:eastAsia="微软雅黑"/>
-        </w:rPr>
-        <w:t>运行「业绩比较基准生成</w:t>
-      </w:r>
-      <w:r>
-        <w:rPr>
-          <w:rFonts w:eastAsia="微软雅黑"/>
-        </w:rPr>
-        <w:t>()</w:t>
-      </w:r>
-      <w:r>
-        <w:rPr>
-          <w:rFonts w:eastAsia="微软雅黑"/>
-        </w:rPr>
-        <w:t>」按「参数」表逐基金复制非分级</w:t>
-      </w:r>
-      <w:r>
-        <w:rPr>
-          <w:rFonts w:eastAsia="微软雅黑"/>
-        </w:rPr>
-        <w:t>/</w:t>
-      </w:r>
-      <w:r>
-        <w:rPr>
-          <w:rFonts w:eastAsia="微软雅黑"/>
-        </w:rPr>
-        <w:t>分级</w:t>
-      </w:r>
-      <w:r>
-        <w:rPr>
-          <w:rFonts w:eastAsia="微软雅黑"/>
-        </w:rPr>
-        <w:t>/</w:t>
-      </w:r>
-      <w:r>
-        <w:rPr>
-          <w:rFonts w:eastAsia="微软雅黑"/>
-        </w:rPr>
-        <w:t>三级模板，生成业绩导入</w:t>
-      </w:r>
-      <w:r>
-        <w:rPr>
-          <w:rFonts w:eastAsia="微软雅黑"/>
-        </w:rPr>
-        <w:t>2014.xls</w:t>
-      </w:r>
-      <w:r>
-        <w:rPr>
-          <w:rFonts w:eastAsia="微软雅黑"/>
-        </w:rPr>
-        <w:t>；运行「导出文字部分</w:t>
-      </w:r>
-      <w:r>
-        <w:rPr>
-          <w:rFonts w:eastAsia="微软雅黑"/>
-        </w:rPr>
-        <w:t>()</w:t>
-      </w:r>
-      <w:r>
-        <w:rPr>
-          <w:rFonts w:eastAsia="微软雅黑"/>
-        </w:rPr>
-        <w:t>」生成文字导入</w:t>
-      </w:r>
-      <w:r>
-        <w:rPr>
-          <w:rFonts w:eastAsia="微软雅黑"/>
-        </w:rPr>
-        <w:t>2014.xls</w:t>
-      </w:r>
-      <w:r>
-        <w:rPr>
-          <w:rFonts w:eastAsia="微软雅黑"/>
-        </w:rPr>
-        <w:t>（每基金一页披露文案）。</w:t>
+        <w:t>⑤ 运行「业绩比较基准生成()」按「参数」表逐基金复制非分级/分级/三级模板，生成业绩导入2014.xls；运行「导出文字部分()」生成文字导入2014.xls（每基金一页披露文案）。</w:t>
       </w:r>
     </w:p>
     <w:p>
@@ -1254,85 +419,7 @@
         <w:rPr>
           <w:rFonts w:eastAsia="微软雅黑"/>
         </w:rPr>
-        <w:t xml:space="preserve">⑥ </w:t>
-      </w:r>
-      <w:r>
-        <w:rPr>
-          <w:rFonts w:eastAsia="微软雅黑"/>
-        </w:rPr>
-        <w:t>辅助宏（</w:t>
-      </w:r>
-      <w:r>
-        <w:rPr>
-          <w:rFonts w:eastAsia="微软雅黑"/>
-        </w:rPr>
-        <w:t>Macro1~7</w:t>
-      </w:r>
-      <w:r>
-        <w:rPr>
-          <w:rFonts w:eastAsia="微软雅黑"/>
-        </w:rPr>
-        <w:t>，历史录制）修正日期与小数格式、粘贴上传共享盘</w:t>
-      </w:r>
-      <w:r>
-        <w:rPr>
-          <w:rFonts w:eastAsia="微软雅黑"/>
-        </w:rPr>
-        <w:t xml:space="preserve"> \\172.16.33.131\Z1-Z2_FileSwap\</w:t>
-      </w:r>
-      <w:r>
-        <w:rPr>
-          <w:rFonts w:eastAsia="微软雅黑"/>
-        </w:rPr>
-        <w:t>风险管理部</w:t>
-      </w:r>
-      <w:r>
-        <w:rPr>
-          <w:rFonts w:eastAsia="微软雅黑"/>
-        </w:rPr>
-        <w:t>\</w:t>
-      </w:r>
-      <w:r>
-        <w:rPr>
-          <w:rFonts w:eastAsia="微软雅黑"/>
-        </w:rPr>
-        <w:t>信息披露程序设计</w:t>
-      </w:r>
-      <w:r>
-        <w:rPr>
-          <w:rFonts w:eastAsia="微软雅黑"/>
-        </w:rPr>
-        <w:t>\6.</w:t>
-      </w:r>
-      <w:r>
-        <w:rPr>
-          <w:rFonts w:eastAsia="微软雅黑"/>
-        </w:rPr>
-        <w:t>业绩数据更新</w:t>
-      </w:r>
-      <w:r>
-        <w:rPr>
-          <w:rFonts w:eastAsia="微软雅黑"/>
-        </w:rPr>
-        <w:t>(</w:t>
-      </w:r>
-      <w:r>
-        <w:rPr>
-          <w:rFonts w:eastAsia="微软雅黑"/>
-        </w:rPr>
-        <w:t>信息披露</w:t>
-      </w:r>
-      <w:r>
-        <w:rPr>
-          <w:rFonts w:eastAsia="微软雅黑"/>
-        </w:rPr>
-        <w:t>)</w:t>
-      </w:r>
-      <w:r>
-        <w:rPr>
-          <w:rFonts w:eastAsia="微软雅黑"/>
-        </w:rPr>
-        <w:t>，并删除同目录旧导出文件。</w:t>
+        <w:t>⑥ 辅助宏（Macro1~7，历史录制）修正日期与小数格式、粘贴上传共享盘 \\172.16.33.131\Z1-Z2_FileSwap\风险管理部\信息披露程序设计\6.业绩数据更新(信息披露)，并删除同目录旧导出文件。</w:t>
       </w:r>
     </w:p>
     <w:p>
@@ -1349,16 +436,7 @@
           <w:sz w:val="22"/>
           <w:szCs w:val="22"/>
         </w:rPr>
-        <w:t xml:space="preserve">2. </w:t>
-      </w:r>
-      <w:r>
-        <w:rPr>
-          <w:rFonts w:eastAsia="微软雅黑"/>
-          <w:b/>
-          <w:sz w:val="22"/>
-          <w:szCs w:val="22"/>
-        </w:rPr>
-        <w:t>输入物（三类）</w:t>
+        <w:t>3. 输入物（三类）</w:t>
       </w:r>
     </w:p>
     <w:p>
@@ -1378,79 +456,7 @@
         <w:rPr>
           <w:rFonts w:eastAsia="微软雅黑"/>
         </w:rPr>
-        <w:t>基金与基准配置：「基金信息」表</w:t>
-      </w:r>
-      <w:r>
-        <w:rPr>
-          <w:rFonts w:eastAsia="微软雅黑"/>
-        </w:rPr>
-        <w:t xml:space="preserve">——322 </w:t>
-      </w:r>
-      <w:r>
-        <w:rPr>
-          <w:rFonts w:eastAsia="微软雅黑"/>
-        </w:rPr>
-        <w:t>只基金的代码</w:t>
-      </w:r>
-      <w:r>
-        <w:rPr>
-          <w:rFonts w:eastAsia="微软雅黑"/>
-        </w:rPr>
-        <w:t>/</w:t>
-      </w:r>
-      <w:r>
-        <w:rPr>
-          <w:rFonts w:eastAsia="微软雅黑"/>
-        </w:rPr>
-        <w:t>名称，及最多</w:t>
-      </w:r>
-      <w:r>
-        <w:rPr>
-          <w:rFonts w:eastAsia="微软雅黑"/>
-        </w:rPr>
-        <w:t xml:space="preserve"> 5 </w:t>
-      </w:r>
-      <w:r>
-        <w:rPr>
-          <w:rFonts w:eastAsia="微软雅黑"/>
-        </w:rPr>
-        <w:t>组「占比＋名称＋代码」基准成分；第</w:t>
-      </w:r>
-      <w:r>
-        <w:rPr>
-          <w:rFonts w:eastAsia="微软雅黑"/>
-        </w:rPr>
-        <w:t xml:space="preserve"> 1–2 </w:t>
-      </w:r>
-      <w:r>
-        <w:rPr>
-          <w:rFonts w:eastAsia="微软雅黑"/>
-        </w:rPr>
-        <w:t>行兼作控制区（</w:t>
-      </w:r>
-      <w:r>
-        <w:rPr>
-          <w:rFonts w:eastAsia="微软雅黑"/>
-        </w:rPr>
-        <w:t>M2</w:t>
-      </w:r>
-      <w:r>
-        <w:rPr>
-          <w:rFonts w:eastAsia="微软雅黑"/>
-        </w:rPr>
-        <w:t>＝计算截止估值日、</w:t>
-      </w:r>
-      <w:r>
-        <w:rPr>
-          <w:rFonts w:eastAsia="微软雅黑"/>
-        </w:rPr>
-        <w:t xml:space="preserve">O </w:t>
-      </w:r>
-      <w:r>
-        <w:rPr>
-          <w:rFonts w:eastAsia="微软雅黑"/>
-        </w:rPr>
-        <w:t>列＝运行耗时）。</w:t>
+        <w:t>基金与基准配置：「基金信息」表——322 只基金的代码/名称，及最多 5 组「占比＋名称＋代码」基准成分；第 1–2 行兼作控制区（M2＝计算截止估值日、O 列＝运行耗时）。</w:t>
       </w:r>
     </w:p>
     <w:p>
@@ -1470,67 +476,7 @@
         <w:rPr>
           <w:rFonts w:eastAsia="微软雅黑"/>
         </w:rPr>
-        <w:t>行情数据（</w:t>
-      </w:r>
-      <w:r>
-        <w:rPr>
-          <w:rFonts w:eastAsia="微软雅黑"/>
-        </w:rPr>
-        <w:t xml:space="preserve">Wind </w:t>
-      </w:r>
-      <w:r>
-        <w:rPr>
-          <w:rFonts w:eastAsia="微软雅黑"/>
-        </w:rPr>
-        <w:t>导出）：「基金净值」三列组（单位净值</w:t>
-      </w:r>
-      <w:r>
-        <w:rPr>
-          <w:rFonts w:eastAsia="微软雅黑"/>
-        </w:rPr>
-        <w:t>/</w:t>
-      </w:r>
-      <w:r>
-        <w:rPr>
-          <w:rFonts w:eastAsia="微软雅黑"/>
-        </w:rPr>
-        <w:t>分红</w:t>
-      </w:r>
-      <w:r>
-        <w:rPr>
-          <w:rFonts w:eastAsia="微软雅黑"/>
-        </w:rPr>
-        <w:t>/</w:t>
-      </w:r>
-      <w:r>
-        <w:rPr>
-          <w:rFonts w:eastAsia="微软雅黑"/>
-        </w:rPr>
-        <w:t>折算净值）；「比较基准」</w:t>
-      </w:r>
-      <w:r>
-        <w:rPr>
-          <w:rFonts w:eastAsia="微软雅黑"/>
-        </w:rPr>
-        <w:t xml:space="preserve">134 </w:t>
-      </w:r>
-      <w:r>
-        <w:rPr>
-          <w:rFonts w:eastAsia="微软雅黑"/>
-        </w:rPr>
-        <w:t>列（指数点位、利率年化小数、预计算复合基准、汇率折算列）；「汇率」表为美元</w:t>
-      </w:r>
-      <w:r>
-        <w:rPr>
-          <w:rFonts w:eastAsia="微软雅黑"/>
-        </w:rPr>
-        <w:t>/</w:t>
-      </w:r>
-      <w:r>
-        <w:rPr>
-          <w:rFonts w:eastAsia="微软雅黑"/>
-        </w:rPr>
-        <w:t>港元兑人民币中间价（来源人民银行，倒序存放）。</w:t>
+        <w:t>行情数据（Wind 导出）：「基金净值」三列组（单位净值/分红/折算净值）；「比较基准」134 列（指数点位、利率年化小数、预计算复合基准、汇率折算列）；「汇率」表为美元/港元兑人民币中间价（来源人民银行，倒序存放）。</w:t>
       </w:r>
     </w:p>
     <w:p>
@@ -1550,91 +496,7 @@
         <w:rPr>
           <w:rFonts w:eastAsia="微软雅黑"/>
         </w:rPr>
-        <w:t>导出配置与模板：「参数」表（</w:t>
-      </w:r>
-      <w:r>
-        <w:rPr>
-          <w:rFonts w:eastAsia="微软雅黑"/>
-        </w:rPr>
-        <w:t xml:space="preserve">K/L </w:t>
-      </w:r>
-      <w:r>
-        <w:rPr>
-          <w:rFonts w:eastAsia="微软雅黑"/>
-        </w:rPr>
-        <w:t>列启用开关、</w:t>
-      </w:r>
-      <w:r>
-        <w:rPr>
-          <w:rFonts w:eastAsia="微软雅黑"/>
-        </w:rPr>
-        <w:t xml:space="preserve">D </w:t>
-      </w:r>
-      <w:r>
-        <w:rPr>
-          <w:rFonts w:eastAsia="微软雅黑"/>
-        </w:rPr>
-        <w:t>列起始日、</w:t>
-      </w:r>
-      <w:r>
-        <w:rPr>
-          <w:rFonts w:eastAsia="微软雅黑"/>
-        </w:rPr>
-        <w:t xml:space="preserve">M </w:t>
-      </w:r>
-      <w:r>
-        <w:rPr>
-          <w:rFonts w:eastAsia="微软雅黑"/>
-        </w:rPr>
-        <w:t>列模板选择、</w:t>
-      </w:r>
-      <w:r>
-        <w:rPr>
-          <w:rFonts w:eastAsia="微软雅黑"/>
-        </w:rPr>
-        <w:t xml:space="preserve">I </w:t>
-      </w:r>
-      <w:r>
-        <w:rPr>
-          <w:rFonts w:eastAsia="微软雅黑"/>
-        </w:rPr>
-        <w:t>列现成文案）；「非分级</w:t>
-      </w:r>
-      <w:r>
-        <w:rPr>
-          <w:rFonts w:eastAsia="微软雅黑"/>
-        </w:rPr>
-        <w:t>/</w:t>
-      </w:r>
-      <w:r>
-        <w:rPr>
-          <w:rFonts w:eastAsia="微软雅黑"/>
-        </w:rPr>
-        <w:t>分级</w:t>
-      </w:r>
-      <w:r>
-        <w:rPr>
-          <w:rFonts w:eastAsia="微软雅黑"/>
-        </w:rPr>
-        <w:t>/</w:t>
-      </w:r>
-      <w:r>
-        <w:rPr>
-          <w:rFonts w:eastAsia="微软雅黑"/>
-        </w:rPr>
-        <w:t>三级」导出模板与「文字模板」。注：本解读所用副本中，「参数」及三套模板等</w:t>
-      </w:r>
-      <w:r>
-        <w:rPr>
-          <w:rFonts w:eastAsia="微软雅黑"/>
-        </w:rPr>
-        <w:t xml:space="preserve"> 9 </w:t>
-      </w:r>
-      <w:r>
-        <w:rPr>
-          <w:rFonts w:eastAsia="微软雅黑"/>
-        </w:rPr>
-        <w:t>张表已被裁剪，仅能在生产完整版中查看。</w:t>
+        <w:t>导出配置与模板：「参数」表（K/L 列启用开关、D 列起始日、M 列模板选择、I 列现成文案）；「非分级/分级/三级」导出模板与「文字模板」。注：本解读所用副本中，「参数」及三套模板等 9 张表已被裁剪，仅能在生产完整版中查看。</w:t>
       </w:r>
     </w:p>
     <w:p>
@@ -1651,16 +513,7 @@
           <w:sz w:val="22"/>
           <w:szCs w:val="22"/>
         </w:rPr>
-        <w:t xml:space="preserve">3. </w:t>
-      </w:r>
-      <w:r>
-        <w:rPr>
-          <w:rFonts w:eastAsia="微软雅黑"/>
-          <w:b/>
-          <w:sz w:val="22"/>
-          <w:szCs w:val="22"/>
-        </w:rPr>
-        <w:t>输出物（四项）</w:t>
+        <w:t>4. 输出物（四项）</w:t>
       </w:r>
     </w:p>
     <w:p>
@@ -1700,43 +553,7 @@
         <w:rPr>
           <w:rFonts w:eastAsia="微软雅黑"/>
         </w:rPr>
-        <w:t>「计算结果」表：</w:t>
-      </w:r>
-      <w:r>
-        <w:rPr>
-          <w:rFonts w:eastAsia="微软雅黑"/>
-        </w:rPr>
-        <w:t xml:space="preserve">322 </w:t>
-      </w:r>
-      <w:r>
-        <w:rPr>
-          <w:rFonts w:eastAsia="微软雅黑"/>
-        </w:rPr>
-        <w:t>基金</w:t>
-      </w:r>
-      <w:r>
-        <w:rPr>
-          <w:rFonts w:eastAsia="微软雅黑"/>
-        </w:rPr>
-        <w:t xml:space="preserve"> × 10 </w:t>
-      </w:r>
-      <w:r>
-        <w:rPr>
-          <w:rFonts w:eastAsia="微软雅黑"/>
-        </w:rPr>
-        <w:t>区间的</w:t>
-      </w:r>
-      <w:r>
-        <w:rPr>
-          <w:rFonts w:eastAsia="微软雅黑"/>
-        </w:rPr>
-        <w:t>①~⑥</w:t>
-      </w:r>
-      <w:r>
-        <w:rPr>
-          <w:rFonts w:eastAsia="微软雅黑"/>
-        </w:rPr>
-        <w:t>对比报表，监管定期报告表格格式、两位百分比，供人工检查与文字文案引用。</w:t>
+        <w:t>「计算结果」表：322 基金 × 10 区间的①~⑥对比报表，监管定期报告表格格式、两位百分比，供人工检查与文字文案引用。</w:t>
       </w:r>
     </w:p>
     <w:p>
@@ -1756,43 +573,7 @@
         <w:rPr>
           <w:rFonts w:eastAsia="微软雅黑"/>
         </w:rPr>
-        <w:t>业绩导入</w:t>
-      </w:r>
-      <w:r>
-        <w:rPr>
-          <w:rFonts w:eastAsia="微软雅黑"/>
-        </w:rPr>
-        <w:t>2014.xls</w:t>
-      </w:r>
-      <w:r>
-        <w:rPr>
-          <w:rFonts w:eastAsia="微软雅黑"/>
-        </w:rPr>
-        <w:t>：</w:t>
-      </w:r>
-      <w:r>
-        <w:rPr>
-          <w:rFonts w:eastAsia="微软雅黑"/>
-        </w:rPr>
-        <w:t xml:space="preserve">Excel 97-2003 </w:t>
-      </w:r>
-      <w:r>
-        <w:rPr>
-          <w:rFonts w:eastAsia="微软雅黑"/>
-        </w:rPr>
-        <w:t>格式，每基金一张以</w:t>
-      </w:r>
-      <w:r>
-        <w:rPr>
-          <w:rFonts w:eastAsia="微软雅黑"/>
-        </w:rPr>
-        <w:t xml:space="preserve"> 6 </w:t>
-      </w:r>
-      <w:r>
-        <w:rPr>
-          <w:rFonts w:eastAsia="微软雅黑"/>
-        </w:rPr>
-        <w:t>位代码命名的工作表，供披露系统导入。</w:t>
+        <w:t>业绩导入2014.xls：Excel 97-2003 格式，每基金一张以 6 位代码命名的工作表，供披露系统导入。</w:t>
       </w:r>
     </w:p>
     <w:p>
@@ -1812,67 +593,7 @@
         <w:rPr>
           <w:rFonts w:eastAsia="微软雅黑"/>
         </w:rPr>
-        <w:t>文字导入</w:t>
-      </w:r>
-      <w:r>
-        <w:rPr>
-          <w:rFonts w:eastAsia="微软雅黑"/>
-        </w:rPr>
-        <w:t>2014.xls</w:t>
-      </w:r>
-      <w:r>
-        <w:rPr>
-          <w:rFonts w:eastAsia="微软雅黑"/>
-        </w:rPr>
-        <w:t>：每基金一页披露文案（</w:t>
-      </w:r>
-      <w:r>
-        <w:rPr>
-          <w:rFonts w:eastAsia="微软雅黑"/>
-        </w:rPr>
-        <w:t>“</w:t>
-      </w:r>
-      <w:r>
-        <w:rPr>
-          <w:rFonts w:eastAsia="微软雅黑"/>
-        </w:rPr>
-        <w:t>本报告期</w:t>
-      </w:r>
-      <w:r>
-        <w:rPr>
-          <w:rFonts w:eastAsia="微软雅黑"/>
-        </w:rPr>
-        <w:t>XXX</w:t>
-      </w:r>
-      <w:r>
-        <w:rPr>
-          <w:rFonts w:eastAsia="微软雅黑"/>
-        </w:rPr>
-        <w:t>净值增长率</w:t>
-      </w:r>
-      <w:r>
-        <w:rPr>
-          <w:rFonts w:eastAsia="微软雅黑"/>
-        </w:rPr>
-        <w:t>X%</w:t>
-      </w:r>
-      <w:r>
-        <w:rPr>
-          <w:rFonts w:eastAsia="微软雅黑"/>
-        </w:rPr>
-        <w:t>，波动率</w:t>
-      </w:r>
-      <w:r>
-        <w:rPr>
-          <w:rFonts w:eastAsia="微软雅黑"/>
-        </w:rPr>
-        <w:t>X%……”</w:t>
-      </w:r>
-      <w:r>
-        <w:rPr>
-          <w:rFonts w:eastAsia="微软雅黑"/>
-        </w:rPr>
-        <w:t>），与业绩导入文件一并上传共享盘。</w:t>
+        <w:t>文字导入2014.xls：每基金一页披露文案（“本报告期XXX净值增长率X%，波动率X%……”），与业绩导入文件一并上传共享盘。</w:t>
       </w:r>
     </w:p>
     <w:p>
@@ -1890,105 +611,7 @@
           <w:sz w:val="18"/>
           <w:szCs w:val="18"/>
         </w:rPr>
-        <w:t>注：本节与各题</w:t>
-      </w:r>
-      <w:r>
-        <w:rPr>
-          <w:rFonts w:eastAsia="微软雅黑"/>
-          <w:color w:val="595959"/>
-          <w:sz w:val="18"/>
-          <w:szCs w:val="18"/>
-        </w:rPr>
-        <w:t>“</w:t>
-      </w:r>
-      <w:r>
-        <w:rPr>
-          <w:rFonts w:eastAsia="微软雅黑"/>
-          <w:color w:val="595959"/>
-          <w:sz w:val="18"/>
-          <w:szCs w:val="18"/>
-        </w:rPr>
-        <w:t>背景与依据</w:t>
-      </w:r>
-      <w:r>
-        <w:rPr>
-          <w:rFonts w:eastAsia="微软雅黑"/>
-          <w:color w:val="595959"/>
-          <w:sz w:val="18"/>
-          <w:szCs w:val="18"/>
-        </w:rPr>
-        <w:t>”</w:t>
-      </w:r>
-      <w:r>
-        <w:rPr>
-          <w:rFonts w:eastAsia="微软雅黑"/>
-          <w:color w:val="595959"/>
-          <w:sz w:val="18"/>
-          <w:szCs w:val="18"/>
-        </w:rPr>
-        <w:t>均引自《</w:t>
-      </w:r>
-      <w:r>
-        <w:rPr>
-          <w:rFonts w:eastAsia="微软雅黑"/>
-          <w:color w:val="595959"/>
-          <w:sz w:val="18"/>
-          <w:szCs w:val="18"/>
-        </w:rPr>
-        <w:t>A</w:t>
-      </w:r>
-      <w:r>
-        <w:rPr>
-          <w:rFonts w:eastAsia="微软雅黑"/>
-          <w:color w:val="595959"/>
-          <w:sz w:val="18"/>
-          <w:szCs w:val="18"/>
-        </w:rPr>
-        <w:t>股基金业绩数据更新</w:t>
-      </w:r>
-      <w:r>
-        <w:rPr>
-          <w:rFonts w:eastAsia="微软雅黑"/>
-          <w:color w:val="595959"/>
-          <w:sz w:val="18"/>
-          <w:szCs w:val="18"/>
-        </w:rPr>
-        <w:t>VBA-</w:t>
-      </w:r>
-      <w:r>
-        <w:rPr>
-          <w:rFonts w:eastAsia="微软雅黑"/>
-          <w:color w:val="595959"/>
-          <w:sz w:val="18"/>
-          <w:szCs w:val="18"/>
-        </w:rPr>
-        <w:t>解读</w:t>
-      </w:r>
-      <w:r>
-        <w:rPr>
-          <w:rFonts w:eastAsia="微软雅黑"/>
-          <w:color w:val="595959"/>
-          <w:sz w:val="18"/>
-          <w:szCs w:val="18"/>
-        </w:rPr>
-        <w:t>.md</w:t>
-      </w:r>
-      <w:r>
-        <w:rPr>
-          <w:rFonts w:eastAsia="微软雅黑"/>
-          <w:color w:val="595959"/>
-          <w:sz w:val="18"/>
-          <w:szCs w:val="18"/>
-        </w:rPr>
-        <w:t>》，可作为澄清会前的背景宣讲材</w:t>
-      </w:r>
-      <w:r>
-        <w:rPr>
-          <w:rFonts w:eastAsia="微软雅黑"/>
-          <w:color w:val="595959"/>
-          <w:sz w:val="18"/>
-          <w:szCs w:val="18"/>
-        </w:rPr>
+        <w:t>注：本节与各题“背景与依据”均引自《A股基金业绩数据更新VBA-解读.md》，可作为澄清会前的背景宣讲材</w:t>
         <w:lastRenderedPageBreak/>
         <w:t>料。</w:t>
       </w:r>
@@ -2687,34 +1310,6 @@
               </w:rPr>
               <w:t>23–25</w:t>
             </w:r>
-            <w:r>
-              <w:rPr>
-                <w:rFonts w:eastAsia="微软雅黑"/>
-                <w:sz w:val="18"/>
-                <w:szCs w:val="18"/>
-              </w:rPr>
-            </w:r>
-            <w:r>
-              <w:rPr>
-                <w:rFonts w:eastAsia="微软雅黑"/>
-                <w:sz w:val="18"/>
-                <w:szCs w:val="18"/>
-              </w:rPr>
-            </w:r>
-            <w:r>
-              <w:rPr>
-                <w:rFonts w:eastAsia="微软雅黑"/>
-                <w:sz w:val="18"/>
-                <w:szCs w:val="18"/>
-              </w:rPr>
-            </w:r>
-            <w:r>
-              <w:rPr>
-                <w:rFonts w:eastAsia="微软雅黑"/>
-                <w:sz w:val="18"/>
-                <w:szCs w:val="18"/>
-              </w:rPr>
-            </w:r>
           </w:p>
         </w:tc>
         <w:tc>
@@ -3002,34 +1597,6 @@
                 <w:szCs w:val="18"/>
               </w:rPr>
               <w:t>29–31</w:t>
-            </w:r>
-            <w:r>
-              <w:rPr>
-                <w:rFonts w:eastAsia="微软雅黑"/>
-                <w:sz w:val="18"/>
-                <w:szCs w:val="18"/>
-              </w:rPr>
-            </w:r>
-            <w:r>
-              <w:rPr>
-                <w:rFonts w:eastAsia="微软雅黑"/>
-                <w:sz w:val="18"/>
-                <w:szCs w:val="18"/>
-              </w:rPr>
-            </w:r>
-            <w:r>
-              <w:rPr>
-                <w:rFonts w:eastAsia="微软雅黑"/>
-                <w:sz w:val="18"/>
-                <w:szCs w:val="18"/>
-              </w:rPr>
-            </w:r>
-            <w:r>
-              <w:rPr>
-                <w:rFonts w:eastAsia="微软雅黑"/>
-                <w:sz w:val="18"/>
-                <w:szCs w:val="18"/>
-              </w:rPr>
             </w:r>
           </w:p>
         </w:tc>
@@ -3268,8 +1835,6 @@
       <w:r>
         <w:t>一、业绩比较基准结构化（第 1–6 题）</w:t>
       </w:r>
-      <w:r/>
-      <w:r/>
     </w:p>
     <w:p>
       <w:pPr>
@@ -3427,27 +1992,7 @@
                 <w:sz w:val="18"/>
                 <w:szCs w:val="18"/>
               </w:rPr>
-              <w:t>背景与依据（现行</w:t>
-            </w:r>
-            <w:r>
-              <w:rPr>
-                <w:rFonts w:eastAsia="微软雅黑"/>
-                <w:b/>
-                <w:bCs/>
-                <w:sz w:val="18"/>
-                <w:szCs w:val="18"/>
-              </w:rPr>
-              <w:t xml:space="preserve"> VBA </w:t>
-            </w:r>
-            <w:r>
-              <w:rPr>
-                <w:rFonts w:eastAsia="微软雅黑"/>
-                <w:b/>
-                <w:bCs/>
-                <w:sz w:val="18"/>
-                <w:szCs w:val="18"/>
-              </w:rPr>
-              <w:t>现状）</w:t>
+              <w:t>背景与依据（现行 VBA 现状）</w:t>
             </w:r>
           </w:p>
         </w:tc>
@@ -3732,71 +2277,7 @@
                 <w:sz w:val="18"/>
                 <w:szCs w:val="18"/>
               </w:rPr>
-              <w:t>组合基准按</w:t>
-            </w:r>
-            <w:r>
-              <w:rPr>
-                <w:rFonts w:eastAsia="微软雅黑"/>
-                <w:sz w:val="18"/>
-                <w:szCs w:val="18"/>
-              </w:rPr>
-              <w:t>“</w:t>
-            </w:r>
-            <w:r>
-              <w:rPr>
-                <w:rFonts w:eastAsia="微软雅黑"/>
-                <w:sz w:val="18"/>
-                <w:szCs w:val="18"/>
-              </w:rPr>
-              <w:t>每日以合同固定权重加权各成分当日收益</w:t>
-            </w:r>
-            <w:r>
-              <w:rPr>
-                <w:rFonts w:eastAsia="微软雅黑"/>
-                <w:sz w:val="18"/>
-                <w:szCs w:val="18"/>
-              </w:rPr>
-              <w:t>”</w:t>
-            </w:r>
-            <w:r>
-              <w:rPr>
-                <w:rFonts w:eastAsia="微软雅黑"/>
-                <w:sz w:val="18"/>
-                <w:szCs w:val="18"/>
-              </w:rPr>
-              <w:t>计算（等价于每日再平衡）。是否全部产品均为该口径？是否存在</w:t>
-            </w:r>
-            <w:r>
-              <w:rPr>
-                <w:rFonts w:eastAsia="微软雅黑"/>
-                <w:sz w:val="18"/>
-                <w:szCs w:val="18"/>
-              </w:rPr>
-              <w:t>“</w:t>
-            </w:r>
-            <w:r>
-              <w:rPr>
-                <w:rFonts w:eastAsia="微软雅黑"/>
-                <w:sz w:val="18"/>
-                <w:szCs w:val="18"/>
-              </w:rPr>
-              <w:t>各成分独立复利、期末按权重合并</w:t>
-            </w:r>
-            <w:r>
-              <w:rPr>
-                <w:rFonts w:eastAsia="微软雅黑"/>
-                <w:sz w:val="18"/>
-                <w:szCs w:val="18"/>
-              </w:rPr>
-              <w:t>”</w:t>
-            </w:r>
-            <w:r>
-              <w:rPr>
-                <w:rFonts w:eastAsia="微软雅黑"/>
-                <w:sz w:val="18"/>
-                <w:szCs w:val="18"/>
-              </w:rPr>
-              <w:t>的合同约定？</w:t>
+              <w:t>组合基准按“每日以合同固定权重加权各成分当日收益”计算（等价于每日再平衡）。是否全部产品均为该口径？是否存在“各成分独立复利、期末按权重合并”的合同约定？</w:t>
             </w:r>
           </w:p>
         </w:tc>
@@ -3830,61 +2311,7 @@
                 <w:sz w:val="18"/>
                 <w:szCs w:val="18"/>
               </w:rPr>
-              <w:t>模块</w:t>
-            </w:r>
-            <w:r>
-              <w:rPr>
-                <w:rFonts w:eastAsia="微软雅黑"/>
-                <w:color w:val="595959"/>
-                <w:sz w:val="18"/>
-                <w:szCs w:val="18"/>
-              </w:rPr>
-              <w:t xml:space="preserve">1 </w:t>
-            </w:r>
-            <w:r>
-              <w:rPr>
-                <w:rFonts w:eastAsia="微软雅黑"/>
-                <w:color w:val="595959"/>
-                <w:sz w:val="18"/>
-                <w:szCs w:val="18"/>
-              </w:rPr>
-              <w:t>第</w:t>
-            </w:r>
-            <w:r>
-              <w:rPr>
-                <w:rFonts w:eastAsia="微软雅黑"/>
-                <w:color w:val="595959"/>
-                <w:sz w:val="18"/>
-                <w:szCs w:val="18"/>
-              </w:rPr>
-              <w:t xml:space="preserve"> 5 </w:t>
-            </w:r>
-            <w:r>
-              <w:rPr>
-                <w:rFonts w:eastAsia="微软雅黑"/>
-                <w:color w:val="595959"/>
-                <w:sz w:val="18"/>
-                <w:szCs w:val="18"/>
-              </w:rPr>
-              <w:t>步逐日加权求和写入「基准日</w:t>
-            </w:r>
-            <w:r>
-              <w:rPr>
-                <w:rFonts w:eastAsia="微软雅黑"/>
-                <w:color w:val="595959"/>
-                <w:sz w:val="18"/>
-                <w:szCs w:val="18"/>
-              </w:rPr>
-              <w:t>R+1</w:t>
-            </w:r>
-            <w:r>
-              <w:rPr>
-                <w:rFonts w:eastAsia="微软雅黑"/>
-                <w:color w:val="595959"/>
-                <w:sz w:val="18"/>
-                <w:szCs w:val="18"/>
-              </w:rPr>
-              <w:t>」列</w:t>
+              <w:t>模块1 第 5 步逐日加权求和写入「基准日R+1」列</w:t>
             </w:r>
           </w:p>
         </w:tc>
@@ -3956,25 +2383,7 @@
                 <w:sz w:val="18"/>
                 <w:szCs w:val="18"/>
               </w:rPr>
-              <w:t>以合同为准：配置表增设口径标识（每日再平衡</w:t>
-            </w:r>
-            <w:r>
-              <w:rPr>
-                <w:rFonts w:eastAsia="微软雅黑"/>
-                <w:color w:val="1F4E79"/>
-                <w:sz w:val="18"/>
-                <w:szCs w:val="18"/>
-              </w:rPr>
-              <w:t>/</w:t>
-            </w:r>
-            <w:r>
-              <w:rPr>
-                <w:rFonts w:eastAsia="微软雅黑"/>
-                <w:color w:val="1F4E79"/>
-                <w:sz w:val="18"/>
-                <w:szCs w:val="18"/>
-              </w:rPr>
-              <w:t>期末合并），逐基金核对合同登记；存量默认按现行每日再平衡口径迁移，合同不同的单独标识处理。</w:t>
+              <w:t>以合同为准：配置表增设口径标识（每日再平衡/期末合并），逐基金核对合同登记；存量默认按现行每日再平衡口径迁移，合同不同的单独标识处理。</w:t>
             </w:r>
           </w:p>
         </w:tc>
@@ -4049,46 +2458,7 @@
                 <w:sz w:val="18"/>
                 <w:szCs w:val="18"/>
               </w:rPr>
-              <w:t>各成分占比之和是否必须为</w:t>
-            </w:r>
-            <w:r>
-              <w:rPr>
-                <w:rFonts w:eastAsia="微软雅黑"/>
-                <w:sz w:val="18"/>
-                <w:szCs w:val="18"/>
-              </w:rPr>
-              <w:t xml:space="preserve"> 100%</w:t>
-            </w:r>
-            <w:r>
-              <w:rPr>
-                <w:rFonts w:eastAsia="微软雅黑"/>
-                <w:sz w:val="18"/>
-                <w:szCs w:val="18"/>
-              </w:rPr>
-              <w:t>？若合计不等于</w:t>
-            </w:r>
-            <w:r>
-              <w:rPr>
-                <w:rFonts w:eastAsia="微软雅黑"/>
-                <w:sz w:val="18"/>
-                <w:szCs w:val="18"/>
-              </w:rPr>
-              <w:t xml:space="preserve"> 100%</w:t>
-            </w:r>
-            <w:r>
-              <w:rPr>
-                <w:rFonts w:eastAsia="微软雅黑"/>
-                <w:sz w:val="18"/>
-                <w:szCs w:val="18"/>
-              </w:rPr>
-              <w:t>（如留有现金未指定基准），按</w:t>
-            </w:r>
-            <w:r>
-              <w:rPr>
-                <w:rFonts w:eastAsia="微软雅黑"/>
-                <w:sz w:val="18"/>
-                <w:szCs w:val="18"/>
-              </w:rPr>
+              <w:t>各成分占比之和是否必须为 100%？若合计不等于 100%（如留有现金未指定基准），按</w:t>
               <w:lastRenderedPageBreak/>
               <w:t>原值加权还是归一化？某组成分为空时如何处理？</w:t>
             </w:r>
@@ -4125,16 +2495,7 @@
                 <w:szCs w:val="18"/>
               </w:rPr>
               <w:lastRenderedPageBreak/>
-              <w:t xml:space="preserve">VBA </w:t>
-            </w:r>
-            <w:r>
-              <w:rPr>
-                <w:rFonts w:eastAsia="微软雅黑"/>
-                <w:color w:val="595959"/>
-                <w:sz w:val="18"/>
-                <w:szCs w:val="18"/>
-              </w:rPr>
-              <w:t>未做权重合计校验，直接按所填权重加权</w:t>
+              <w:t>VBA 未做权重合计校验，直接按所填权重加权</w:t>
             </w:r>
           </w:p>
         </w:tc>
@@ -4206,89 +2567,9 @@
                 <w:sz w:val="18"/>
                 <w:szCs w:val="18"/>
               </w:rPr>
-              <w:t>保存时强制校验合计＝</w:t>
-            </w:r>
-            <w:r>
-              <w:rPr>
-                <w:rFonts w:eastAsia="微软雅黑"/>
-                <w:color w:val="1F4E79"/>
-                <w:sz w:val="18"/>
-                <w:szCs w:val="18"/>
-              </w:rPr>
-              <w:t>100%</w:t>
-            </w:r>
-            <w:r>
-              <w:rPr>
-                <w:rFonts w:eastAsia="微软雅黑"/>
-                <w:color w:val="1F4E79"/>
-                <w:sz w:val="18"/>
-                <w:szCs w:val="18"/>
-              </w:rPr>
-              <w:t>（容差</w:t>
-            </w:r>
-            <w:r>
-              <w:rPr>
-                <w:rFonts w:eastAsia="微软雅黑"/>
-                <w:color w:val="1F4E79"/>
-                <w:sz w:val="18"/>
-                <w:szCs w:val="18"/>
-              </w:rPr>
-              <w:t xml:space="preserve"> ±0.0001</w:t>
-            </w:r>
-            <w:r>
-              <w:rPr>
-                <w:rFonts w:eastAsia="微软雅黑"/>
-                <w:color w:val="1F4E79"/>
-                <w:sz w:val="18"/>
-                <w:szCs w:val="18"/>
-              </w:rPr>
-              <w:t>），不等即阻断提示；成分为空视为</w:t>
-            </w:r>
-            <w:r>
-              <w:rPr>
-                <w:rFonts w:eastAsia="微软雅黑"/>
-                <w:color w:val="1F4E79"/>
-                <w:sz w:val="18"/>
-                <w:szCs w:val="18"/>
-              </w:rPr>
-              <w:t xml:space="preserve"> 0 </w:t>
-            </w:r>
-            <w:r>
-              <w:rPr>
-                <w:rFonts w:eastAsia="微软雅黑"/>
-                <w:color w:val="1F4E79"/>
-                <w:sz w:val="18"/>
-                <w:szCs w:val="18"/>
-              </w:rPr>
-              <w:t>权重跳过，</w:t>
-            </w:r>
-            <w:r>
-              <w:rPr>
-                <w:rFonts w:eastAsia="微软雅黑"/>
-                <w:color w:val="1F4E79"/>
-                <w:sz w:val="18"/>
-                <w:szCs w:val="18"/>
-              </w:rPr>
+              <w:t>保存时强制校验合计＝100%（容差 ±0.0001），不等即阻断提示；成分为空视为 0 权重跳过，</w:t>
               <w:lastRenderedPageBreak/>
-              <w:t>但至少</w:t>
-            </w:r>
-            <w:r>
-              <w:rPr>
-                <w:rFonts w:eastAsia="微软雅黑"/>
-                <w:color w:val="1F4E79"/>
-                <w:sz w:val="18"/>
-                <w:szCs w:val="18"/>
-              </w:rPr>
-              <w:t xml:space="preserve"> 1 </w:t>
-            </w:r>
-            <w:r>
-              <w:rPr>
-                <w:rFonts w:eastAsia="微软雅黑"/>
-                <w:color w:val="1F4E79"/>
-                <w:sz w:val="18"/>
-                <w:szCs w:val="18"/>
-              </w:rPr>
-              <w:t>个有效成分；现金未指定基准的情形须在合同层面先明确。</w:t>
+              <w:t>但至少 1 个有效成分；现金未指定基准的情形须在合同层面先明确。</w:t>
             </w:r>
           </w:p>
         </w:tc>
@@ -4469,25 +2750,7 @@
                 <w:sz w:val="18"/>
                 <w:szCs w:val="18"/>
               </w:rPr>
-              <w:t>配置表增加生效日期区间（起</w:t>
-            </w:r>
-            <w:r>
-              <w:rPr>
-                <w:rFonts w:eastAsia="微软雅黑"/>
-                <w:color w:val="1F4E79"/>
-                <w:sz w:val="18"/>
-                <w:szCs w:val="18"/>
-              </w:rPr>
-              <w:t>/</w:t>
-            </w:r>
-            <w:r>
-              <w:rPr>
-                <w:rFonts w:eastAsia="微软雅黑"/>
-                <w:color w:val="1F4E79"/>
-                <w:sz w:val="18"/>
-                <w:szCs w:val="18"/>
-              </w:rPr>
-              <w:t>止日），计算按估值日落入的区间取配置；变更日所在区间分段计算（变更日前旧基准、其后新基准，日因子拼接）；历史报告原则上不追溯重算，监管另有要求的除外。</w:t>
+              <w:t>配置表增加生效日期区间（起/止日），计算按估值日落入的区间取配置；变更日所在区间分段计算（变更日前旧基准、其后新基准，日因子拼接）；历史报告原则上不追溯重算，监管另有要求的除外。</w:t>
             </w:r>
           </w:p>
         </w:tc>
@@ -4562,71 +2825,7 @@
                 <w:sz w:val="18"/>
                 <w:szCs w:val="18"/>
               </w:rPr>
-              <w:t>基准现行以</w:t>
-            </w:r>
-            <w:r>
-              <w:rPr>
-                <w:rFonts w:eastAsia="微软雅黑"/>
-                <w:sz w:val="18"/>
-                <w:szCs w:val="18"/>
-              </w:rPr>
-              <w:t>“</w:t>
-            </w:r>
-            <w:r>
-              <w:rPr>
-                <w:rFonts w:eastAsia="微软雅黑"/>
-                <w:sz w:val="18"/>
-                <w:szCs w:val="18"/>
-              </w:rPr>
-              <w:t>名称＋指数代码</w:t>
-            </w:r>
-            <w:r>
-              <w:rPr>
-                <w:rFonts w:eastAsia="微软雅黑"/>
-                <w:sz w:val="18"/>
-                <w:szCs w:val="18"/>
-              </w:rPr>
-              <w:t>”</w:t>
-            </w:r>
-            <w:r>
-              <w:rPr>
-                <w:rFonts w:eastAsia="微软雅黑"/>
-                <w:sz w:val="18"/>
-                <w:szCs w:val="18"/>
-              </w:rPr>
-              <w:t>双要素识别（名称用于</w:t>
-            </w:r>
-            <w:r>
-              <w:rPr>
-                <w:rFonts w:eastAsia="微软雅黑"/>
-                <w:sz w:val="18"/>
-                <w:szCs w:val="18"/>
-              </w:rPr>
-              <w:t>“</w:t>
-            </w:r>
-            <w:r>
-              <w:rPr>
-                <w:rFonts w:eastAsia="微软雅黑"/>
-                <w:sz w:val="18"/>
-                <w:szCs w:val="18"/>
-              </w:rPr>
-              <w:t>存款</w:t>
-            </w:r>
-            <w:r>
-              <w:rPr>
-                <w:rFonts w:eastAsia="微软雅黑"/>
-                <w:sz w:val="18"/>
-                <w:szCs w:val="18"/>
-              </w:rPr>
-              <w:t>”</w:t>
-            </w:r>
-            <w:r>
-              <w:rPr>
-                <w:rFonts w:eastAsia="微软雅黑"/>
-                <w:sz w:val="18"/>
-                <w:szCs w:val="18"/>
-              </w:rPr>
-              <w:t>类判断，代码用于行情列匹配）。系统化后基准主数据以什么为唯一键？基准代码清单由谁维护、新增流程如何走？</w:t>
+              <w:t>基准现行以“名称＋指数代码”双要素识别（名称用于“存款”类判断，代码用于行情列匹配）。系统化后基准主数据以什么为唯一键？基准代码清单由谁维护、新增流程如何走？</w:t>
             </w:r>
           </w:p>
         </w:tc>
@@ -4660,43 +2859,7 @@
                 <w:sz w:val="18"/>
                 <w:szCs w:val="18"/>
               </w:rPr>
-              <w:t>比较基准表第</w:t>
-            </w:r>
-            <w:r>
-              <w:rPr>
-                <w:rFonts w:eastAsia="微软雅黑"/>
-                <w:color w:val="595959"/>
-                <w:sz w:val="18"/>
-                <w:szCs w:val="18"/>
-              </w:rPr>
-              <w:t xml:space="preserve"> 1 </w:t>
-            </w:r>
-            <w:r>
-              <w:rPr>
-                <w:rFonts w:eastAsia="微软雅黑"/>
-                <w:color w:val="595959"/>
-                <w:sz w:val="18"/>
-                <w:szCs w:val="18"/>
-              </w:rPr>
-              <w:t>行为简称、第</w:t>
-            </w:r>
-            <w:r>
-              <w:rPr>
-                <w:rFonts w:eastAsia="微软雅黑"/>
-                <w:color w:val="595959"/>
-                <w:sz w:val="18"/>
-                <w:szCs w:val="18"/>
-              </w:rPr>
-              <w:t xml:space="preserve"> 2 </w:t>
-            </w:r>
-            <w:r>
-              <w:rPr>
-                <w:rFonts w:eastAsia="微软雅黑"/>
-                <w:color w:val="595959"/>
-                <w:sz w:val="18"/>
-                <w:szCs w:val="18"/>
-              </w:rPr>
-              <w:t>行为指数代码，双行表头</w:t>
+              <w:t>比较基准表第 1 行为简称、第 2 行为指数代码，双行表头</w:t>
             </w:r>
           </w:p>
         </w:tc>
@@ -4766,43 +2929,7 @@
                 <w:sz w:val="18"/>
                 <w:szCs w:val="18"/>
               </w:rPr>
-              <w:t>以</w:t>
-            </w:r>
-            <w:r>
-              <w:rPr>
-                <w:rFonts w:eastAsia="微软雅黑"/>
-                <w:color w:val="1F4E79"/>
-                <w:sz w:val="18"/>
-                <w:szCs w:val="18"/>
-              </w:rPr>
-              <w:t xml:space="preserve"> Wind </w:t>
-            </w:r>
-            <w:r>
-              <w:rPr>
-                <w:rFonts w:eastAsia="微软雅黑"/>
-                <w:color w:val="1F4E79"/>
-                <w:sz w:val="18"/>
-                <w:szCs w:val="18"/>
-              </w:rPr>
-              <w:t>指数</w:t>
-            </w:r>
-            <w:r>
-              <w:rPr>
-                <w:rFonts w:eastAsia="微软雅黑"/>
-                <w:color w:val="1F4E79"/>
-                <w:sz w:val="18"/>
-                <w:szCs w:val="18"/>
-              </w:rPr>
-              <w:t>/</w:t>
-            </w:r>
-            <w:r>
-              <w:rPr>
-                <w:rFonts w:eastAsia="微软雅黑"/>
-                <w:color w:val="1F4E79"/>
-                <w:sz w:val="18"/>
-                <w:szCs w:val="18"/>
-              </w:rPr>
-              <w:t>指标代码为唯一键建基准主数据（代码、名称、类别、计息方式），名称仅作显示；新增基准由</w:t>
+              <w:t>以 Wind 指数/指标代码为唯一键建基准主数据（代码、名称、类别、计息方式），名称仅作显示；新增基准由</w:t>
             </w:r>
             <w:r>
               <w:rPr>
@@ -4895,39 +3022,7 @@
                 <w:sz w:val="18"/>
                 <w:szCs w:val="18"/>
               </w:rPr>
-              <w:t>行情库中名称带</w:t>
-            </w:r>
-            <w:r>
-              <w:rPr>
-                <w:rFonts w:eastAsia="微软雅黑"/>
-                <w:sz w:val="18"/>
-                <w:szCs w:val="18"/>
-              </w:rPr>
-              <w:t>“</w:t>
-            </w:r>
-            <w:r>
-              <w:rPr>
-                <w:rFonts w:eastAsia="微软雅黑"/>
-                <w:sz w:val="18"/>
-                <w:szCs w:val="18"/>
-              </w:rPr>
-              <w:t>基准</w:t>
-            </w:r>
-            <w:r>
-              <w:rPr>
-                <w:rFonts w:eastAsia="微软雅黑"/>
-                <w:sz w:val="18"/>
-                <w:szCs w:val="18"/>
-              </w:rPr>
-              <w:t>”</w:t>
-            </w:r>
-            <w:r>
-              <w:rPr>
-                <w:rFonts w:eastAsia="微软雅黑"/>
-                <w:sz w:val="18"/>
-                <w:szCs w:val="18"/>
-              </w:rPr>
-              <w:t>的列（荣瑞基准、红利严选基准等）为上游预计算的复合基准，其生成规则是什么？系统化后纳入统一计算，还是继续外部维护后整列导入？</w:t>
+              <w:t>行情库中名称带“基准”的列（荣瑞基准、红利严选基准等）为上游预计算的复合基准，其生成规则是什么？系统化后纳入统一计算，还是继续外部维护后整列导入？</w:t>
             </w:r>
           </w:p>
         </w:tc>
@@ -5106,23 +3201,7 @@
                 <w:sz w:val="18"/>
                 <w:szCs w:val="18"/>
               </w:rPr>
-              <w:t>港股经汇率调整、美元兑人民币等汇率折算基准列的折算规则如何定义</w:t>
-            </w:r>
-            <w:r>
-              <w:rPr>
-                <w:rFonts w:eastAsia="微软雅黑"/>
-                <w:sz w:val="18"/>
-                <w:szCs w:val="18"/>
-              </w:rPr>
-              <w:t>——</w:t>
-            </w:r>
-            <w:r>
-              <w:rPr>
-                <w:rFonts w:eastAsia="微软雅黑"/>
-                <w:sz w:val="18"/>
-                <w:szCs w:val="18"/>
-              </w:rPr>
-              <w:t>使用当日中间价还是估值日前一日？直接汇率还是交叉汇率？适用产品范围是哪些？</w:t>
+              <w:t>港股经汇率调整、美元兑人民币等汇率折算基准列的折算规则如何定义——使用当日中间价还是估值日前一日？直接汇率还是交叉汇率？适用产品范围是哪些？</w:t>
             </w:r>
           </w:p>
         </w:tc>
@@ -5156,25 +3235,7 @@
                 <w:sz w:val="18"/>
                 <w:szCs w:val="18"/>
               </w:rPr>
-              <w:t>比较基准表含汇率折算列，汇率表为美元</w:t>
-            </w:r>
-            <w:r>
-              <w:rPr>
-                <w:rFonts w:eastAsia="微软雅黑"/>
-                <w:color w:val="595959"/>
-                <w:sz w:val="18"/>
-                <w:szCs w:val="18"/>
-              </w:rPr>
-              <w:t>/</w:t>
-            </w:r>
-            <w:r>
-              <w:rPr>
-                <w:rFonts w:eastAsia="微软雅黑"/>
-                <w:color w:val="595959"/>
-                <w:sz w:val="18"/>
-                <w:szCs w:val="18"/>
-              </w:rPr>
-              <w:t>港元兑人民币中间价</w:t>
+              <w:t>比较基准表含汇率折算列，汇率表为美元/港元兑人民币中间价</w:t>
             </w:r>
           </w:p>
         </w:tc>
@@ -5244,25 +3305,7 @@
                 <w:sz w:val="18"/>
                 <w:szCs w:val="18"/>
               </w:rPr>
-              <w:t>折算规则登记入基准主数据：估值日当日人民币中间价、直接汇率（以</w:t>
-            </w:r>
-            <w:r>
-              <w:rPr>
-                <w:rFonts w:eastAsia="微软雅黑"/>
-                <w:color w:val="1F4E79"/>
-                <w:sz w:val="18"/>
-                <w:szCs w:val="18"/>
-              </w:rPr>
-              <w:t xml:space="preserve"> Wind </w:t>
-            </w:r>
-            <w:r>
-              <w:rPr>
-                <w:rFonts w:eastAsia="微软雅黑"/>
-                <w:color w:val="1F4E79"/>
-                <w:sz w:val="18"/>
-                <w:szCs w:val="18"/>
-              </w:rPr>
-              <w:t>代码为准）；境外成分在配置中标注币种，由系统自动折算，取消人工维护折算列。</w:t>
+              <w:t>折算规则登记入基准主数据：估值日当日人民币中间价、直接汇率（以 Wind 代码为准）；境外成分在配置中标注币种，由系统自动折算，取消人工维护折算列。</w:t>
             </w:r>
           </w:p>
         </w:tc>
@@ -5413,8 +3456,6 @@
       <w:r>
         <w:t>二、外部数据读取（第 7–13 题）</w:t>
       </w:r>
-      <w:r/>
-      <w:r/>
     </w:p>
     <w:p>
       <w:pPr>
@@ -5431,16 +3472,7 @@
           <w:sz w:val="20"/>
           <w:szCs w:val="20"/>
         </w:rPr>
-        <w:t xml:space="preserve">Wind </w:t>
-      </w:r>
-      <w:r>
-        <w:rPr>
-          <w:rFonts w:eastAsia="微软雅黑"/>
-          <w:color w:val="595959"/>
-          <w:sz w:val="20"/>
-          <w:szCs w:val="20"/>
-        </w:rPr>
-        <w:t>净值与基准行情、汇率等外部输入的获取方式、交易日历、更新时点、校验与修订机制。</w:t>
+        <w:t>Wind 净值与基准行情、汇率等外部输入的获取方式、交易日历、更新时点、校验与修订机制。</w:t>
       </w:r>
     </w:p>
     <w:tbl>
@@ -5581,27 +3613,7 @@
                 <w:sz w:val="18"/>
                 <w:szCs w:val="18"/>
               </w:rPr>
-              <w:t>背景与依据（现行</w:t>
-            </w:r>
-            <w:r>
-              <w:rPr>
-                <w:rFonts w:eastAsia="微软雅黑"/>
-                <w:b/>
-                <w:bCs/>
-                <w:sz w:val="18"/>
-                <w:szCs w:val="18"/>
-              </w:rPr>
-              <w:t xml:space="preserve"> VBA </w:t>
-            </w:r>
-            <w:r>
-              <w:rPr>
-                <w:rFonts w:eastAsia="微软雅黑"/>
-                <w:b/>
-                <w:bCs/>
-                <w:sz w:val="18"/>
-                <w:szCs w:val="18"/>
-              </w:rPr>
-              <w:t>现状）</w:t>
+              <w:t>背景与依据（现行 VBA 现状）</w:t>
             </w:r>
           </w:p>
         </w:tc>
@@ -5752,55 +3764,7 @@
                 <w:sz w:val="18"/>
                 <w:szCs w:val="18"/>
               </w:rPr>
-              <w:t>基金净值（单位净值</w:t>
-            </w:r>
-            <w:r>
-              <w:rPr>
-                <w:rFonts w:eastAsia="微软雅黑"/>
-                <w:sz w:val="18"/>
-                <w:szCs w:val="18"/>
-              </w:rPr>
-              <w:t>/</w:t>
-            </w:r>
-            <w:r>
-              <w:rPr>
-                <w:rFonts w:eastAsia="微软雅黑"/>
-                <w:sz w:val="18"/>
-                <w:szCs w:val="18"/>
-              </w:rPr>
-              <w:t>分红</w:t>
-            </w:r>
-            <w:r>
-              <w:rPr>
-                <w:rFonts w:eastAsia="微软雅黑"/>
-                <w:sz w:val="18"/>
-                <w:szCs w:val="18"/>
-              </w:rPr>
-              <w:t>/</w:t>
-            </w:r>
-            <w:r>
-              <w:rPr>
-                <w:rFonts w:eastAsia="微软雅黑"/>
-                <w:sz w:val="18"/>
-                <w:szCs w:val="18"/>
-              </w:rPr>
-              <w:t>折算净值）与基准行情现为</w:t>
-            </w:r>
-            <w:r>
-              <w:rPr>
-                <w:rFonts w:eastAsia="微软雅黑"/>
-                <w:sz w:val="18"/>
-                <w:szCs w:val="18"/>
-              </w:rPr>
-              <w:t xml:space="preserve"> Wind </w:t>
-            </w:r>
-            <w:r>
-              <w:rPr>
-                <w:rFonts w:eastAsia="微软雅黑"/>
-                <w:sz w:val="18"/>
-                <w:szCs w:val="18"/>
-              </w:rPr>
-              <w:t>导出后粘贴入簿。系统化后继续文件导入还是接口直连？导出模板由谁维护、格式变更如何提前通知？</w:t>
+              <w:t>基金净值（单位净值/分红/折算净值）与基准行情现为 Wind 导出后粘贴入簿。系统化后继续文件导入还是接口直连？导出模板由谁维护、格式变更如何提前通知？</w:t>
             </w:r>
           </w:p>
         </w:tc>
@@ -5834,43 +3798,7 @@
                 <w:sz w:val="18"/>
                 <w:szCs w:val="18"/>
               </w:rPr>
-              <w:t>全簿原料为</w:t>
-            </w:r>
-            <w:r>
-              <w:rPr>
-                <w:rFonts w:eastAsia="微软雅黑"/>
-                <w:color w:val="595959"/>
-                <w:sz w:val="18"/>
-                <w:szCs w:val="18"/>
-              </w:rPr>
-              <w:t xml:space="preserve"> Wind </w:t>
-            </w:r>
-            <w:r>
-              <w:rPr>
-                <w:rFonts w:eastAsia="微软雅黑"/>
-                <w:color w:val="595959"/>
-                <w:sz w:val="18"/>
-                <w:szCs w:val="18"/>
-              </w:rPr>
-              <w:t>导出，含</w:t>
-            </w:r>
-            <w:r>
-              <w:rPr>
-                <w:rFonts w:eastAsia="微软雅黑"/>
-                <w:color w:val="595959"/>
-                <w:sz w:val="18"/>
-                <w:szCs w:val="18"/>
-              </w:rPr>
-              <w:t xml:space="preserve"> 134 </w:t>
-            </w:r>
-            <w:r>
-              <w:rPr>
-                <w:rFonts w:eastAsia="微软雅黑"/>
-                <w:color w:val="595959"/>
-                <w:sz w:val="18"/>
-                <w:szCs w:val="18"/>
-              </w:rPr>
-              <w:t>列基准行情</w:t>
+              <w:t>全簿原料为 Wind 导出，含 134 列基准行情</w:t>
             </w:r>
           </w:p>
         </w:tc>
@@ -6017,55 +3945,7 @@
                 <w:sz w:val="18"/>
                 <w:szCs w:val="18"/>
               </w:rPr>
-              <w:t>现行以「基金净值」</w:t>
-            </w:r>
-            <w:r>
-              <w:rPr>
-                <w:rFonts w:eastAsia="微软雅黑"/>
-                <w:sz w:val="18"/>
-                <w:szCs w:val="18"/>
-              </w:rPr>
-              <w:t xml:space="preserve">A </w:t>
-            </w:r>
-            <w:r>
-              <w:rPr>
-                <w:rFonts w:eastAsia="微软雅黑"/>
-                <w:sz w:val="18"/>
-                <w:szCs w:val="18"/>
-              </w:rPr>
-              <w:t>列日期整列覆盖「比较基准」</w:t>
-            </w:r>
-            <w:r>
-              <w:rPr>
-                <w:rFonts w:eastAsia="微软雅黑"/>
-                <w:sz w:val="18"/>
-                <w:szCs w:val="18"/>
-              </w:rPr>
-              <w:t xml:space="preserve">A </w:t>
-            </w:r>
-            <w:r>
-              <w:rPr>
-                <w:rFonts w:eastAsia="微软雅黑"/>
-                <w:sz w:val="18"/>
-                <w:szCs w:val="18"/>
-              </w:rPr>
-              <w:t>列作为统一日期轴。系统化后交易日历以什么为准（交易所日历</w:t>
-            </w:r>
-            <w:r>
-              <w:rPr>
-                <w:rFonts w:eastAsia="微软雅黑"/>
-                <w:sz w:val="18"/>
-                <w:szCs w:val="18"/>
-              </w:rPr>
-              <w:t xml:space="preserve">/Wind </w:t>
-            </w:r>
-            <w:r>
-              <w:rPr>
-                <w:rFonts w:eastAsia="微软雅黑"/>
-                <w:sz w:val="18"/>
-                <w:szCs w:val="18"/>
-              </w:rPr>
-              <w:t>日历）？临时休市如何同步？</w:t>
+              <w:t>现行以「基金净值」A 列日期整列覆盖「比较基准」A 列作为统一日期轴。系统化后交易日历以什么为准（交易所日历/Wind 日历）？临时休市如何同步？</w:t>
             </w:r>
           </w:p>
         </w:tc>
@@ -6099,43 +3979,7 @@
                 <w:sz w:val="18"/>
                 <w:szCs w:val="18"/>
               </w:rPr>
-              <w:t>宏</w:t>
-            </w:r>
-            <w:r>
-              <w:rPr>
-                <w:rFonts w:eastAsia="微软雅黑"/>
-                <w:color w:val="595959"/>
-                <w:sz w:val="18"/>
-                <w:szCs w:val="18"/>
-              </w:rPr>
-              <w:t xml:space="preserve">1 </w:t>
-            </w:r>
-            <w:r>
-              <w:rPr>
-                <w:rFonts w:eastAsia="微软雅黑"/>
-                <w:color w:val="595959"/>
-                <w:sz w:val="18"/>
-                <w:szCs w:val="18"/>
-              </w:rPr>
-              <w:t>第</w:t>
-            </w:r>
-            <w:r>
-              <w:rPr>
-                <w:rFonts w:eastAsia="微软雅黑"/>
-                <w:color w:val="595959"/>
-                <w:sz w:val="18"/>
-                <w:szCs w:val="18"/>
-              </w:rPr>
-              <w:t xml:space="preserve"> 2 </w:t>
-            </w:r>
-            <w:r>
-              <w:rPr>
-                <w:rFonts w:eastAsia="微软雅黑"/>
-                <w:color w:val="595959"/>
-                <w:sz w:val="18"/>
-                <w:szCs w:val="18"/>
-              </w:rPr>
-              <w:t>步日期标准化对齐机制</w:t>
+              <w:t>宏1 第 2 步日期标准化对齐机制</w:t>
             </w:r>
           </w:p>
         </w:tc>
@@ -6205,25 +4049,7 @@
                 <w:sz w:val="18"/>
                 <w:szCs w:val="18"/>
               </w:rPr>
-              <w:t>以交易所官方日历为准、</w:t>
-            </w:r>
-            <w:r>
-              <w:rPr>
-                <w:rFonts w:eastAsia="微软雅黑"/>
-                <w:color w:val="1F4E79"/>
-                <w:sz w:val="18"/>
-                <w:szCs w:val="18"/>
-              </w:rPr>
-              <w:t xml:space="preserve">Wind </w:t>
-            </w:r>
-            <w:r>
-              <w:rPr>
-                <w:rFonts w:eastAsia="微软雅黑"/>
-                <w:color w:val="1F4E79"/>
-                <w:sz w:val="18"/>
-                <w:szCs w:val="18"/>
-              </w:rPr>
-              <w:t>交易日序列交叉核对；临时休市按交易所公告维护，随数据包同步更新，不再以净值表日期轴反向覆盖。</w:t>
+              <w:t>以交易所官方日历为准、Wind 交易日序列交叉核对；临时休市按交易所公告维护，随数据包同步更新，不再以净值表日期轴反向覆盖。</w:t>
             </w:r>
           </w:p>
         </w:tc>
@@ -6298,39 +4124,7 @@
                 <w:sz w:val="18"/>
                 <w:szCs w:val="18"/>
               </w:rPr>
-              <w:t>利率类基准列存</w:t>
-            </w:r>
-            <w:r>
-              <w:rPr>
-                <w:rFonts w:eastAsia="微软雅黑"/>
-                <w:sz w:val="18"/>
-                <w:szCs w:val="18"/>
-              </w:rPr>
-              <w:t>“</w:t>
-            </w:r>
-            <w:r>
-              <w:rPr>
-                <w:rFonts w:eastAsia="微软雅黑"/>
-                <w:sz w:val="18"/>
-                <w:szCs w:val="18"/>
-              </w:rPr>
-              <w:t>当年年利率</w:t>
-            </w:r>
-            <w:r>
-              <w:rPr>
-                <w:rFonts w:eastAsia="微软雅黑"/>
-                <w:sz w:val="18"/>
-                <w:szCs w:val="18"/>
-              </w:rPr>
-              <w:t>”</w:t>
-            </w:r>
-            <w:r>
-              <w:rPr>
-                <w:rFonts w:eastAsia="微软雅黑"/>
-                <w:sz w:val="18"/>
-                <w:szCs w:val="18"/>
-              </w:rPr>
-              <w:t>。年内央行调整利率时，记录分段利率还是仅保留最新值？历史区间计算用当时适用利率还是最新利率？</w:t>
+              <w:t>利率类基准列存“当年年利率”。年内央行调整利率时，记录分段利率还是仅保留最新值？历史区间计算用当时适用利率还是最新利率？</w:t>
             </w:r>
           </w:p>
         </w:tc>
@@ -6364,43 +4158,7 @@
                 <w:sz w:val="18"/>
                 <w:szCs w:val="18"/>
               </w:rPr>
-              <w:t>比较基准表利率列存年利率小数（如</w:t>
-            </w:r>
-            <w:r>
-              <w:rPr>
-                <w:rFonts w:eastAsia="微软雅黑"/>
-                <w:color w:val="595959"/>
-                <w:sz w:val="18"/>
-                <w:szCs w:val="18"/>
-              </w:rPr>
-              <w:t xml:space="preserve"> 0.0225</w:t>
-            </w:r>
-            <w:r>
-              <w:rPr>
-                <w:rFonts w:eastAsia="微软雅黑"/>
-                <w:color w:val="595959"/>
-                <w:sz w:val="18"/>
-                <w:szCs w:val="18"/>
-              </w:rPr>
-              <w:t>＝</w:t>
-            </w:r>
-            <w:r>
-              <w:rPr>
-                <w:rFonts w:eastAsia="微软雅黑"/>
-                <w:color w:val="595959"/>
-                <w:sz w:val="18"/>
-                <w:szCs w:val="18"/>
-              </w:rPr>
-              <w:t>2.25%</w:t>
-            </w:r>
-            <w:r>
-              <w:rPr>
-                <w:rFonts w:eastAsia="微软雅黑"/>
-                <w:color w:val="595959"/>
-                <w:sz w:val="18"/>
-                <w:szCs w:val="18"/>
-              </w:rPr>
-              <w:t>）</w:t>
+              <w:t>比较基准表利率列存年利率小数（如 0.0225＝2.25%）</w:t>
             </w:r>
           </w:p>
         </w:tc>
@@ -6547,39 +4305,7 @@
                 <w:sz w:val="18"/>
                 <w:szCs w:val="18"/>
               </w:rPr>
-              <w:t>汇率数据（美元</w:t>
-            </w:r>
-            <w:r>
-              <w:rPr>
-                <w:rFonts w:eastAsia="微软雅黑"/>
-                <w:sz w:val="18"/>
-                <w:szCs w:val="18"/>
-              </w:rPr>
-              <w:t>/</w:t>
-            </w:r>
-            <w:r>
-              <w:rPr>
-                <w:rFonts w:eastAsia="微软雅黑"/>
-                <w:sz w:val="18"/>
-                <w:szCs w:val="18"/>
-              </w:rPr>
-              <w:t>港元兑人民币中间价，来源人民银行）的更新频率与截止时点要求是什么</w:t>
-            </w:r>
-            <w:r>
-              <w:rPr>
-                <w:rFonts w:eastAsia="微软雅黑"/>
-                <w:sz w:val="18"/>
-                <w:szCs w:val="18"/>
-              </w:rPr>
-              <w:t>——</w:t>
-            </w:r>
-            <w:r>
-              <w:rPr>
-                <w:rFonts w:eastAsia="微软雅黑"/>
-                <w:sz w:val="18"/>
-                <w:szCs w:val="18"/>
-              </w:rPr>
-              <w:t>估值日当日几点前必须到位？是否有替代来源？</w:t>
+              <w:t>汇率数据（美元/港元兑人民币中间价，来源人民银行）的更新频率与截止时点要求是什么——估值日当日几点前必须到位？是否有替代来源？</w:t>
             </w:r>
           </w:p>
         </w:tc>
@@ -6613,8 +4339,35 @@
                 <w:sz w:val="18"/>
                 <w:szCs w:val="18"/>
               </w:rPr>
-              <w:t>汇率表约</w:t>
-            </w:r>
+              <w:t>汇率表约 8,020 行，倒序存放（最新在最上）</w:t>
+            </w:r>
+          </w:p>
+        </w:tc>
+        <w:tc>
+          <w:tcPr>
+            <w:tcW w:w="620" w:type="dxa"/>
+            <w:tcBorders>
+              <w:top w:val="single" w:sz="4" w:space="0" w:color="9CB4D6"/>
+              <w:left w:val="single" w:sz="4" w:space="0" w:color="9CB4D6"/>
+              <w:bottom w:val="single" w:sz="4" w:space="0" w:color="9CB4D6"/>
+              <w:right w:val="single" w:sz="4" w:space="0" w:color="9CB4D6"/>
+            </w:tcBorders>
+            <w:tcMar>
+              <w:top w:w="80" w:type="dxa"/>
+              <w:left w:w="120" w:type="dxa"/>
+              <w:bottom w:w="80" w:type="dxa"/>
+              <w:right w:w="120" w:type="dxa"/>
+            </w:tcMar>
+            <w:vAlign w:val="center"/>
+          </w:tcPr>
+          <w:p>
+            <w:pPr>
+              <w:spacing w:line="264" w:lineRule="auto"/>
+              <w:jc w:val="center"/>
+              <w:rPr>
+                <w:rFonts w:hint="eastAsia"/>
+              </w:rPr>
+            </w:pPr>
             <w:r>
               <w:rPr>
                 <w:rFonts w:eastAsia="微软雅黑"/>
@@ -6622,51 +4375,6 @@
                 <w:sz w:val="18"/>
                 <w:szCs w:val="18"/>
               </w:rPr>
-              <w:t xml:space="preserve"> 8,020 </w:t>
-            </w:r>
-            <w:r>
-              <w:rPr>
-                <w:rFonts w:eastAsia="微软雅黑"/>
-                <w:color w:val="595959"/>
-                <w:sz w:val="18"/>
-                <w:szCs w:val="18"/>
-              </w:rPr>
-              <w:t>行，倒序存放（最新在最上）</w:t>
-            </w:r>
-          </w:p>
-        </w:tc>
-        <w:tc>
-          <w:tcPr>
-            <w:tcW w:w="620" w:type="dxa"/>
-            <w:tcBorders>
-              <w:top w:val="single" w:sz="4" w:space="0" w:color="9CB4D6"/>
-              <w:left w:val="single" w:sz="4" w:space="0" w:color="9CB4D6"/>
-              <w:bottom w:val="single" w:sz="4" w:space="0" w:color="9CB4D6"/>
-              <w:right w:val="single" w:sz="4" w:space="0" w:color="9CB4D6"/>
-            </w:tcBorders>
-            <w:tcMar>
-              <w:top w:w="80" w:type="dxa"/>
-              <w:left w:w="120" w:type="dxa"/>
-              <w:bottom w:w="80" w:type="dxa"/>
-              <w:right w:w="120" w:type="dxa"/>
-            </w:tcMar>
-            <w:vAlign w:val="center"/>
-          </w:tcPr>
-          <w:p>
-            <w:pPr>
-              <w:spacing w:line="264" w:lineRule="auto"/>
-              <w:jc w:val="center"/>
-              <w:rPr>
-                <w:rFonts w:hint="eastAsia"/>
-              </w:rPr>
-            </w:pPr>
-            <w:r>
-              <w:rPr>
-                <w:rFonts w:eastAsia="微软雅黑"/>
-                <w:color w:val="595959"/>
-                <w:sz w:val="18"/>
-                <w:szCs w:val="18"/>
-              </w:rPr>
               <w:t>低</w:t>
             </w:r>
           </w:p>
@@ -6701,52 +4409,7 @@
                 <w:sz w:val="18"/>
                 <w:szCs w:val="18"/>
               </w:rPr>
-              <w:t>估值日当日中间价，</w:t>
-            </w:r>
-            <w:r>
-              <w:rPr>
-                <w:rFonts w:eastAsia="微软雅黑"/>
-                <w:color w:val="1F4E79"/>
-                <w:sz w:val="18"/>
-                <w:szCs w:val="18"/>
-              </w:rPr>
-              <w:t xml:space="preserve">T </w:t>
-            </w:r>
-            <w:r>
-              <w:rPr>
-                <w:rFonts w:eastAsia="微软雅黑"/>
-                <w:color w:val="1F4E79"/>
-                <w:sz w:val="18"/>
-                <w:szCs w:val="18"/>
-              </w:rPr>
-              <w:t>日</w:t>
-            </w:r>
-            <w:r>
-              <w:rPr>
-                <w:rFonts w:eastAsia="微软雅黑"/>
-                <w:color w:val="1F4E79"/>
-                <w:sz w:val="18"/>
-                <w:szCs w:val="18"/>
-              </w:rPr>
-              <w:t xml:space="preserve"> 17:00 </w:t>
-            </w:r>
-            <w:r>
-              <w:rPr>
-                <w:rFonts w:eastAsia="微软雅黑"/>
-                <w:color w:val="1F4E79"/>
-                <w:sz w:val="18"/>
-                <w:szCs w:val="18"/>
-              </w:rPr>
-              <w:t>前随行情包到位；单一来源为人民银行中间价，缺失时告警并由</w:t>
-            </w:r>
-            <w:r>
-              <w:rPr>
-                <w:rFonts w:eastAsia="微软雅黑"/>
-                <w:color w:val="1F4E79"/>
-                <w:sz w:val="18"/>
-                <w:szCs w:val="18"/>
-              </w:rPr>
-              <w:t>人工补录留痕。</w:t>
+              <w:t>估值日当日中间价，T 日 17:00 前随行情包到位；单一来源为人民银行中间价，缺失时告警并由人工补录留痕。</w:t>
             </w:r>
           </w:p>
         </w:tc>
@@ -6855,16 +4518,7 @@
                 <w:sz w:val="18"/>
                 <w:szCs w:val="18"/>
               </w:rPr>
-              <w:t xml:space="preserve">VBA </w:t>
-            </w:r>
-            <w:r>
-              <w:rPr>
-                <w:rFonts w:eastAsia="微软雅黑"/>
-                <w:color w:val="595959"/>
-                <w:sz w:val="18"/>
-                <w:szCs w:val="18"/>
-              </w:rPr>
-              <w:t>为一次性整批计算，无分批补算机制</w:t>
+              <w:t>VBA 为一次性整批计算，无分批补算机制</w:t>
             </w:r>
           </w:p>
         </w:tc>
@@ -7009,23 +4663,7 @@
                 <w:sz w:val="18"/>
                 <w:szCs w:val="18"/>
               </w:rPr>
-              <w:t>数据导入需要哪些强制校验（日期重复或缺失、非数值、净值</w:t>
-            </w:r>
-            <w:r>
-              <w:rPr>
-                <w:rFonts w:eastAsia="微软雅黑"/>
-                <w:sz w:val="18"/>
-                <w:szCs w:val="18"/>
-              </w:rPr>
-              <w:t>≤0</w:t>
-            </w:r>
-            <w:r>
-              <w:rPr>
-                <w:rFonts w:eastAsia="微软雅黑"/>
-                <w:sz w:val="18"/>
-                <w:szCs w:val="18"/>
-              </w:rPr>
-              <w:t>、异常跳变、基准列断档）？校验失败时阻断、告警还是人工确认放行？</w:t>
+              <w:t>数据导入需要哪些强制校验（日期重复或缺失、非数值、净值≤0、异常跳变、基准列断档）？校验失败时阻断、告警还是人工确认放行？</w:t>
             </w:r>
           </w:p>
         </w:tc>
@@ -7059,16 +4697,7 @@
                 <w:sz w:val="18"/>
                 <w:szCs w:val="18"/>
               </w:rPr>
-              <w:t xml:space="preserve">VBA </w:t>
-            </w:r>
-            <w:r>
-              <w:rPr>
-                <w:rFonts w:eastAsia="微软雅黑"/>
-                <w:color w:val="595959"/>
-                <w:sz w:val="18"/>
-                <w:szCs w:val="18"/>
-              </w:rPr>
-              <w:t>无显式数据校验，依赖人工目检</w:t>
+              <w:t>VBA 无显式数据校验，依赖人工目检</w:t>
             </w:r>
           </w:p>
         </w:tc>
@@ -7140,87 +4769,7 @@
                 <w:sz w:val="18"/>
                 <w:szCs w:val="18"/>
               </w:rPr>
-              <w:t>双轨校验：格式类（日期重复</w:t>
-            </w:r>
-            <w:r>
-              <w:rPr>
-                <w:rFonts w:eastAsia="微软雅黑"/>
-                <w:color w:val="1F4E79"/>
-                <w:sz w:val="18"/>
-                <w:szCs w:val="18"/>
-              </w:rPr>
-              <w:t>/</w:t>
-            </w:r>
-            <w:r>
-              <w:rPr>
-                <w:rFonts w:eastAsia="微软雅黑"/>
-                <w:color w:val="1F4E79"/>
-                <w:sz w:val="18"/>
-                <w:szCs w:val="18"/>
-              </w:rPr>
-              <w:t>缺失、非数值、净值</w:t>
-            </w:r>
-            <w:r>
-              <w:rPr>
-                <w:rFonts w:eastAsia="微软雅黑"/>
-                <w:color w:val="1F4E79"/>
-                <w:sz w:val="18"/>
-                <w:szCs w:val="18"/>
-              </w:rPr>
-              <w:t>≤0</w:t>
-            </w:r>
-            <w:r>
-              <w:rPr>
-                <w:rFonts w:eastAsia="微软雅黑"/>
-                <w:color w:val="1F4E79"/>
-                <w:sz w:val="18"/>
-                <w:szCs w:val="18"/>
-              </w:rPr>
-              <w:t>）失败即阻断；业务类（日收益绝对值＞</w:t>
-            </w:r>
-            <w:r>
-              <w:rPr>
-                <w:rFonts w:eastAsia="微软雅黑"/>
-                <w:color w:val="1F4E79"/>
-                <w:sz w:val="18"/>
-                <w:szCs w:val="18"/>
-              </w:rPr>
-              <w:t>20%</w:t>
-            </w:r>
-            <w:r>
-              <w:rPr>
-                <w:rFonts w:eastAsia="微软雅黑"/>
-                <w:color w:val="1F4E79"/>
-                <w:sz w:val="18"/>
-                <w:szCs w:val="18"/>
-              </w:rPr>
-              <w:t>、基准断档＞</w:t>
-            </w:r>
-            <w:r>
-              <w:rPr>
-                <w:rFonts w:eastAsia="微软雅黑"/>
-                <w:color w:val="1F4E79"/>
-                <w:sz w:val="18"/>
-                <w:szCs w:val="18"/>
-              </w:rPr>
-              <w:t xml:space="preserve">5 </w:t>
-            </w:r>
-            <w:r>
-              <w:rPr>
-                <w:rFonts w:eastAsia="微软雅黑"/>
-                <w:color w:val="1F4E79"/>
-                <w:sz w:val="18"/>
-                <w:szCs w:val="18"/>
-              </w:rPr>
-              <w:t>个交易日）出告警清单，人工确认放行并留</w:t>
-            </w:r>
-            <w:r>
-              <w:rPr>
-                <w:rFonts w:eastAsia="微软雅黑"/>
-                <w:color w:val="1F4E79"/>
-                <w:sz w:val="18"/>
-                <w:szCs w:val="18"/>
-              </w:rPr>
+              <w:t>双轨校验：格式类（日期重复/缺失、非数值、净值≤0）失败即阻断；业务类（日收益绝对值＞20%、基准断档＞5 个交易日）出告警清单，人工确认放行并留</w:t>
               <w:lastRenderedPageBreak/>
               <w:t>痕。</w:t>
             </w:r>
@@ -7297,15 +4846,7 @@
                 <w:sz w:val="18"/>
                 <w:szCs w:val="18"/>
               </w:rPr>
-              <w:t xml:space="preserve">Wind </w:t>
-            </w:r>
-            <w:r>
-              <w:rPr>
-                <w:rFonts w:eastAsia="微软雅黑"/>
-                <w:sz w:val="18"/>
-                <w:szCs w:val="18"/>
-              </w:rPr>
-              <w:t>事后修订历史净值或指数点位时，是否触发重算与重新披露？修订的通知机制与影响评估流程是什么？</w:t>
+              <w:t>Wind 事后修订历史净值或指数点位时，是否触发重算与重新披露？修订的通知机制与影响评估流程是什么？</w:t>
             </w:r>
           </w:p>
         </w:tc>
@@ -7339,16 +4880,7 @@
                 <w:sz w:val="18"/>
                 <w:szCs w:val="18"/>
               </w:rPr>
-              <w:t xml:space="preserve">VBA </w:t>
-            </w:r>
-            <w:r>
-              <w:rPr>
-                <w:rFonts w:eastAsia="微软雅黑"/>
-                <w:color w:val="595959"/>
-                <w:sz w:val="18"/>
-                <w:szCs w:val="18"/>
-              </w:rPr>
-              <w:t>每次全量重算，但披露后的修订回溯无既定流程</w:t>
+              <w:t>VBA 每次全量重算，但披露后的修订回溯无既定流程</w:t>
             </w:r>
           </w:p>
         </w:tc>
@@ -7418,25 +4950,7 @@
                 <w:sz w:val="18"/>
                 <w:szCs w:val="18"/>
               </w:rPr>
-              <w:t>修订触发影响评估：系统自动比对修订前后差异并重算受影响区间，差异超</w:t>
-            </w:r>
-            <w:r>
-              <w:rPr>
-                <w:rFonts w:eastAsia="微软雅黑"/>
-                <w:color w:val="1F4E79"/>
-                <w:sz w:val="18"/>
-                <w:szCs w:val="18"/>
-              </w:rPr>
-              <w:t xml:space="preserve"> 0.01 </w:t>
-            </w:r>
-            <w:r>
-              <w:rPr>
-                <w:rFonts w:eastAsia="微软雅黑"/>
-                <w:color w:val="1F4E79"/>
-                <w:sz w:val="18"/>
-                <w:szCs w:val="18"/>
-              </w:rPr>
-              <w:t>个百分点的走披露更正流程评估；修订由</w:t>
+              <w:t>修订触发影响评估：系统自动比对修订前后差异并重算受影响区间，差异超 0.01 个百分点的走披露更正流程评估；修订由</w:t>
             </w:r>
             <w:r>
               <w:rPr>
@@ -7471,8 +4985,6 @@
       <w:r>
         <w:t>三、业绩比较计算（第 14–22 题）</w:t>
       </w:r>
-      <w:r/>
-      <w:r/>
     </w:p>
     <w:p>
       <w:pPr>
@@ -7630,27 +5142,7 @@
                 <w:sz w:val="18"/>
                 <w:szCs w:val="18"/>
               </w:rPr>
-              <w:t>背景与依据（现行</w:t>
-            </w:r>
-            <w:r>
-              <w:rPr>
-                <w:rFonts w:eastAsia="微软雅黑"/>
-                <w:b/>
-                <w:bCs/>
-                <w:sz w:val="18"/>
-                <w:szCs w:val="18"/>
-              </w:rPr>
-              <w:t xml:space="preserve"> VBA </w:t>
-            </w:r>
-            <w:r>
-              <w:rPr>
-                <w:rFonts w:eastAsia="微软雅黑"/>
-                <w:b/>
-                <w:bCs/>
-                <w:sz w:val="18"/>
-                <w:szCs w:val="18"/>
-              </w:rPr>
-              <w:t>现状）</w:t>
+              <w:t>背景与依据（现行 VBA 现状）</w:t>
             </w:r>
           </w:p>
         </w:tc>
@@ -7805,43 +5297,7 @@
                 <w:szCs w:val="18"/>
                 <w:highlight w:val="yellow"/>
               </w:rPr>
-              <w:t>分红日基金日收益＝当日单位净值</w:t>
-            </w:r>
-            <w:r>
-              <w:rPr>
-                <w:rFonts w:eastAsia="微软雅黑"/>
-                <w:sz w:val="18"/>
-                <w:szCs w:val="18"/>
-                <w:highlight w:val="yellow"/>
-              </w:rPr>
-              <w:t xml:space="preserve"> ÷</w:t>
-            </w:r>
-            <w:r>
-              <w:rPr>
-                <w:rFonts w:eastAsia="微软雅黑"/>
-                <w:sz w:val="18"/>
-                <w:szCs w:val="18"/>
-                <w:highlight w:val="yellow"/>
-              </w:rPr>
-              <w:t>（前一日单位净值</w:t>
-            </w:r>
-            <w:r>
-              <w:rPr>
-                <w:rFonts w:eastAsia="微软雅黑"/>
-                <w:sz w:val="18"/>
-                <w:szCs w:val="18"/>
-                <w:highlight w:val="yellow"/>
-              </w:rPr>
-              <w:t xml:space="preserve"> − </w:t>
-            </w:r>
-            <w:r>
-              <w:rPr>
-                <w:rFonts w:eastAsia="微软雅黑"/>
-                <w:sz w:val="18"/>
-                <w:szCs w:val="18"/>
-                <w:highlight w:val="yellow"/>
-              </w:rPr>
-              <w:t>每份分红）。请确认此总回报口径与监管披露要求一致，且不存在其他可选口径（如分红再投资时点差异）。</w:t>
+              <w:t>分红日基金日收益＝当日单位净值 ÷（前一日单位净值 − 每份分红）。请确认此总回报口径与监管披露要求一致，且不存在其他可选口径（如分红再投资时点差异）。</w:t>
             </w:r>
           </w:p>
         </w:tc>
@@ -7877,67 +5333,7 @@
                 <w:szCs w:val="18"/>
                 <w:highlight w:val="yellow"/>
               </w:rPr>
-              <w:t>解读</w:t>
-            </w:r>
-            <w:r>
-              <w:rPr>
-                <w:rFonts w:eastAsia="微软雅黑" w:hint="eastAsia"/>
-                <w:color w:val="595959"/>
-                <w:sz w:val="18"/>
-                <w:szCs w:val="18"/>
-                <w:highlight w:val="yellow"/>
-              </w:rPr>
-              <w:t xml:space="preserve"> </w:t>
-            </w:r>
-            <w:r>
-              <w:rPr>
-                <w:rFonts w:eastAsia="微软雅黑" w:hint="eastAsia"/>
-                <w:color w:val="595959"/>
-                <w:sz w:val="18"/>
-                <w:szCs w:val="18"/>
-                <w:highlight w:val="yellow"/>
-              </w:rPr>
-              <w:t>§</w:t>
-            </w:r>
-            <w:r>
-              <w:rPr>
-                <w:rFonts w:eastAsia="微软雅黑" w:hint="eastAsia"/>
-                <w:color w:val="595959"/>
-                <w:sz w:val="18"/>
-                <w:szCs w:val="18"/>
-                <w:highlight w:val="yellow"/>
-              </w:rPr>
-              <w:t>5.1</w:t>
-            </w:r>
-            <w:r>
-              <w:rPr>
-                <w:rFonts w:eastAsia="微软雅黑" w:hint="eastAsia"/>
-                <w:color w:val="595959"/>
-                <w:sz w:val="18"/>
-                <w:szCs w:val="18"/>
-                <w:highlight w:val="yellow"/>
-              </w:rPr>
-              <w:t>：普通日</w:t>
-            </w:r>
-            <w:r>
-              <w:rPr>
-                <w:rFonts w:eastAsia="微软雅黑" w:hint="eastAsia"/>
-                <w:color w:val="595959"/>
-                <w:sz w:val="18"/>
-                <w:szCs w:val="18"/>
-                <w:highlight w:val="yellow"/>
-              </w:rPr>
-              <w:t>/</w:t>
-            </w:r>
-            <w:r>
-              <w:rPr>
-                <w:rFonts w:eastAsia="微软雅黑" w:hint="eastAsia"/>
-                <w:color w:val="595959"/>
-                <w:sz w:val="18"/>
-                <w:szCs w:val="18"/>
-                <w:highlight w:val="yellow"/>
-              </w:rPr>
-              <w:t>除息日分支公式</w:t>
+              <w:t>解读 §5.1：普通日/除息日分支公式</w:t>
             </w:r>
           </w:p>
         </w:tc>
@@ -8091,61 +5487,7 @@
                 <w:szCs w:val="18"/>
                 <w:highlight w:val="yellow"/>
               </w:rPr>
-              <w:t>份额折算</w:t>
-            </w:r>
-            <w:r>
-              <w:rPr>
-                <w:rFonts w:eastAsia="微软雅黑" w:hint="eastAsia"/>
-                <w:sz w:val="18"/>
-                <w:szCs w:val="18"/>
-                <w:highlight w:val="yellow"/>
-              </w:rPr>
-              <w:t>/</w:t>
-            </w:r>
-            <w:r>
-              <w:rPr>
-                <w:rFonts w:eastAsia="微软雅黑" w:hint="eastAsia"/>
-                <w:sz w:val="18"/>
-                <w:szCs w:val="18"/>
-                <w:highlight w:val="yellow"/>
-              </w:rPr>
-              <w:t>拆分日收益＝折算净值</w:t>
-            </w:r>
-            <w:r>
-              <w:rPr>
-                <w:rFonts w:eastAsia="微软雅黑" w:hint="eastAsia"/>
-                <w:sz w:val="18"/>
-                <w:szCs w:val="18"/>
-                <w:highlight w:val="yellow"/>
-              </w:rPr>
-              <w:t xml:space="preserve"> </w:t>
-            </w:r>
-            <w:r>
-              <w:rPr>
-                <w:rFonts w:eastAsia="微软雅黑" w:hint="eastAsia"/>
-                <w:sz w:val="18"/>
-                <w:szCs w:val="18"/>
-                <w:highlight w:val="yellow"/>
-              </w:rPr>
-              <w:t>÷</w:t>
-            </w:r>
-            <w:r>
-              <w:rPr>
-                <w:rFonts w:eastAsia="微软雅黑" w:hint="eastAsia"/>
-                <w:sz w:val="18"/>
-                <w:szCs w:val="18"/>
-                <w:highlight w:val="yellow"/>
-              </w:rPr>
-              <w:t xml:space="preserve"> </w:t>
-            </w:r>
-            <w:r>
-              <w:rPr>
-                <w:rFonts w:eastAsia="微软雅黑" w:hint="eastAsia"/>
-                <w:sz w:val="18"/>
-                <w:szCs w:val="18"/>
-                <w:highlight w:val="yellow"/>
-              </w:rPr>
-              <w:t>前一日单位净值。折算净值数据的提供时点与精度要求？基金转型（非折算形式）日如何处理？</w:t>
+              <w:t>份额折算/拆分日收益＝折算净值 ÷ 前一日单位净值。折算净值数据的提供时点与精度要求？基金转型（非折算形式）日如何处理？</w:t>
             </w:r>
           </w:p>
         </w:tc>
@@ -8181,47 +5523,7 @@
                 <w:szCs w:val="18"/>
                 <w:highlight w:val="yellow"/>
               </w:rPr>
-              <w:t>解读</w:t>
-            </w:r>
-            <w:r>
-              <w:rPr>
-                <w:rFonts w:eastAsia="微软雅黑" w:hint="eastAsia"/>
-                <w:color w:val="595959"/>
-                <w:sz w:val="18"/>
-                <w:szCs w:val="18"/>
-                <w:highlight w:val="yellow"/>
-              </w:rPr>
-              <w:t xml:space="preserve"> </w:t>
-            </w:r>
-            <w:r>
-              <w:rPr>
-                <w:rFonts w:eastAsia="微软雅黑" w:hint="eastAsia"/>
-                <w:color w:val="595959"/>
-                <w:sz w:val="18"/>
-                <w:szCs w:val="18"/>
-                <w:highlight w:val="yellow"/>
-              </w:rPr>
-              <w:t>§</w:t>
-            </w:r>
-            <w:r>
-              <w:rPr>
-                <w:rFonts w:eastAsia="微软雅黑" w:hint="eastAsia"/>
-                <w:color w:val="595959"/>
-                <w:sz w:val="18"/>
-                <w:szCs w:val="18"/>
-                <w:highlight w:val="yellow"/>
-              </w:rPr>
-              <w:t>5.1</w:t>
-            </w:r>
-            <w:r>
-              <w:rPr>
-                <w:rFonts w:eastAsia="微软雅黑" w:hint="eastAsia"/>
-                <w:color w:val="595959"/>
-                <w:sz w:val="18"/>
-                <w:szCs w:val="18"/>
-                <w:highlight w:val="yellow"/>
-              </w:rPr>
-              <w:t>：折算日以折算净值为分子</w:t>
+              <w:t>解读 §5.1：折算日以折算净值为分子</w:t>
             </w:r>
           </w:p>
         </w:tc>
@@ -8296,27 +5598,7 @@
                 <w:szCs w:val="18"/>
                 <w:highlight w:val="yellow"/>
               </w:rPr>
-              <w:t>维持折算日公式；折算净值随净值数据同源同频导入，精度不低于</w:t>
-            </w:r>
-            <w:r>
-              <w:rPr>
-                <w:rFonts w:eastAsia="微软雅黑" w:hint="eastAsia"/>
-                <w:color w:val="1F4E79"/>
-                <w:sz w:val="18"/>
-                <w:szCs w:val="18"/>
-                <w:highlight w:val="yellow"/>
-              </w:rPr>
-              <w:t xml:space="preserve"> 4 </w:t>
-            </w:r>
-            <w:r>
-              <w:rPr>
-                <w:rFonts w:eastAsia="微软雅黑" w:hint="eastAsia"/>
-                <w:color w:val="1F4E79"/>
-                <w:sz w:val="18"/>
-                <w:szCs w:val="18"/>
-                <w:highlight w:val="yellow"/>
-              </w:rPr>
-              <w:t>位小数；基金转型日在配置表登记特殊标识，逐例与产品部确认处理方式。</w:t>
+              <w:t>维持折算日公式；折算净值随净值数据同源同频导入，精度不低于 4 位小数；基金转型日在配置表登记特殊标识，逐例与产品部确认处理方式。</w:t>
             </w:r>
           </w:p>
         </w:tc>
@@ -8391,103 +5673,7 @@
                 <w:sz w:val="18"/>
                 <w:szCs w:val="18"/>
               </w:rPr>
-              <w:t>利率类基准按</w:t>
-            </w:r>
-            <w:r>
-              <w:rPr>
-                <w:rFonts w:eastAsia="微软雅黑"/>
-                <w:sz w:val="18"/>
-                <w:szCs w:val="18"/>
-              </w:rPr>
-              <w:t xml:space="preserve"> 1</w:t>
-            </w:r>
-            <w:r>
-              <w:rPr>
-                <w:rFonts w:eastAsia="微软雅黑"/>
-                <w:sz w:val="18"/>
-                <w:szCs w:val="18"/>
-              </w:rPr>
-              <w:t>＋年利率</w:t>
-            </w:r>
-            <w:r>
-              <w:rPr>
-                <w:rFonts w:eastAsia="微软雅黑"/>
-                <w:sz w:val="18"/>
-                <w:szCs w:val="18"/>
-              </w:rPr>
-              <w:t>/360×</w:t>
-            </w:r>
-            <w:r>
-              <w:rPr>
-                <w:rFonts w:eastAsia="微软雅黑"/>
-                <w:sz w:val="18"/>
-                <w:szCs w:val="18"/>
-              </w:rPr>
-              <w:t>实际日历日间隔逐日计提（</w:t>
-            </w:r>
-            <w:r>
-              <w:rPr>
-                <w:rFonts w:eastAsia="微软雅黑"/>
-                <w:sz w:val="18"/>
-                <w:szCs w:val="18"/>
-              </w:rPr>
-              <w:t xml:space="preserve">ACT/360 </w:t>
-            </w:r>
-            <w:r>
-              <w:rPr>
-                <w:rFonts w:eastAsia="微软雅黑"/>
-                <w:sz w:val="18"/>
-                <w:szCs w:val="18"/>
-              </w:rPr>
-              <w:t>单利，跨周末节假日按实际天数补足）。请确认</w:t>
-            </w:r>
-            <w:r>
-              <w:rPr>
-                <w:rFonts w:eastAsia="微软雅黑"/>
-                <w:sz w:val="18"/>
-                <w:szCs w:val="18"/>
-              </w:rPr>
-              <w:t xml:space="preserve"> ACT/360 </w:t>
-            </w:r>
-            <w:r>
-              <w:rPr>
-                <w:rFonts w:eastAsia="微软雅黑"/>
-                <w:sz w:val="18"/>
-                <w:szCs w:val="18"/>
-              </w:rPr>
-              <w:t>为统一口径（而非</w:t>
-            </w:r>
-            <w:r>
-              <w:rPr>
-                <w:rFonts w:eastAsia="微软雅黑"/>
-                <w:sz w:val="18"/>
-                <w:szCs w:val="18"/>
-              </w:rPr>
-              <w:t xml:space="preserve"> ACT/365 </w:t>
-            </w:r>
-            <w:r>
-              <w:rPr>
-                <w:rFonts w:eastAsia="微软雅黑"/>
-                <w:sz w:val="18"/>
-                <w:szCs w:val="18"/>
-              </w:rPr>
-              <w:t>或</w:t>
-            </w:r>
-            <w:r>
-              <w:rPr>
-                <w:rFonts w:eastAsia="微软雅黑"/>
-                <w:sz w:val="18"/>
-                <w:szCs w:val="18"/>
-              </w:rPr>
-              <w:t xml:space="preserve"> ACT/ACT</w:t>
-            </w:r>
-            <w:r>
-              <w:rPr>
-                <w:rFonts w:eastAsia="微软雅黑"/>
-                <w:sz w:val="18"/>
-                <w:szCs w:val="18"/>
-              </w:rPr>
-              <w:t>）。</w:t>
+              <w:t>利率类基准按 1＋年利率/360×实际日历日间隔逐日计提（ACT/360 单利，跨周末节假日按实际天数补足）。请确认 ACT/360 为统一口径（而非 ACT/365 或 ACT/ACT）。</w:t>
             </w:r>
           </w:p>
         </w:tc>
@@ -8521,52 +5707,7 @@
                 <w:sz w:val="18"/>
                 <w:szCs w:val="18"/>
               </w:rPr>
-              <w:t>解读</w:t>
-            </w:r>
-            <w:r>
-              <w:rPr>
-                <w:rFonts w:eastAsia="微软雅黑"/>
-                <w:color w:val="595959"/>
-                <w:sz w:val="18"/>
-                <w:szCs w:val="18"/>
-              </w:rPr>
-              <w:t xml:space="preserve"> §5.2</w:t>
-            </w:r>
-            <w:r>
-              <w:rPr>
-                <w:rFonts w:eastAsia="微软雅黑"/>
-                <w:color w:val="595959"/>
-                <w:sz w:val="18"/>
-                <w:szCs w:val="18"/>
-              </w:rPr>
-              <w:t>；验证例：</w:t>
-            </w:r>
-            <w:r>
-              <w:rPr>
-                <w:rFonts w:eastAsia="微软雅黑"/>
-                <w:color w:val="595959"/>
-                <w:sz w:val="18"/>
-                <w:szCs w:val="18"/>
-              </w:rPr>
-              <w:t xml:space="preserve">2.5% </w:t>
-            </w:r>
-            <w:r>
-              <w:rPr>
-                <w:rFonts w:eastAsia="微软雅黑"/>
-                <w:color w:val="595959"/>
-                <w:sz w:val="18"/>
-                <w:szCs w:val="18"/>
-              </w:rPr>
-              <w:t>定存日因子</w:t>
-            </w:r>
-            <w:r>
-              <w:rPr>
-                <w:rFonts w:eastAsia="微软雅黑"/>
-                <w:color w:val="595959"/>
-                <w:sz w:val="18"/>
-                <w:szCs w:val="18"/>
-              </w:rPr>
-              <w:t xml:space="preserve"> 1.000069444</w:t>
+              <w:t>解读 §5.2；验证例：2.5% 定存日因子 1.000069444</w:t>
             </w:r>
           </w:p>
         </w:tc>
@@ -8638,25 +5779,7 @@
                 <w:sz w:val="18"/>
                 <w:szCs w:val="18"/>
               </w:rPr>
-              <w:t>确认</w:t>
-            </w:r>
-            <w:r>
-              <w:rPr>
-                <w:rFonts w:eastAsia="微软雅黑"/>
-                <w:color w:val="1F4E79"/>
-                <w:sz w:val="18"/>
-                <w:szCs w:val="18"/>
-              </w:rPr>
-              <w:t xml:space="preserve"> ACT/360 </w:t>
-            </w:r>
-            <w:r>
-              <w:rPr>
-                <w:rFonts w:eastAsia="微软雅黑"/>
-                <w:color w:val="1F4E79"/>
-                <w:sz w:val="18"/>
-                <w:szCs w:val="18"/>
-              </w:rPr>
-              <w:t>为利率类统一口径（与历史披露保持可比）；个别合同约定其他天数基准的，在基准主数据按成分登记天数基准单独处理。</w:t>
+              <w:t>确认 ACT/360 为利率类统一口径（与历史披露保持可比）；个别合同约定其他天数基准的，在基准主数据按成分登记天数基准单独处理。</w:t>
             </w:r>
           </w:p>
         </w:tc>
@@ -8731,78 +5854,7 @@
                 <w:sz w:val="18"/>
                 <w:szCs w:val="18"/>
               </w:rPr>
-              <w:t>组合基准自</w:t>
-            </w:r>
-            <w:r>
-              <w:rPr>
-                <w:rFonts w:eastAsia="微软雅黑"/>
-                <w:sz w:val="18"/>
-                <w:szCs w:val="18"/>
-              </w:rPr>
-              <w:t>“</w:t>
-            </w:r>
-            <w:r>
-              <w:rPr>
-                <w:rFonts w:eastAsia="微软雅黑"/>
-                <w:sz w:val="18"/>
-                <w:szCs w:val="18"/>
-              </w:rPr>
-              <w:t>全部成分基准都有数据</w:t>
-            </w:r>
-            <w:r>
-              <w:rPr>
-                <w:rFonts w:eastAsia="微软雅黑"/>
-                <w:sz w:val="18"/>
-                <w:szCs w:val="18"/>
-              </w:rPr>
-              <w:t>”</w:t>
-            </w:r>
-            <w:r>
-              <w:rPr>
-                <w:rFonts w:eastAsia="微软雅黑"/>
-                <w:sz w:val="18"/>
-                <w:szCs w:val="18"/>
-              </w:rPr>
-              <w:t>的首个交易日起算。若某成分指数发布晚于基金成立日，此前区间的基准收益率如何披露（留空</w:t>
-            </w:r>
-            <w:r>
-              <w:rPr>
-                <w:rFonts w:eastAsia="微软雅黑"/>
-                <w:sz w:val="18"/>
-                <w:szCs w:val="18"/>
-              </w:rPr>
-              <w:t>/</w:t>
-            </w:r>
-            <w:r>
-              <w:rPr>
-                <w:rFonts w:eastAsia="微软雅黑"/>
-                <w:sz w:val="18"/>
-                <w:szCs w:val="18"/>
-              </w:rPr>
-              <w:t>按可得成分计算</w:t>
-            </w:r>
-            <w:r>
-              <w:rPr>
-                <w:rFonts w:eastAsia="微软雅黑"/>
-                <w:sz w:val="18"/>
-                <w:szCs w:val="18"/>
-              </w:rPr>
-              <w:t>/</w:t>
-            </w:r>
-            <w:r>
-              <w:rPr>
-                <w:rFonts w:eastAsia="微软雅黑"/>
-                <w:sz w:val="18"/>
-                <w:szCs w:val="18"/>
-              </w:rPr>
-              <w:t>按合同</w:t>
-            </w:r>
-            <w:r>
-              <w:rPr>
-                <w:rFonts w:eastAsia="微软雅黑"/>
-                <w:sz w:val="18"/>
-                <w:szCs w:val="18"/>
-              </w:rPr>
+              <w:t>组合基准自“全部成分基准都有数据”的首个交易日起算。若某成分指数发布晚于基金成立日，此前区间的基准收益率如何披露（留空/按可得成分计算/按合同</w:t>
               <w:lastRenderedPageBreak/>
               <w:t>约定替代）？</w:t>
             </w:r>
@@ -8839,25 +5891,7 @@
                 <w:szCs w:val="18"/>
               </w:rPr>
               <w:lastRenderedPageBreak/>
-              <w:t>解读</w:t>
-            </w:r>
-            <w:r>
-              <w:rPr>
-                <w:rFonts w:eastAsia="微软雅黑"/>
-                <w:color w:val="595959"/>
-                <w:sz w:val="18"/>
-                <w:szCs w:val="18"/>
-              </w:rPr>
-              <w:t xml:space="preserve"> §5.3</w:t>
-            </w:r>
-            <w:r>
-              <w:rPr>
-                <w:rFonts w:eastAsia="微软雅黑"/>
-                <w:color w:val="595959"/>
-                <w:sz w:val="18"/>
-                <w:szCs w:val="18"/>
-              </w:rPr>
-              <w:t>：序列起点以保证不缺腿为准</w:t>
+              <w:t>解读 §5.3：序列起点以保证不缺腿为准</w:t>
             </w:r>
           </w:p>
         </w:tc>
@@ -8927,25 +5961,7 @@
                 <w:sz w:val="18"/>
                 <w:szCs w:val="18"/>
               </w:rPr>
-              <w:t>以合同约定优先；合同未约定的，维持现行规则</w:t>
-            </w:r>
-            <w:r>
-              <w:rPr>
-                <w:rFonts w:eastAsia="微软雅黑"/>
-                <w:color w:val="1F4E79"/>
-                <w:sz w:val="18"/>
-                <w:szCs w:val="18"/>
-              </w:rPr>
-              <w:t>——</w:t>
-            </w:r>
-            <w:r>
-              <w:rPr>
-                <w:rFonts w:eastAsia="微软雅黑"/>
-                <w:color w:val="1F4E79"/>
-                <w:sz w:val="18"/>
-                <w:szCs w:val="18"/>
-              </w:rPr>
-              <w:t>自全部成分有数据之日起算，此前区间基准收益率留空并加脚注说明，不以可得成分替代。</w:t>
+              <w:t>以合同约定优先；合同未约定的，维持现行规则——自全部成分有数据之日起算，此前区间基准收益率留空并加脚注说明，不以可得成分替代。</w:t>
             </w:r>
           </w:p>
         </w:tc>
@@ -9054,25 +6070,7 @@
                 <w:sz w:val="18"/>
                 <w:szCs w:val="18"/>
               </w:rPr>
-              <w:t>解读</w:t>
-            </w:r>
-            <w:r>
-              <w:rPr>
-                <w:rFonts w:eastAsia="微软雅黑"/>
-                <w:color w:val="595959"/>
-                <w:sz w:val="18"/>
-                <w:szCs w:val="18"/>
-              </w:rPr>
-              <w:t xml:space="preserve"> §5.3</w:t>
-            </w:r>
-            <w:r>
-              <w:rPr>
-                <w:rFonts w:eastAsia="微软雅黑"/>
-                <w:color w:val="595959"/>
-                <w:sz w:val="18"/>
-                <w:szCs w:val="18"/>
-              </w:rPr>
-              <w:t>：与基金实际运作区间对齐</w:t>
+              <w:t>解读 §5.3：与基金实际运作区间对齐</w:t>
             </w:r>
           </w:p>
         </w:tc>
@@ -9142,43 +6140,7 @@
                 <w:sz w:val="18"/>
                 <w:szCs w:val="18"/>
               </w:rPr>
-              <w:t>维持现行对齐规则（基金无净值日基准同步不累计），保证</w:t>
-            </w:r>
-            <w:r>
-              <w:rPr>
-                <w:rFonts w:eastAsia="微软雅黑"/>
-                <w:color w:val="1F4E79"/>
-                <w:sz w:val="18"/>
-                <w:szCs w:val="18"/>
-              </w:rPr>
-              <w:t>①</w:t>
-            </w:r>
-            <w:r>
-              <w:rPr>
-                <w:rFonts w:eastAsia="微软雅黑"/>
-                <w:color w:val="1F4E79"/>
-                <w:sz w:val="18"/>
-                <w:szCs w:val="18"/>
-              </w:rPr>
-              <w:t>与</w:t>
-            </w:r>
-            <w:r>
-              <w:rPr>
-                <w:rFonts w:eastAsia="微软雅黑"/>
-                <w:color w:val="1F4E79"/>
-                <w:sz w:val="18"/>
-                <w:szCs w:val="18"/>
-              </w:rPr>
-              <w:t>③</w:t>
-            </w:r>
-            <w:r>
-              <w:rPr>
-                <w:rFonts w:eastAsia="微软雅黑"/>
-                <w:color w:val="1F4E79"/>
-                <w:sz w:val="18"/>
-                <w:szCs w:val="18"/>
-              </w:rPr>
-              <w:t>区间一致可比；系统将其固化为默认行为并写入计算说明书。</w:t>
+              <w:t>维持现行对齐规则（基金无净值日基准同步不累计），保证①与③区间一致可比；系统将其固化为默认行为并写入计算说明书。</w:t>
             </w:r>
           </w:p>
         </w:tc>
@@ -9257,43 +6219,7 @@
                 <w:szCs w:val="18"/>
                 <w:highlight w:val="yellow"/>
               </w:rPr>
-              <w:t>各区间起点＝目标月（当前月</w:t>
-            </w:r>
-            <w:r>
-              <w:rPr>
-                <w:rFonts w:eastAsia="微软雅黑"/>
-                <w:sz w:val="18"/>
-                <w:szCs w:val="18"/>
-                <w:highlight w:val="yellow"/>
-              </w:rPr>
-              <w:t>−</w:t>
-            </w:r>
-            <w:r>
-              <w:rPr>
-                <w:rFonts w:eastAsia="微软雅黑"/>
-                <w:sz w:val="18"/>
-                <w:szCs w:val="18"/>
-                <w:highlight w:val="yellow"/>
-              </w:rPr>
-              <w:t>区间月数＋</w:t>
-            </w:r>
-            <w:r>
-              <w:rPr>
-                <w:rFonts w:eastAsia="微软雅黑"/>
-                <w:sz w:val="18"/>
-                <w:szCs w:val="18"/>
-                <w:highlight w:val="yellow"/>
-              </w:rPr>
-              <w:t>1</w:t>
-            </w:r>
-            <w:r>
-              <w:rPr>
-                <w:rFonts w:eastAsia="微软雅黑"/>
-                <w:sz w:val="18"/>
-                <w:szCs w:val="18"/>
-                <w:highlight w:val="yellow"/>
-              </w:rPr>
-              <w:t>）月首个交易日，且收益自起点前一交易日收盘起算（月首对齐、非精确周年日）。请确认此为披露认可口径。</w:t>
+              <w:t>各区间起点＝目标月（当前月−区间月数＋1）月首个交易日，且收益自起点前一交易日收盘起算（月首对齐、非精确周年日）。请确认此为披露认可口径。</w:t>
             </w:r>
           </w:p>
         </w:tc>
@@ -9329,77 +6255,7 @@
                 <w:szCs w:val="18"/>
                 <w:highlight w:val="yellow"/>
               </w:rPr>
-              <w:t>解读</w:t>
-            </w:r>
-            <w:r>
-              <w:rPr>
-                <w:rFonts w:eastAsia="微软雅黑" w:hint="eastAsia"/>
-                <w:color w:val="595959"/>
-                <w:sz w:val="18"/>
-                <w:szCs w:val="18"/>
-                <w:highlight w:val="yellow"/>
-              </w:rPr>
-              <w:t xml:space="preserve"> </w:t>
-            </w:r>
-            <w:r>
-              <w:rPr>
-                <w:rFonts w:eastAsia="微软雅黑" w:hint="eastAsia"/>
-                <w:color w:val="595959"/>
-                <w:sz w:val="18"/>
-                <w:szCs w:val="18"/>
-                <w:highlight w:val="yellow"/>
-              </w:rPr>
-              <w:t>§</w:t>
-            </w:r>
-            <w:r>
-              <w:rPr>
-                <w:rFonts w:eastAsia="微软雅黑" w:hint="eastAsia"/>
-                <w:color w:val="595959"/>
-                <w:sz w:val="18"/>
-                <w:szCs w:val="18"/>
-                <w:highlight w:val="yellow"/>
-              </w:rPr>
-              <w:t>5.4</w:t>
-            </w:r>
-            <w:r>
-              <w:rPr>
-                <w:rFonts w:eastAsia="微软雅黑" w:hint="eastAsia"/>
-                <w:color w:val="595959"/>
-                <w:sz w:val="18"/>
-                <w:szCs w:val="18"/>
-                <w:highlight w:val="yellow"/>
-              </w:rPr>
-              <w:t>；例：</w:t>
-            </w:r>
-            <w:r>
-              <w:rPr>
-                <w:rFonts w:eastAsia="微软雅黑" w:hint="eastAsia"/>
-                <w:color w:val="595959"/>
-                <w:sz w:val="18"/>
-                <w:szCs w:val="18"/>
-                <w:highlight w:val="yellow"/>
-              </w:rPr>
-              <w:t xml:space="preserve">2026-06-30 </w:t>
-            </w:r>
-            <w:r>
-              <w:rPr>
-                <w:rFonts w:eastAsia="微软雅黑" w:hint="eastAsia"/>
-                <w:color w:val="595959"/>
-                <w:sz w:val="18"/>
-                <w:szCs w:val="18"/>
-                <w:highlight w:val="yellow"/>
-              </w:rPr>
-              <w:t>的“过去三个月”起点为</w:t>
-            </w:r>
-            <w:r>
-              <w:rPr>
-                <w:rFonts w:eastAsia="微软雅黑" w:hint="eastAsia"/>
-                <w:color w:val="595959"/>
-                <w:sz w:val="18"/>
-                <w:szCs w:val="18"/>
-                <w:highlight w:val="yellow"/>
-              </w:rPr>
-              <w:t xml:space="preserve"> 2026-04-01</w:t>
+              <w:t>解读 §5.4；例：2026-06-30 的“过去三个月”起点为 2026-04-01</w:t>
             </w:r>
           </w:p>
         </w:tc>
@@ -9553,169 +6409,7 @@
                 <w:szCs w:val="18"/>
                 <w:highlight w:val="yellow"/>
               </w:rPr>
-              <w:t>现行固定</w:t>
-            </w:r>
-            <w:r>
-              <w:rPr>
-                <w:rFonts w:eastAsia="微软雅黑" w:hint="eastAsia"/>
-                <w:sz w:val="18"/>
-                <w:szCs w:val="18"/>
-                <w:highlight w:val="yellow"/>
-              </w:rPr>
-              <w:t xml:space="preserve"> 10 </w:t>
-            </w:r>
-            <w:r>
-              <w:rPr>
-                <w:rFonts w:eastAsia="微软雅黑" w:hint="eastAsia"/>
-                <w:sz w:val="18"/>
-                <w:szCs w:val="18"/>
-                <w:highlight w:val="yellow"/>
-              </w:rPr>
-              <w:t>个区间（过去一</w:t>
-            </w:r>
-            <w:r>
-              <w:rPr>
-                <w:rFonts w:eastAsia="微软雅黑" w:hint="eastAsia"/>
-                <w:sz w:val="18"/>
-                <w:szCs w:val="18"/>
-                <w:highlight w:val="yellow"/>
-              </w:rPr>
-              <w:t>/</w:t>
-            </w:r>
-            <w:r>
-              <w:rPr>
-                <w:rFonts w:eastAsia="微软雅黑" w:hint="eastAsia"/>
-                <w:sz w:val="18"/>
-                <w:szCs w:val="18"/>
-                <w:highlight w:val="yellow"/>
-              </w:rPr>
-              <w:t>三</w:t>
-            </w:r>
-            <w:r>
-              <w:rPr>
-                <w:rFonts w:eastAsia="微软雅黑" w:hint="eastAsia"/>
-                <w:sz w:val="18"/>
-                <w:szCs w:val="18"/>
-                <w:highlight w:val="yellow"/>
-              </w:rPr>
-              <w:t>/</w:t>
-            </w:r>
-            <w:r>
-              <w:rPr>
-                <w:rFonts w:eastAsia="微软雅黑" w:hint="eastAsia"/>
-                <w:sz w:val="18"/>
-                <w:szCs w:val="18"/>
-                <w:highlight w:val="yellow"/>
-              </w:rPr>
-              <w:t>六个月、一</w:t>
-            </w:r>
-            <w:r>
-              <w:rPr>
-                <w:rFonts w:eastAsia="微软雅黑" w:hint="eastAsia"/>
-                <w:sz w:val="18"/>
-                <w:szCs w:val="18"/>
-                <w:highlight w:val="yellow"/>
-              </w:rPr>
-              <w:t>/</w:t>
-            </w:r>
-            <w:r>
-              <w:rPr>
-                <w:rFonts w:eastAsia="微软雅黑" w:hint="eastAsia"/>
-                <w:sz w:val="18"/>
-                <w:szCs w:val="18"/>
-                <w:highlight w:val="yellow"/>
-              </w:rPr>
-              <w:t>三</w:t>
-            </w:r>
-            <w:r>
-              <w:rPr>
-                <w:rFonts w:eastAsia="微软雅黑" w:hint="eastAsia"/>
-                <w:sz w:val="18"/>
-                <w:szCs w:val="18"/>
-                <w:highlight w:val="yellow"/>
-              </w:rPr>
-              <w:t>/</w:t>
-            </w:r>
-            <w:r>
-              <w:rPr>
-                <w:rFonts w:eastAsia="微软雅黑" w:hint="eastAsia"/>
-                <w:sz w:val="18"/>
-                <w:szCs w:val="18"/>
-                <w:highlight w:val="yellow"/>
-              </w:rPr>
-              <w:t>五</w:t>
-            </w:r>
-            <w:r>
-              <w:rPr>
-                <w:rFonts w:eastAsia="微软雅黑" w:hint="eastAsia"/>
-                <w:sz w:val="18"/>
-                <w:szCs w:val="18"/>
-                <w:highlight w:val="yellow"/>
-              </w:rPr>
-              <w:t>/</w:t>
-            </w:r>
-            <w:r>
-              <w:rPr>
-                <w:rFonts w:eastAsia="微软雅黑" w:hint="eastAsia"/>
-                <w:sz w:val="18"/>
-                <w:szCs w:val="18"/>
-                <w:highlight w:val="yellow"/>
-              </w:rPr>
-              <w:t>七</w:t>
-            </w:r>
-            <w:r>
-              <w:rPr>
-                <w:rFonts w:eastAsia="微软雅黑" w:hint="eastAsia"/>
-                <w:sz w:val="18"/>
-                <w:szCs w:val="18"/>
-                <w:highlight w:val="yellow"/>
-              </w:rPr>
-              <w:t>/</w:t>
-            </w:r>
-            <w:r>
-              <w:rPr>
-                <w:rFonts w:eastAsia="微软雅黑" w:hint="eastAsia"/>
-                <w:sz w:val="18"/>
-                <w:szCs w:val="18"/>
-                <w:highlight w:val="yellow"/>
-              </w:rPr>
-              <w:t>十年、自合同生效起至今、今年以来）。区间清单是否固定？季报</w:t>
-            </w:r>
-            <w:r>
-              <w:rPr>
-                <w:rFonts w:eastAsia="微软雅黑" w:hint="eastAsia"/>
-                <w:sz w:val="18"/>
-                <w:szCs w:val="18"/>
-                <w:highlight w:val="yellow"/>
-              </w:rPr>
-              <w:t>/</w:t>
-            </w:r>
-            <w:r>
-              <w:rPr>
-                <w:rFonts w:eastAsia="微软雅黑" w:hint="eastAsia"/>
-                <w:sz w:val="18"/>
-                <w:szCs w:val="18"/>
-                <w:highlight w:val="yellow"/>
-              </w:rPr>
-              <w:t>半年报</w:t>
-            </w:r>
-            <w:r>
-              <w:rPr>
-                <w:rFonts w:eastAsia="微软雅黑" w:hint="eastAsia"/>
-                <w:sz w:val="18"/>
-                <w:szCs w:val="18"/>
-                <w:highlight w:val="yellow"/>
-              </w:rPr>
-              <w:t>/</w:t>
-            </w:r>
-            <w:r>
-              <w:rPr>
-                <w:rFonts w:eastAsia="微软雅黑" w:hint="eastAsia"/>
-                <w:sz w:val="18"/>
-                <w:szCs w:val="18"/>
-                <w:highlight w:val="yellow"/>
-              </w:rPr>
-              <w:t>年报是否选取不同子集？是否需要支持自定义区间？</w:t>
+              <w:t>现行固定 10 个区间（过去一/三/六个月、一/三/五/七/十年、自合同生效起至今、今年以来）。区间清单是否固定？季报/半年报/年报是否选取不同子集？是否需要支持自定义区间？</w:t>
             </w:r>
           </w:p>
         </w:tc>
@@ -9751,47 +6445,7 @@
                 <w:szCs w:val="18"/>
                 <w:highlight w:val="yellow"/>
               </w:rPr>
-              <w:t>宏</w:t>
-            </w:r>
-            <w:r>
-              <w:rPr>
-                <w:rFonts w:eastAsia="微软雅黑" w:hint="eastAsia"/>
-                <w:color w:val="595959"/>
-                <w:sz w:val="18"/>
-                <w:szCs w:val="18"/>
-                <w:highlight w:val="yellow"/>
-              </w:rPr>
-              <w:t xml:space="preserve">2 </w:t>
-            </w:r>
-            <w:r>
-              <w:rPr>
-                <w:rFonts w:eastAsia="微软雅黑" w:hint="eastAsia"/>
-                <w:color w:val="595959"/>
-                <w:sz w:val="18"/>
-                <w:szCs w:val="18"/>
-                <w:highlight w:val="yellow"/>
-              </w:rPr>
-              <w:t>阶段一固定</w:t>
-            </w:r>
-            <w:r>
-              <w:rPr>
-                <w:rFonts w:eastAsia="微软雅黑" w:hint="eastAsia"/>
-                <w:color w:val="595959"/>
-                <w:sz w:val="18"/>
-                <w:szCs w:val="18"/>
-                <w:highlight w:val="yellow"/>
-              </w:rPr>
-              <w:t xml:space="preserve"> 10 </w:t>
-            </w:r>
-            <w:r>
-              <w:rPr>
-                <w:rFonts w:eastAsia="微软雅黑" w:hint="eastAsia"/>
-                <w:color w:val="595959"/>
-                <w:sz w:val="18"/>
-                <w:szCs w:val="18"/>
-                <w:highlight w:val="yellow"/>
-              </w:rPr>
-              <w:t>个区间标签，需预先手工填写</w:t>
+              <w:t>宏2 阶段一固定 10 个区间标签，需预先手工填写</w:t>
             </w:r>
           </w:p>
         </w:tc>
@@ -9864,57 +6518,7 @@
                 <w:szCs w:val="18"/>
                 <w:highlight w:val="yellow"/>
               </w:rPr>
-              <w:t xml:space="preserve">10 </w:t>
-            </w:r>
-            <w:r>
-              <w:rPr>
-                <w:rFonts w:eastAsia="微软雅黑" w:hint="eastAsia"/>
-                <w:color w:val="1F4E79"/>
-                <w:sz w:val="18"/>
-                <w:szCs w:val="18"/>
-                <w:highlight w:val="yellow"/>
-              </w:rPr>
-              <w:t>个区间固化为默认全集；按报告类型（季报</w:t>
-            </w:r>
-            <w:r>
-              <w:rPr>
-                <w:rFonts w:eastAsia="微软雅黑" w:hint="eastAsia"/>
-                <w:color w:val="1F4E79"/>
-                <w:sz w:val="18"/>
-                <w:szCs w:val="18"/>
-                <w:highlight w:val="yellow"/>
-              </w:rPr>
-              <w:t>/</w:t>
-            </w:r>
-            <w:r>
-              <w:rPr>
-                <w:rFonts w:eastAsia="微软雅黑" w:hint="eastAsia"/>
-                <w:color w:val="1F4E79"/>
-                <w:sz w:val="18"/>
-                <w:szCs w:val="18"/>
-                <w:highlight w:val="yellow"/>
-              </w:rPr>
-              <w:t>半年报</w:t>
-            </w:r>
-            <w:r>
-              <w:rPr>
-                <w:rFonts w:eastAsia="微软雅黑" w:hint="eastAsia"/>
-                <w:color w:val="1F4E79"/>
-                <w:sz w:val="18"/>
-                <w:szCs w:val="18"/>
-                <w:highlight w:val="yellow"/>
-              </w:rPr>
-              <w:t>/</w:t>
-            </w:r>
-            <w:r>
-              <w:rPr>
-                <w:rFonts w:eastAsia="微软雅黑" w:hint="eastAsia"/>
-                <w:color w:val="1F4E79"/>
-                <w:sz w:val="18"/>
-                <w:szCs w:val="18"/>
-                <w:highlight w:val="yellow"/>
-              </w:rPr>
-              <w:t>年报）配置区间子集；支持参数化自定义区间，启用须走配置审批。</w:t>
+              <w:t>10 个区间固化为默认全集；按报告类型（季报/半年报/年报）配置区间子集；支持参数化自定义区间，启用须走配置审批。</w:t>
             </w:r>
           </w:p>
         </w:tc>
@@ -9993,106 +6597,7 @@
                 <w:szCs w:val="18"/>
                 <w:highlight w:val="yellow"/>
               </w:rPr>
-              <w:t xml:space="preserve">②/④ </w:t>
-            </w:r>
-            <w:r>
-              <w:rPr>
-                <w:rFonts w:eastAsia="微软雅黑"/>
-                <w:sz w:val="18"/>
-                <w:szCs w:val="18"/>
-                <w:highlight w:val="yellow"/>
-              </w:rPr>
-              <w:t>为区间日收益率的样本标准差（</w:t>
-            </w:r>
-            <w:r>
-              <w:rPr>
-                <w:rFonts w:eastAsia="微软雅黑"/>
-                <w:sz w:val="18"/>
-                <w:szCs w:val="18"/>
-                <w:highlight w:val="yellow"/>
-              </w:rPr>
-              <w:t>StDev</w:t>
-            </w:r>
-            <w:r>
-              <w:rPr>
-                <w:rFonts w:eastAsia="微软雅黑"/>
-                <w:sz w:val="18"/>
-                <w:szCs w:val="18"/>
-                <w:highlight w:val="yellow"/>
-              </w:rPr>
-              <w:t>，除以</w:t>
-            </w:r>
-            <w:r>
-              <w:rPr>
-                <w:rFonts w:eastAsia="微软雅黑"/>
-                <w:sz w:val="18"/>
-                <w:szCs w:val="18"/>
-                <w:highlight w:val="yellow"/>
-              </w:rPr>
-              <w:t xml:space="preserve"> n−1</w:t>
-            </w:r>
-            <w:r>
-              <w:rPr>
-                <w:rFonts w:eastAsia="微软雅黑"/>
-                <w:sz w:val="18"/>
-                <w:szCs w:val="18"/>
-                <w:highlight w:val="yellow"/>
-              </w:rPr>
-              <w:t>）且不年化。请确认披露</w:t>
-            </w:r>
-            <w:r>
-              <w:rPr>
-                <w:rFonts w:eastAsia="微软雅黑"/>
-                <w:sz w:val="18"/>
-                <w:szCs w:val="18"/>
-                <w:highlight w:val="yellow"/>
-              </w:rPr>
-              <w:t>“</w:t>
-            </w:r>
-            <w:r>
-              <w:rPr>
-                <w:rFonts w:eastAsia="微软雅黑"/>
-                <w:sz w:val="18"/>
-                <w:szCs w:val="18"/>
-                <w:highlight w:val="yellow"/>
-              </w:rPr>
-              <w:t>波动率</w:t>
-            </w:r>
-            <w:r>
-              <w:rPr>
-                <w:rFonts w:eastAsia="微软雅黑"/>
-                <w:sz w:val="18"/>
-                <w:szCs w:val="18"/>
-                <w:highlight w:val="yellow"/>
-              </w:rPr>
-              <w:t>/</w:t>
-            </w:r>
-            <w:r>
-              <w:rPr>
-                <w:rFonts w:eastAsia="微软雅黑"/>
-                <w:sz w:val="18"/>
-                <w:szCs w:val="18"/>
-                <w:highlight w:val="yellow"/>
-              </w:rPr>
-              <w:t>标准差</w:t>
-            </w:r>
-            <w:r>
-              <w:rPr>
-                <w:rFonts w:eastAsia="微软雅黑"/>
-                <w:sz w:val="18"/>
-                <w:szCs w:val="18"/>
-                <w:highlight w:val="yellow"/>
-              </w:rPr>
-              <w:t>”</w:t>
-            </w:r>
-            <w:r>
-              <w:rPr>
-                <w:rFonts w:eastAsia="微软雅黑"/>
-                <w:sz w:val="18"/>
-                <w:szCs w:val="18"/>
-                <w:highlight w:val="yellow"/>
-              </w:rPr>
-              <w:t>即此口径（而非年化波动率或总体标准差）。</w:t>
+              <w:t>②/④ 为区间日收益率的样本标准差（StDev，除以 n−1）且不年化。请确认披露“波动率/标准差”即此口径（而非年化波动率或总体标准差）。</w:t>
             </w:r>
           </w:p>
         </w:tc>
@@ -10128,67 +6633,7 @@
                 <w:szCs w:val="18"/>
                 <w:highlight w:val="yellow"/>
               </w:rPr>
-              <w:t>解读</w:t>
-            </w:r>
-            <w:r>
-              <w:rPr>
-                <w:rFonts w:eastAsia="微软雅黑" w:hint="eastAsia"/>
-                <w:color w:val="595959"/>
-                <w:sz w:val="18"/>
-                <w:szCs w:val="18"/>
-                <w:highlight w:val="yellow"/>
-              </w:rPr>
-              <w:t xml:space="preserve"> </w:t>
-            </w:r>
-            <w:r>
-              <w:rPr>
-                <w:rFonts w:eastAsia="微软雅黑" w:hint="eastAsia"/>
-                <w:color w:val="595959"/>
-                <w:sz w:val="18"/>
-                <w:szCs w:val="18"/>
-                <w:highlight w:val="yellow"/>
-              </w:rPr>
-              <w:t>§</w:t>
-            </w:r>
-            <w:r>
-              <w:rPr>
-                <w:rFonts w:eastAsia="微软雅黑" w:hint="eastAsia"/>
-                <w:color w:val="595959"/>
-                <w:sz w:val="18"/>
-                <w:szCs w:val="18"/>
-                <w:highlight w:val="yellow"/>
-              </w:rPr>
-              <w:t>5.5</w:t>
-            </w:r>
-            <w:r>
-              <w:rPr>
-                <w:rFonts w:eastAsia="微软雅黑" w:hint="eastAsia"/>
-                <w:color w:val="595959"/>
-                <w:sz w:val="18"/>
-                <w:szCs w:val="18"/>
-                <w:highlight w:val="yellow"/>
-              </w:rPr>
-              <w:t>：对日因子取</w:t>
-            </w:r>
-            <w:r>
-              <w:rPr>
-                <w:rFonts w:eastAsia="微软雅黑" w:hint="eastAsia"/>
-                <w:color w:val="595959"/>
-                <w:sz w:val="18"/>
-                <w:szCs w:val="18"/>
-                <w:highlight w:val="yellow"/>
-              </w:rPr>
-              <w:t xml:space="preserve"> StDev</w:t>
-            </w:r>
-            <w:r>
-              <w:rPr>
-                <w:rFonts w:eastAsia="微软雅黑" w:hint="eastAsia"/>
-                <w:color w:val="595959"/>
-                <w:sz w:val="18"/>
-                <w:szCs w:val="18"/>
-                <w:highlight w:val="yellow"/>
-              </w:rPr>
-              <w:t>，数学上等价于对日收益率</w:t>
+              <w:t>解读 §5.5：对日因子取 StDev，数学上等价于对日收益率</w:t>
             </w:r>
           </w:p>
         </w:tc>
@@ -10263,47 +6708,7 @@
                 <w:szCs w:val="18"/>
                 <w:highlight w:val="yellow"/>
               </w:rPr>
-              <w:t>确认样本标准差（</w:t>
-            </w:r>
-            <w:r>
-              <w:rPr>
-                <w:rFonts w:eastAsia="微软雅黑"/>
-                <w:color w:val="1F4E79"/>
-                <w:sz w:val="18"/>
-                <w:szCs w:val="18"/>
-                <w:highlight w:val="yellow"/>
-              </w:rPr>
-              <w:t>n−1</w:t>
-            </w:r>
-            <w:r>
-              <w:rPr>
-                <w:rFonts w:eastAsia="微软雅黑"/>
-                <w:color w:val="1F4E79"/>
-                <w:sz w:val="18"/>
-                <w:szCs w:val="18"/>
-                <w:highlight w:val="yellow"/>
-              </w:rPr>
-              <w:t>）、不年化为披露口径；个别场景需年化的，按「日波动率</w:t>
-            </w:r>
-            <w:r>
-              <w:rPr>
-                <w:rFonts w:eastAsia="微软雅黑"/>
-                <w:color w:val="1F4E79"/>
-                <w:sz w:val="18"/>
-                <w:szCs w:val="18"/>
-                <w:highlight w:val="yellow"/>
-              </w:rPr>
-              <w:t>×√250</w:t>
-            </w:r>
-            <w:r>
-              <w:rPr>
-                <w:rFonts w:eastAsia="微软雅黑"/>
-                <w:color w:val="1F4E79"/>
-                <w:sz w:val="18"/>
-                <w:szCs w:val="18"/>
-                <w:highlight w:val="yellow"/>
-              </w:rPr>
-              <w:t>」另行输出列，不覆盖原口径。</w:t>
+              <w:t>确认样本标准差（n−1）、不年化为披露口径；个别场景需年化的，按「日波动率×√250」另行输出列，不覆盖原口径。</w:t>
             </w:r>
           </w:p>
         </w:tc>
@@ -10378,79 +6783,7 @@
                 <w:sz w:val="18"/>
                 <w:szCs w:val="18"/>
               </w:rPr>
-              <w:t xml:space="preserve">①~④ </w:t>
-            </w:r>
-            <w:r>
-              <w:rPr>
-                <w:rFonts w:eastAsia="微软雅黑"/>
-                <w:sz w:val="18"/>
-                <w:szCs w:val="18"/>
-              </w:rPr>
-              <w:t>先转为两位百分比文本，差值</w:t>
-            </w:r>
-            <w:r>
-              <w:rPr>
-                <w:rFonts w:eastAsia="微软雅黑"/>
-                <w:sz w:val="18"/>
-                <w:szCs w:val="18"/>
-              </w:rPr>
-              <w:t xml:space="preserve"> ⑤①−③</w:t>
-            </w:r>
-            <w:r>
-              <w:rPr>
-                <w:rFonts w:eastAsia="微软雅黑"/>
-                <w:sz w:val="18"/>
-                <w:szCs w:val="18"/>
-              </w:rPr>
-              <w:t>、</w:t>
-            </w:r>
-            <w:r>
-              <w:rPr>
-                <w:rFonts w:eastAsia="微软雅黑"/>
-                <w:sz w:val="18"/>
-                <w:szCs w:val="18"/>
-              </w:rPr>
-              <w:t xml:space="preserve">⑥②−④ </w:t>
-            </w:r>
-            <w:r>
-              <w:rPr>
-                <w:rFonts w:eastAsia="微软雅黑"/>
-                <w:sz w:val="18"/>
-                <w:szCs w:val="18"/>
-              </w:rPr>
-              <w:t>由两位小数文本相减。系统化后沿用</w:t>
-            </w:r>
-            <w:r>
-              <w:rPr>
-                <w:rFonts w:eastAsia="微软雅黑"/>
-                <w:sz w:val="18"/>
-                <w:szCs w:val="18"/>
-              </w:rPr>
-              <w:t>“</w:t>
-            </w:r>
-            <w:r>
-              <w:rPr>
-                <w:rFonts w:eastAsia="微软雅黑"/>
-                <w:sz w:val="18"/>
-                <w:szCs w:val="18"/>
-              </w:rPr>
-              <w:t>差值由舍入后值相减</w:t>
-            </w:r>
-            <w:r>
-              <w:rPr>
-                <w:rFonts w:eastAsia="微软雅黑"/>
-                <w:sz w:val="18"/>
-                <w:szCs w:val="18"/>
-              </w:rPr>
-              <w:t>”</w:t>
-            </w:r>
-            <w:r>
-              <w:rPr>
-                <w:rFonts w:eastAsia="微软雅黑"/>
-                <w:sz w:val="18"/>
-                <w:szCs w:val="18"/>
-              </w:rPr>
-              <w:t>，还是由全精度计算后再舍入？舍入规则是否为四舍五入？</w:t>
+              <w:t>①~④ 先转为两位百分比文本，差值 ⑤①−③、⑥②−④ 由两位小数文本相减。系统化后沿用“差值由舍入后值相减”，还是由全精度计算后再舍入？舍入规则是否为四舍五入？</w:t>
             </w:r>
           </w:p>
         </w:tc>
@@ -10484,43 +6817,7 @@
                 <w:sz w:val="18"/>
                 <w:szCs w:val="18"/>
               </w:rPr>
-              <w:t>解读</w:t>
-            </w:r>
-            <w:r>
-              <w:rPr>
-                <w:rFonts w:eastAsia="微软雅黑"/>
-                <w:color w:val="595959"/>
-                <w:sz w:val="18"/>
-                <w:szCs w:val="18"/>
-              </w:rPr>
-              <w:t xml:space="preserve"> §5.6</w:t>
-            </w:r>
-            <w:r>
-              <w:rPr>
-                <w:rFonts w:eastAsia="微软雅黑"/>
-                <w:color w:val="595959"/>
-                <w:sz w:val="18"/>
-                <w:szCs w:val="18"/>
-              </w:rPr>
-              <w:t>：</w:t>
-            </w:r>
-            <w:r>
-              <w:rPr>
-                <w:rFonts w:eastAsia="微软雅黑"/>
-                <w:color w:val="595959"/>
-                <w:sz w:val="18"/>
-                <w:szCs w:val="18"/>
-              </w:rPr>
-              <w:t xml:space="preserve">Format$(x, "percent") </w:t>
-            </w:r>
-            <w:r>
-              <w:rPr>
-                <w:rFonts w:eastAsia="微软雅黑"/>
-                <w:color w:val="595959"/>
-                <w:sz w:val="18"/>
-                <w:szCs w:val="18"/>
-              </w:rPr>
-              <w:t>两位百分比</w:t>
+              <w:t>解读 §5.6：Format$(x, "percent") 两位百分比</w:t>
             </w:r>
           </w:p>
         </w:tc>
@@ -10590,43 +6887,7 @@
                 <w:sz w:val="18"/>
                 <w:szCs w:val="18"/>
               </w:rPr>
-              <w:t>系统内部全精度计算，展示层四舍五入至两位百分比；</w:t>
-            </w:r>
-            <w:r>
-              <w:rPr>
-                <w:rFonts w:eastAsia="微软雅黑"/>
-                <w:color w:val="1F4E79"/>
-                <w:sz w:val="18"/>
-                <w:szCs w:val="18"/>
-              </w:rPr>
-              <w:t>⑤/⑥</w:t>
-            </w:r>
-            <w:r>
-              <w:rPr>
-                <w:rFonts w:eastAsia="微软雅黑"/>
-                <w:color w:val="1F4E79"/>
-                <w:sz w:val="18"/>
-                <w:szCs w:val="18"/>
-              </w:rPr>
-              <w:t>由全精度值相减后舍入（消除文本相减的精度损失），并与历史披露结果比对，差异超</w:t>
-            </w:r>
-            <w:r>
-              <w:rPr>
-                <w:rFonts w:eastAsia="微软雅黑"/>
-                <w:color w:val="1F4E79"/>
-                <w:sz w:val="18"/>
-                <w:szCs w:val="18"/>
-              </w:rPr>
-              <w:t xml:space="preserve"> 0.01 </w:t>
-            </w:r>
-            <w:r>
-              <w:rPr>
-                <w:rFonts w:eastAsia="微软雅黑"/>
-                <w:color w:val="1F4E79"/>
-                <w:sz w:val="18"/>
-                <w:szCs w:val="18"/>
-              </w:rPr>
-              <w:t>个百分点的逐笔复核。</w:t>
+              <w:t>系统内部全精度计算，展示层四舍五入至两位百分比；⑤/⑥由全精度值相减后舍入（消除文本相减的精度损失），并与历史披露结果比对，差异超 0.01 个百分点的逐笔复核。</w:t>
             </w:r>
           </w:p>
         </w:tc>
@@ -10777,12 +7038,6 @@
       <w:r>
         <w:t>四、业绩比较基准展示（第 23–25 题）</w:t>
       </w:r>
-      <w:r/>
-      <w:r/>
-      <w:r/>
-      <w:r/>
-      <w:r/>
-      <w:r/>
     </w:p>
     <w:p>
       <w:pPr>
@@ -10940,27 +7195,7 @@
                 <w:sz w:val="18"/>
                 <w:szCs w:val="18"/>
               </w:rPr>
-              <w:t>背景与依据（现行</w:t>
-            </w:r>
-            <w:r>
-              <w:rPr>
-                <w:rFonts w:eastAsia="微软雅黑"/>
-                <w:b/>
-                <w:bCs/>
-                <w:sz w:val="18"/>
-                <w:szCs w:val="18"/>
-              </w:rPr>
-              <w:t xml:space="preserve"> VBA </w:t>
-            </w:r>
-            <w:r>
-              <w:rPr>
-                <w:rFonts w:eastAsia="微软雅黑"/>
-                <w:b/>
-                <w:bCs/>
-                <w:sz w:val="18"/>
-                <w:szCs w:val="18"/>
-              </w:rPr>
-              <w:t>现状）</w:t>
+              <w:t>背景与依据（现行 VBA 现状）</w:t>
             </w:r>
           </w:p>
         </w:tc>
@@ -11115,115 +7350,7 @@
                 <w:szCs w:val="18"/>
                 <w:highlight w:val="yellow"/>
               </w:rPr>
-              <w:t>结果表为六列「</w:t>
-            </w:r>
-            <w:r>
-              <w:rPr>
-                <w:rFonts w:eastAsia="微软雅黑"/>
-                <w:sz w:val="18"/>
-                <w:szCs w:val="18"/>
-                <w:highlight w:val="yellow"/>
-              </w:rPr>
-              <w:t>①</w:t>
-            </w:r>
-            <w:r>
-              <w:rPr>
-                <w:rFonts w:eastAsia="微软雅黑"/>
-                <w:sz w:val="18"/>
-                <w:szCs w:val="18"/>
-                <w:highlight w:val="yellow"/>
-              </w:rPr>
-              <w:t>基金净值增长率、</w:t>
-            </w:r>
-            <w:r>
-              <w:rPr>
-                <w:rFonts w:eastAsia="微软雅黑"/>
-                <w:sz w:val="18"/>
-                <w:szCs w:val="18"/>
-                <w:highlight w:val="yellow"/>
-              </w:rPr>
-              <w:t>②</w:t>
-            </w:r>
-            <w:r>
-              <w:rPr>
-                <w:rFonts w:eastAsia="微软雅黑"/>
-                <w:sz w:val="18"/>
-                <w:szCs w:val="18"/>
-                <w:highlight w:val="yellow"/>
-              </w:rPr>
-              <w:t>标准差、</w:t>
-            </w:r>
-            <w:r>
-              <w:rPr>
-                <w:rFonts w:eastAsia="微软雅黑"/>
-                <w:sz w:val="18"/>
-                <w:szCs w:val="18"/>
-                <w:highlight w:val="yellow"/>
-              </w:rPr>
-              <w:t>③</w:t>
-            </w:r>
-            <w:r>
-              <w:rPr>
-                <w:rFonts w:eastAsia="微软雅黑"/>
-                <w:sz w:val="18"/>
-                <w:szCs w:val="18"/>
-                <w:highlight w:val="yellow"/>
-              </w:rPr>
-              <w:t>业绩比较基准收益率、</w:t>
-            </w:r>
-            <w:r>
-              <w:rPr>
-                <w:rFonts w:eastAsia="微软雅黑"/>
-                <w:sz w:val="18"/>
-                <w:szCs w:val="18"/>
-                <w:highlight w:val="yellow"/>
-              </w:rPr>
-              <w:t>④</w:t>
-            </w:r>
-            <w:r>
-              <w:rPr>
-                <w:rFonts w:eastAsia="微软雅黑"/>
-                <w:sz w:val="18"/>
-                <w:szCs w:val="18"/>
-                <w:highlight w:val="yellow"/>
-              </w:rPr>
-              <w:t>标准差、</w:t>
-            </w:r>
-            <w:r>
-              <w:rPr>
-                <w:rFonts w:eastAsia="微软雅黑"/>
-                <w:sz w:val="18"/>
-                <w:szCs w:val="18"/>
-                <w:highlight w:val="yellow"/>
-              </w:rPr>
-              <w:t>①−③</w:t>
-            </w:r>
-            <w:r>
-              <w:rPr>
-                <w:rFonts w:eastAsia="微软雅黑"/>
-                <w:sz w:val="18"/>
-                <w:szCs w:val="18"/>
-                <w:highlight w:val="yellow"/>
-              </w:rPr>
-              <w:t>、</w:t>
-            </w:r>
-            <w:r>
-              <w:rPr>
-                <w:rFonts w:eastAsia="微软雅黑"/>
-                <w:sz w:val="18"/>
-                <w:szCs w:val="18"/>
-                <w:highlight w:val="yellow"/>
-              </w:rPr>
-              <w:t>②−④</w:t>
-            </w:r>
-            <w:r>
-              <w:rPr>
-                <w:rFonts w:eastAsia="微软雅黑"/>
-                <w:sz w:val="18"/>
-                <w:szCs w:val="18"/>
-                <w:highlight w:val="yellow"/>
-              </w:rPr>
-              <w:t>」，两位百分比、居中。系统是否沿用此样式？</w:t>
+              <w:t>结果表为六列「①基金净值增长率、②标准差、③业绩比较基准收益率、④标准差、①−③、②−④」，两位百分比、居中。系统是否沿用此样式？</w:t>
             </w:r>
           </w:p>
         </w:tc>
@@ -11259,47 +7386,7 @@
                 <w:szCs w:val="18"/>
                 <w:highlight w:val="yellow"/>
               </w:rPr>
-              <w:t>计算结果表：每基金一个</w:t>
-            </w:r>
-            <w:r>
-              <w:rPr>
-                <w:rFonts w:eastAsia="微软雅黑" w:hint="eastAsia"/>
-                <w:color w:val="595959"/>
-                <w:sz w:val="18"/>
-                <w:szCs w:val="18"/>
-                <w:highlight w:val="yellow"/>
-              </w:rPr>
-              <w:t xml:space="preserve"> 12 </w:t>
-            </w:r>
-            <w:r>
-              <w:rPr>
-                <w:rFonts w:eastAsia="微软雅黑" w:hint="eastAsia"/>
-                <w:color w:val="595959"/>
-                <w:sz w:val="18"/>
-                <w:szCs w:val="18"/>
-                <w:highlight w:val="yellow"/>
-              </w:rPr>
-              <w:t>行块，</w:t>
-            </w:r>
-            <w:r>
-              <w:rPr>
-                <w:rFonts w:eastAsia="微软雅黑" w:hint="eastAsia"/>
-                <w:color w:val="595959"/>
-                <w:sz w:val="18"/>
-                <w:szCs w:val="18"/>
-                <w:highlight w:val="yellow"/>
-              </w:rPr>
-              <w:t xml:space="preserve">322 </w:t>
-            </w:r>
-            <w:r>
-              <w:rPr>
-                <w:rFonts w:eastAsia="微软雅黑" w:hint="eastAsia"/>
-                <w:color w:val="595959"/>
-                <w:sz w:val="18"/>
-                <w:szCs w:val="18"/>
-                <w:highlight w:val="yellow"/>
-              </w:rPr>
-              <w:t>块</w:t>
+              <w:t>计算结果表：每基金一个 12 行块，322 块</w:t>
             </w:r>
           </w:p>
         </w:tc>
@@ -11451,115 +7538,7 @@
                 <w:szCs w:val="18"/>
                 <w:highlight w:val="yellow"/>
               </w:rPr>
-              <w:t>文字披露模板“本报告期</w:t>
-            </w:r>
-            <w:r>
-              <w:rPr>
-                <w:rFonts w:eastAsia="微软雅黑" w:hint="eastAsia"/>
-                <w:sz w:val="18"/>
-                <w:szCs w:val="18"/>
-                <w:highlight w:val="yellow"/>
-              </w:rPr>
-              <w:t>XXX</w:t>
-            </w:r>
-            <w:r>
-              <w:rPr>
-                <w:rFonts w:eastAsia="微软雅黑" w:hint="eastAsia"/>
-                <w:sz w:val="18"/>
-                <w:szCs w:val="18"/>
-                <w:highlight w:val="yellow"/>
-              </w:rPr>
-              <w:t>净值增长率</w:t>
-            </w:r>
-            <w:r>
-              <w:rPr>
-                <w:rFonts w:eastAsia="微软雅黑" w:hint="eastAsia"/>
-                <w:sz w:val="18"/>
-                <w:szCs w:val="18"/>
-                <w:highlight w:val="yellow"/>
-              </w:rPr>
-              <w:t>X%</w:t>
-            </w:r>
-            <w:r>
-              <w:rPr>
-                <w:rFonts w:eastAsia="微软雅黑" w:hint="eastAsia"/>
-                <w:sz w:val="18"/>
-                <w:szCs w:val="18"/>
-                <w:highlight w:val="yellow"/>
-              </w:rPr>
-              <w:t>，波动率</w:t>
-            </w:r>
-            <w:r>
-              <w:rPr>
-                <w:rFonts w:eastAsia="微软雅黑" w:hint="eastAsia"/>
-                <w:sz w:val="18"/>
-                <w:szCs w:val="18"/>
-                <w:highlight w:val="yellow"/>
-              </w:rPr>
-              <w:t>X%</w:t>
-            </w:r>
-            <w:r>
-              <w:rPr>
-                <w:rFonts w:eastAsia="微软雅黑" w:hint="eastAsia"/>
-                <w:sz w:val="18"/>
-                <w:szCs w:val="18"/>
-                <w:highlight w:val="yellow"/>
-              </w:rPr>
-              <w:t>……业绩比较基准收益率</w:t>
-            </w:r>
-            <w:r>
-              <w:rPr>
-                <w:rFonts w:eastAsia="微软雅黑" w:hint="eastAsia"/>
-                <w:sz w:val="18"/>
-                <w:szCs w:val="18"/>
-                <w:highlight w:val="yellow"/>
-              </w:rPr>
-              <w:t>X%</w:t>
-            </w:r>
-            <w:r>
-              <w:rPr>
-                <w:rFonts w:eastAsia="微软雅黑" w:hint="eastAsia"/>
-                <w:sz w:val="18"/>
-                <w:szCs w:val="18"/>
-                <w:highlight w:val="yellow"/>
-              </w:rPr>
-              <w:t>，波动率</w:t>
-            </w:r>
-            <w:r>
-              <w:rPr>
-                <w:rFonts w:eastAsia="微软雅黑" w:hint="eastAsia"/>
-                <w:sz w:val="18"/>
-                <w:szCs w:val="18"/>
-                <w:highlight w:val="yellow"/>
-              </w:rPr>
-              <w:t>X%</w:t>
-            </w:r>
-            <w:r>
-              <w:rPr>
-                <w:rFonts w:eastAsia="微软雅黑" w:hint="eastAsia"/>
-                <w:sz w:val="18"/>
-                <w:szCs w:val="18"/>
-                <w:highlight w:val="yellow"/>
-              </w:rPr>
-              <w:t>。”是否唯一固定？</w:t>
-            </w:r>
-            <w:r>
-              <w:rPr>
-                <w:rFonts w:eastAsia="微软雅黑" w:hint="eastAsia"/>
-                <w:sz w:val="18"/>
-                <w:szCs w:val="18"/>
-                <w:highlight w:val="yellow"/>
-              </w:rPr>
-              <w:t xml:space="preserve">A/C </w:t>
-            </w:r>
-            <w:r>
-              <w:rPr>
-                <w:rFonts w:eastAsia="微软雅黑" w:hint="eastAsia"/>
-                <w:sz w:val="18"/>
-                <w:szCs w:val="18"/>
-                <w:highlight w:val="yellow"/>
-              </w:rPr>
-              <w:t>份额尾缀自动区分输出的规则是否维持？</w:t>
+              <w:t>文字披露模板“本报告期XXX净值增长率X%，波动率X%……业绩比较基准收益率X%，波动率X%。”是否唯一固定？A/C 份额尾缀自动区分输出的规则是否维持？</w:t>
             </w:r>
           </w:p>
         </w:tc>
@@ -11595,47 +7574,7 @@
                 <w:szCs w:val="18"/>
                 <w:highlight w:val="yellow"/>
               </w:rPr>
-              <w:t>模块</w:t>
-            </w:r>
-            <w:r>
-              <w:rPr>
-                <w:rFonts w:eastAsia="微软雅黑" w:hint="eastAsia"/>
-                <w:color w:val="595959"/>
-                <w:sz w:val="18"/>
-                <w:szCs w:val="18"/>
-                <w:highlight w:val="yellow"/>
-              </w:rPr>
-              <w:t>5 Macro3</w:t>
-            </w:r>
-            <w:r>
-              <w:rPr>
-                <w:rFonts w:eastAsia="微软雅黑" w:hint="eastAsia"/>
-                <w:color w:val="595959"/>
-                <w:sz w:val="18"/>
-                <w:szCs w:val="18"/>
-                <w:highlight w:val="yellow"/>
-              </w:rPr>
-              <w:t>：</w:t>
-            </w:r>
-            <w:r>
-              <w:rPr>
-                <w:rFonts w:eastAsia="微软雅黑" w:hint="eastAsia"/>
-                <w:color w:val="595959"/>
-                <w:sz w:val="18"/>
-                <w:szCs w:val="18"/>
-                <w:highlight w:val="yellow"/>
-              </w:rPr>
-              <w:t xml:space="preserve">INDIRECT </w:t>
-            </w:r>
-            <w:r>
-              <w:rPr>
-                <w:rFonts w:eastAsia="微软雅黑" w:hint="eastAsia"/>
-                <w:color w:val="595959"/>
-                <w:sz w:val="18"/>
-                <w:szCs w:val="18"/>
-                <w:highlight w:val="yellow"/>
-              </w:rPr>
-              <w:t>引用计算结果拼装文案</w:t>
+              <w:t>模块5 Macro3：INDIRECT 引用计算结果拼装文案</w:t>
             </w:r>
           </w:p>
         </w:tc>
@@ -11708,27 +7647,7 @@
                 <w:szCs w:val="18"/>
                 <w:highlight w:val="yellow"/>
               </w:rPr>
-              <w:t>模板唯一固定、</w:t>
-            </w:r>
-            <w:r>
-              <w:rPr>
-                <w:rFonts w:eastAsia="微软雅黑" w:hint="eastAsia"/>
-                <w:color w:val="1F4E79"/>
-                <w:sz w:val="18"/>
-                <w:szCs w:val="18"/>
-                <w:highlight w:val="yellow"/>
-              </w:rPr>
-              <w:t xml:space="preserve">A/C </w:t>
-            </w:r>
-            <w:r>
-              <w:rPr>
-                <w:rFonts w:eastAsia="微软雅黑" w:hint="eastAsia"/>
-                <w:color w:val="1F4E79"/>
-                <w:sz w:val="18"/>
-                <w:szCs w:val="18"/>
-                <w:highlight w:val="yellow"/>
-              </w:rPr>
-              <w:t>份额尾缀区分规则维持；模板文本纳入版本管理，历史模板留档可追溯。</w:t>
+              <w:t>模板唯一固定、A/C 份额尾缀区分规则维持；模板文本纳入版本管理，历史模板留档可追溯。</w:t>
             </w:r>
           </w:p>
         </w:tc>
@@ -11937,71 +7856,7 @@
                 <w:sz w:val="18"/>
                 <w:szCs w:val="18"/>
               </w:rPr>
-              <w:t>导出模板分非分级</w:t>
-            </w:r>
-            <w:r>
-              <w:rPr>
-                <w:rFonts w:eastAsia="微软雅黑"/>
-                <w:sz w:val="18"/>
-                <w:szCs w:val="18"/>
-              </w:rPr>
-              <w:t>/</w:t>
-            </w:r>
-            <w:r>
-              <w:rPr>
-                <w:rFonts w:eastAsia="微软雅黑"/>
-                <w:sz w:val="18"/>
-                <w:szCs w:val="18"/>
-              </w:rPr>
-              <w:t>分级</w:t>
-            </w:r>
-            <w:r>
-              <w:rPr>
-                <w:rFonts w:eastAsia="微软雅黑"/>
-                <w:sz w:val="18"/>
-                <w:szCs w:val="18"/>
-              </w:rPr>
-              <w:t>/</w:t>
-            </w:r>
-            <w:r>
-              <w:rPr>
-                <w:rFonts w:eastAsia="微软雅黑"/>
-                <w:sz w:val="18"/>
-                <w:szCs w:val="18"/>
-              </w:rPr>
-              <w:t>三级三套（参数表</w:t>
-            </w:r>
-            <w:r>
-              <w:rPr>
-                <w:rFonts w:eastAsia="微软雅黑"/>
-                <w:sz w:val="18"/>
-                <w:szCs w:val="18"/>
-              </w:rPr>
-              <w:t xml:space="preserve"> M </w:t>
-            </w:r>
-            <w:r>
-              <w:rPr>
-                <w:rFonts w:eastAsia="微软雅黑"/>
-                <w:sz w:val="18"/>
-                <w:szCs w:val="18"/>
-              </w:rPr>
-              <w:t>列选择）。三套模板的差异与适用范围？分级基金</w:t>
-            </w:r>
-            <w:r>
-              <w:rPr>
-                <w:rFonts w:eastAsia="微软雅黑"/>
-                <w:sz w:val="18"/>
-                <w:szCs w:val="18"/>
-              </w:rPr>
-              <w:t xml:space="preserve"> A/B/C </w:t>
-            </w:r>
-            <w:r>
-              <w:rPr>
-                <w:rFonts w:eastAsia="微软雅黑"/>
-                <w:sz w:val="18"/>
-                <w:szCs w:val="18"/>
-              </w:rPr>
-              <w:t>份额代码行的排布规则？</w:t>
+              <w:t>导出模板分非分级/分级/三级三套（参数表 M 列选择）。三套模板的差异与适用范围？分级基金 A/B/C 份额代码行的排布规则？</w:t>
             </w:r>
           </w:p>
         </w:tc>
@@ -12035,61 +7890,7 @@
                 <w:sz w:val="18"/>
                 <w:szCs w:val="18"/>
               </w:rPr>
-              <w:t>解读</w:t>
-            </w:r>
-            <w:r>
-              <w:rPr>
-                <w:rFonts w:eastAsia="微软雅黑"/>
-                <w:color w:val="595959"/>
-                <w:sz w:val="18"/>
-                <w:szCs w:val="18"/>
-              </w:rPr>
-              <w:t xml:space="preserve"> §4.4</w:t>
-            </w:r>
-            <w:r>
-              <w:rPr>
-                <w:rFonts w:eastAsia="微软雅黑"/>
-                <w:color w:val="595959"/>
-                <w:sz w:val="18"/>
-                <w:szCs w:val="18"/>
-              </w:rPr>
-              <w:t>：按模板复制建以</w:t>
-            </w:r>
-            <w:r>
-              <w:rPr>
-                <w:rFonts w:eastAsia="微软雅黑"/>
-                <w:color w:val="595959"/>
-                <w:sz w:val="18"/>
-                <w:szCs w:val="18"/>
-              </w:rPr>
-              <w:t xml:space="preserve"> 6 </w:t>
-            </w:r>
-            <w:r>
-              <w:rPr>
-                <w:rFonts w:eastAsia="微软雅黑"/>
-                <w:color w:val="595959"/>
-                <w:sz w:val="18"/>
-                <w:szCs w:val="18"/>
-              </w:rPr>
-              <w:t>位代码命名的</w:t>
-            </w:r>
-            <w:r>
-              <w:rPr>
-                <w:rFonts w:eastAsia="微软雅黑"/>
-                <w:color w:val="595959"/>
-                <w:sz w:val="18"/>
-                <w:szCs w:val="18"/>
-              </w:rPr>
-              <w:t xml:space="preserve"> Shee</w:t>
-            </w:r>
-            <w:r>
-              <w:rPr>
-                <w:rFonts w:eastAsia="微软雅黑"/>
-                <w:color w:val="595959"/>
-                <w:sz w:val="18"/>
-                <w:szCs w:val="18"/>
-              </w:rPr>
-              <w:t>t</w:t>
+              <w:t>解读 §4.4：按模板复制建以 6 位代码命名的 Sheet</w:t>
             </w:r>
           </w:p>
         </w:tc>
@@ -12177,25 +7978,7 @@
                 <w:sz w:val="18"/>
                 <w:szCs w:val="18"/>
               </w:rPr>
-              <w:t>部提供三套模板的书面差异说明，固化为导出配置；分级</w:t>
-            </w:r>
-            <w:r>
-              <w:rPr>
-                <w:rFonts w:eastAsia="微软雅黑"/>
-                <w:color w:val="1F4E79"/>
-                <w:sz w:val="18"/>
-                <w:szCs w:val="18"/>
-              </w:rPr>
-              <w:t xml:space="preserve"> A/B/C </w:t>
-            </w:r>
-            <w:r>
-              <w:rPr>
-                <w:rFonts w:eastAsia="微软雅黑"/>
-                <w:color w:val="1F4E79"/>
-                <w:sz w:val="18"/>
-                <w:szCs w:val="18"/>
-              </w:rPr>
-              <w:t>份额行排布规则随模板文档化，系统按配置自动选模板。</w:t>
+              <w:t>部提供三套模板的书面差异说明，固化为导出配置；分级 A/B/C 份额行排布规则随模板文档化，系统按配置自动选模板。</w:t>
             </w:r>
           </w:p>
         </w:tc>
@@ -12480,8 +8263,6 @@
       <w:r>
         <w:t>五、异常场景处理（第 26–28 题）</w:t>
       </w:r>
-      <w:r/>
-      <w:r/>
     </w:p>
     <w:p>
       <w:pPr>
@@ -12499,14 +8280,6 @@
           <w:szCs w:val="20"/>
         </w:rPr>
         <w:t>数据缺失、分母异常、清盘基金、长任务中断、截止日维护、文件</w:t>
-      </w:r>
-      <w:r>
-        <w:rPr>
-          <w:rFonts w:eastAsia="微软雅黑"/>
-          <w:color w:val="595959"/>
-          <w:sz w:val="20"/>
-          <w:szCs w:val="20"/>
-        </w:rPr>
         <w:lastRenderedPageBreak/>
         <w:t>覆盖与共享盘故障等异常下的系统行为约定。</w:t>
       </w:r>
@@ -12649,27 +8422,7 @@
                 <w:sz w:val="18"/>
                 <w:szCs w:val="18"/>
               </w:rPr>
-              <w:t>背景与依据（现行</w:t>
-            </w:r>
-            <w:r>
-              <w:rPr>
-                <w:rFonts w:eastAsia="微软雅黑"/>
-                <w:b/>
-                <w:bCs/>
-                <w:sz w:val="18"/>
-                <w:szCs w:val="18"/>
-              </w:rPr>
-              <w:t xml:space="preserve"> VBA </w:t>
-            </w:r>
-            <w:r>
-              <w:rPr>
-                <w:rFonts w:eastAsia="微软雅黑"/>
-                <w:b/>
-                <w:bCs/>
-                <w:sz w:val="18"/>
-                <w:szCs w:val="18"/>
-              </w:rPr>
-              <w:t>现状）</w:t>
+              <w:t>背景与依据（现行 VBA 现状）</w:t>
             </w:r>
           </w:p>
         </w:tc>
@@ -12820,23 +8573,7 @@
                 <w:sz w:val="18"/>
                 <w:szCs w:val="18"/>
               </w:rPr>
-              <w:t>某成分基准某日缺行情（指数停发、</w:t>
-            </w:r>
-            <w:r>
-              <w:rPr>
-                <w:rFonts w:eastAsia="微软雅黑"/>
-                <w:sz w:val="18"/>
-                <w:szCs w:val="18"/>
-              </w:rPr>
-              <w:t xml:space="preserve">Wind </w:t>
-            </w:r>
-            <w:r>
-              <w:rPr>
-                <w:rFonts w:eastAsia="微软雅黑"/>
-                <w:sz w:val="18"/>
-                <w:szCs w:val="18"/>
-              </w:rPr>
-              <w:t>漏更）时：跳过该日、沿用前值补齐，还是整批阻断待修复后重算？</w:t>
+              <w:t>某成分基准某日缺行情（指数停发、Wind 漏更）时：跳过该日、沿用前值补齐，还是整批阻断待修复后重算？</w:t>
             </w:r>
           </w:p>
         </w:tc>
@@ -12870,16 +8607,7 @@
                 <w:sz w:val="18"/>
                 <w:szCs w:val="18"/>
               </w:rPr>
-              <w:t xml:space="preserve">VBA </w:t>
-            </w:r>
-            <w:r>
-              <w:rPr>
-                <w:rFonts w:eastAsia="微软雅黑"/>
-                <w:color w:val="595959"/>
-                <w:sz w:val="18"/>
-                <w:szCs w:val="18"/>
-              </w:rPr>
-              <w:t>未显式处理基准单日缺失场景</w:t>
+              <w:t>VBA 未显式处理基准单日缺失场景</w:t>
             </w:r>
           </w:p>
         </w:tc>
@@ -12951,43 +8679,7 @@
                 <w:sz w:val="18"/>
                 <w:szCs w:val="18"/>
               </w:rPr>
-              <w:t>单日缺失沿用前值（当日基准收益记</w:t>
-            </w:r>
-            <w:r>
-              <w:rPr>
-                <w:rFonts w:eastAsia="微软雅黑"/>
-                <w:color w:val="1F4E79"/>
-                <w:sz w:val="18"/>
-                <w:szCs w:val="18"/>
-              </w:rPr>
-              <w:t xml:space="preserve"> 0</w:t>
-            </w:r>
-            <w:r>
-              <w:rPr>
-                <w:rFonts w:eastAsia="微软雅黑"/>
-                <w:color w:val="1F4E79"/>
-                <w:sz w:val="18"/>
-                <w:szCs w:val="18"/>
-              </w:rPr>
-              <w:t>）并告警登记；连续缺失＞</w:t>
-            </w:r>
-            <w:r>
-              <w:rPr>
-                <w:rFonts w:eastAsia="微软雅黑"/>
-                <w:color w:val="1F4E79"/>
-                <w:sz w:val="18"/>
-                <w:szCs w:val="18"/>
-              </w:rPr>
-              <w:t xml:space="preserve">5 </w:t>
-            </w:r>
-            <w:r>
-              <w:rPr>
-                <w:rFonts w:eastAsia="微软雅黑"/>
-                <w:color w:val="1F4E79"/>
-                <w:sz w:val="18"/>
-                <w:szCs w:val="18"/>
-              </w:rPr>
-              <w:t>个交易日阻断该基金计算，待人工修复后自动重算。</w:t>
+              <w:t>单日缺失沿用前值（当日基准收益记 0）并告警登记；连续缺失＞5 个交易日阻断该基金计算，待人工修复后自动重算。</w:t>
             </w:r>
           </w:p>
         </w:tc>
@@ -13066,91 +8758,43 @@
                 <w:szCs w:val="18"/>
                 <w:highlight w:val="yellow"/>
               </w:rPr>
-              <w:t>前一日单位净值减分红后≤</w:t>
-            </w:r>
-            <w:r>
-              <w:rPr>
-                <w:rFonts w:eastAsia="微软雅黑" w:hint="eastAsia"/>
-                <w:sz w:val="18"/>
-                <w:szCs w:val="18"/>
+              <w:t>前一日单位净值减分红后≤0（巨额分红场景）导致日收益无穷大或负值，系统如何拦截与告警？</w:t>
+            </w:r>
+          </w:p>
+        </w:tc>
+        <w:tc>
+          <w:tcPr>
+            <w:tcW w:w="2150" w:type="dxa"/>
+            <w:tcBorders>
+              <w:top w:val="single" w:sz="4" w:space="0" w:color="9CB4D6"/>
+              <w:left w:val="single" w:sz="4" w:space="0" w:color="9CB4D6"/>
+              <w:bottom w:val="single" w:sz="4" w:space="0" w:color="9CB4D6"/>
+              <w:right w:val="single" w:sz="4" w:space="0" w:color="9CB4D6"/>
+            </w:tcBorders>
+            <w:tcMar>
+              <w:top w:w="80" w:type="dxa"/>
+              <w:left w:w="120" w:type="dxa"/>
+              <w:bottom w:w="80" w:type="dxa"/>
+              <w:right w:w="120" w:type="dxa"/>
+            </w:tcMar>
+          </w:tcPr>
+          <w:p>
+            <w:pPr>
+              <w:spacing w:line="264" w:lineRule="auto"/>
+              <w:rPr>
+                <w:rFonts w:hint="eastAsia"/>
                 <w:highlight w:val="yellow"/>
               </w:rPr>
-              <w:t>0</w:t>
-            </w:r>
-            <w:r>
-              <w:rPr>
-                <w:rFonts w:eastAsia="微软雅黑" w:hint="eastAsia"/>
+            </w:pPr>
+            <w:r>
+              <w:rPr>
+                <w:rFonts w:eastAsia="微软雅黑"/>
+                <w:color w:val="595959"/>
                 <w:sz w:val="18"/>
                 <w:szCs w:val="18"/>
                 <w:highlight w:val="yellow"/>
               </w:rPr>
-              <w:t>（巨额分红场景）导致日收益无穷大或负值，系统如何拦截与告警？</w:t>
-            </w:r>
-          </w:p>
-        </w:tc>
-        <w:tc>
-          <w:tcPr>
-            <w:tcW w:w="2150" w:type="dxa"/>
-            <w:tcBorders>
-              <w:top w:val="single" w:sz="4" w:space="0" w:color="9CB4D6"/>
-              <w:left w:val="single" w:sz="4" w:space="0" w:color="9CB4D6"/>
-              <w:bottom w:val="single" w:sz="4" w:space="0" w:color="9CB4D6"/>
-              <w:right w:val="single" w:sz="4" w:space="0" w:color="9CB4D6"/>
-            </w:tcBorders>
-            <w:tcMar>
-              <w:top w:w="80" w:type="dxa"/>
-              <w:left w:w="120" w:type="dxa"/>
-              <w:bottom w:w="80" w:type="dxa"/>
-              <w:right w:w="120" w:type="dxa"/>
-            </w:tcMar>
-          </w:tcPr>
-          <w:p>
-            <w:pPr>
-              <w:spacing w:line="264" w:lineRule="auto"/>
-              <w:rPr>
-                <w:rFonts w:hint="eastAsia"/>
-                <w:highlight w:val="yellow"/>
-              </w:rPr>
-            </w:pPr>
-            <w:r>
-              <w:rPr>
-                <w:rFonts w:eastAsia="微软雅黑"/>
-                <w:color w:val="595959"/>
-                <w:sz w:val="18"/>
-                <w:szCs w:val="18"/>
-                <w:highlight w:val="yellow"/>
-              </w:rPr>
-              <w:t>解读</w:t>
-            </w:r>
-            <w:r>
-              <w:rPr>
-                <w:rFonts w:eastAsia="微软雅黑"/>
-                <w:color w:val="595959"/>
-                <w:sz w:val="18"/>
-                <w:szCs w:val="18"/>
-                <w:highlight w:val="yellow"/>
-              </w:rPr>
-              <w:t xml:space="preserve"> §5.1</w:t>
-            </w:r>
-            <w:r>
-              <w:rPr>
-                <w:rFonts w:eastAsia="微软雅黑"/>
-                <w:color w:val="595959"/>
-                <w:sz w:val="18"/>
-                <w:szCs w:val="18"/>
-                <w:highlight w:val="yellow"/>
-              </w:rPr>
-              <w:t>：分母为</w:t>
-            </w:r>
-            <w:r>
-              <w:rPr>
-                <w:rFonts w:eastAsia="微软雅黑"/>
-                <w:color w:val="595959"/>
-                <w:sz w:val="18"/>
-                <w:szCs w:val="18"/>
-                <w:highlight w:val="yellow"/>
-              </w:rPr>
-              <w:t xml:space="preserve"> NAVₜ₋₁−Dₜ</w:t>
+              <w:t>解读 §5.1：分母为 NAVₜ₋₁−Dₜ</w:t>
             </w:r>
           </w:p>
         </w:tc>
@@ -13223,47 +8867,7 @@
                 <w:szCs w:val="18"/>
                 <w:highlight w:val="yellow"/>
               </w:rPr>
-              <w:t>计算前校验分母≤</w:t>
-            </w:r>
-            <w:r>
-              <w:rPr>
-                <w:rFonts w:eastAsia="微软雅黑" w:hint="eastAsia"/>
-                <w:color w:val="1F4E79"/>
-                <w:sz w:val="18"/>
-                <w:szCs w:val="18"/>
-                <w:highlight w:val="yellow"/>
-              </w:rPr>
-              <w:t xml:space="preserve">0 </w:t>
-            </w:r>
-            <w:r>
-              <w:rPr>
-                <w:rFonts w:eastAsia="微软雅黑" w:hint="eastAsia"/>
-                <w:color w:val="1F4E79"/>
-                <w:sz w:val="18"/>
-                <w:szCs w:val="18"/>
-                <w:highlight w:val="yellow"/>
-              </w:rPr>
-              <w:t>及日收益绝对值＞</w:t>
-            </w:r>
-            <w:r>
-              <w:rPr>
-                <w:rFonts w:eastAsia="微软雅黑" w:hint="eastAsia"/>
-                <w:color w:val="1F4E79"/>
-                <w:sz w:val="18"/>
-                <w:szCs w:val="18"/>
-                <w:highlight w:val="yellow"/>
-              </w:rPr>
-              <w:t>20%</w:t>
-            </w:r>
-            <w:r>
-              <w:rPr>
-                <w:rFonts w:eastAsia="微软雅黑" w:hint="eastAsia"/>
-                <w:color w:val="1F4E79"/>
-                <w:sz w:val="18"/>
-                <w:szCs w:val="18"/>
-                <w:highlight w:val="yellow"/>
-              </w:rPr>
-              <w:t>，命中即中断该基金并进异常清单，人工核实（大额分红或数据错误）后修正放行，全程留痕。</w:t>
+              <w:t>计算前校验分母≤0 及日收益绝对值＞20%，命中即中断该基金并进异常清单，人工核实（大额分红或数据错误）后修正放行，全程留痕。</w:t>
             </w:r>
           </w:p>
         </w:tc>
@@ -13338,23 +8942,7 @@
                 <w:sz w:val="18"/>
                 <w:szCs w:val="18"/>
               </w:rPr>
-              <w:t>清盘</w:t>
-            </w:r>
-            <w:r>
-              <w:rPr>
-                <w:rFonts w:eastAsia="微软雅黑"/>
-                <w:sz w:val="18"/>
-                <w:szCs w:val="18"/>
-              </w:rPr>
-              <w:t>/</w:t>
-            </w:r>
-            <w:r>
-              <w:rPr>
-                <w:rFonts w:eastAsia="微软雅黑"/>
-                <w:sz w:val="18"/>
-                <w:szCs w:val="18"/>
-              </w:rPr>
-              <w:t>终止基金是否移出计算清单？其历史区间结果是否照常导出？移出时点以清盘公告日还是最后净值日为准？</w:t>
+              <w:t>清盘/终止基金是否移出计算清单？其历史区间结果是否照常导出？移出时点以清盘公告日还是最后净值日为准？</w:t>
             </w:r>
           </w:p>
         </w:tc>
@@ -13388,25 +8976,7 @@
                 <w:sz w:val="18"/>
                 <w:szCs w:val="18"/>
               </w:rPr>
-              <w:t>基金清单为静态手工维护（</w:t>
-            </w:r>
-            <w:r>
-              <w:rPr>
-                <w:rFonts w:eastAsia="微软雅黑"/>
-                <w:color w:val="595959"/>
-                <w:sz w:val="18"/>
-                <w:szCs w:val="18"/>
-              </w:rPr>
-              <w:t xml:space="preserve">327 </w:t>
-            </w:r>
-            <w:r>
-              <w:rPr>
-                <w:rFonts w:eastAsia="微软雅黑"/>
-                <w:color w:val="595959"/>
-                <w:sz w:val="18"/>
-                <w:szCs w:val="18"/>
-              </w:rPr>
-              <w:t>行），无状态字段</w:t>
+              <w:t>基金清单为静态手工维护（327 行），无状态字段</w:t>
             </w:r>
           </w:p>
         </w:tc>
@@ -13476,25 +9046,7 @@
                 <w:sz w:val="18"/>
                 <w:szCs w:val="18"/>
               </w:rPr>
-              <w:t>基金主数据增设状态字段（存续</w:t>
-            </w:r>
-            <w:r>
-              <w:rPr>
-                <w:rFonts w:eastAsia="微软雅黑"/>
-                <w:color w:val="1F4E79"/>
-                <w:sz w:val="18"/>
-                <w:szCs w:val="18"/>
-              </w:rPr>
-              <w:t>/</w:t>
-            </w:r>
-            <w:r>
-              <w:rPr>
-                <w:rFonts w:eastAsia="微软雅黑"/>
-                <w:color w:val="1F4E79"/>
-                <w:sz w:val="18"/>
-                <w:szCs w:val="18"/>
-              </w:rPr>
-              <w:t>终止）；以清盘公告日为准标记终止，最后净值日后移出计算与导出，历史结果归档保留可查。</w:t>
+              <w:t>基金主数据增设状态字段（存续/终止）；以清盘公告日为准标记终止，最后净值日后移出计算与导出，历史结果归档保留可查。</w:t>
             </w:r>
           </w:p>
         </w:tc>
@@ -14047,12 +9599,6 @@
       <w:r>
         <w:t>六、维护与查看权限（第 29–31 题）</w:t>
       </w:r>
-      <w:r/>
-      <w:r/>
-      <w:r/>
-      <w:r/>
-      <w:r/>
-      <w:r/>
     </w:p>
     <w:p>
       <w:pPr>
@@ -14210,27 +9756,7 @@
                 <w:sz w:val="18"/>
                 <w:szCs w:val="18"/>
               </w:rPr>
-              <w:t>背景与依据（现行</w:t>
-            </w:r>
-            <w:r>
-              <w:rPr>
-                <w:rFonts w:eastAsia="微软雅黑"/>
-                <w:b/>
-                <w:bCs/>
-                <w:sz w:val="18"/>
-                <w:szCs w:val="18"/>
-              </w:rPr>
-              <w:t xml:space="preserve"> VBA </w:t>
-            </w:r>
-            <w:r>
-              <w:rPr>
-                <w:rFonts w:eastAsia="微软雅黑"/>
-                <w:b/>
-                <w:bCs/>
-                <w:sz w:val="18"/>
-                <w:szCs w:val="18"/>
-              </w:rPr>
-              <w:t>现状）</w:t>
+              <w:t>背景与依据（现行 VBA 现状）</w:t>
             </w:r>
           </w:p>
         </w:tc>
@@ -14381,39 +9907,7 @@
                 <w:sz w:val="18"/>
                 <w:szCs w:val="18"/>
               </w:rPr>
-              <w:t>基金清单与基准配置（代码</w:t>
-            </w:r>
-            <w:r>
-              <w:rPr>
-                <w:rFonts w:eastAsia="微软雅黑"/>
-                <w:sz w:val="18"/>
-                <w:szCs w:val="18"/>
-              </w:rPr>
-              <w:t>/</w:t>
-            </w:r>
-            <w:r>
-              <w:rPr>
-                <w:rFonts w:eastAsia="微软雅黑"/>
-                <w:sz w:val="18"/>
-                <w:szCs w:val="18"/>
-              </w:rPr>
-              <w:t>成分</w:t>
-            </w:r>
-            <w:r>
-              <w:rPr>
-                <w:rFonts w:eastAsia="微软雅黑"/>
-                <w:sz w:val="18"/>
-                <w:szCs w:val="18"/>
-              </w:rPr>
-              <w:t>/</w:t>
-            </w:r>
-            <w:r>
-              <w:rPr>
-                <w:rFonts w:eastAsia="微软雅黑"/>
-                <w:sz w:val="18"/>
-                <w:szCs w:val="18"/>
-              </w:rPr>
-              <w:t>权重）的维护责任人是谁？新增基金、基准变更的审批流程与时效要求（合同生效前几日须配置完成）？</w:t>
+              <w:t>基金清单与基准配置（代码/成分/权重）的维护责任人是谁？新增基金、基准变更的审批流程与时效要求（合同生效前几日须配置完成）？</w:t>
             </w:r>
           </w:p>
         </w:tc>
@@ -14807,23 +10301,7 @@
                 <w:sz w:val="18"/>
                 <w:szCs w:val="18"/>
               </w:rPr>
-              <w:t>风险管理部内部</w:t>
-            </w:r>
-            <w:r>
-              <w:rPr>
-                <w:rFonts w:eastAsia="微软雅黑"/>
-                <w:sz w:val="18"/>
-                <w:szCs w:val="18"/>
-              </w:rPr>
-              <w:t>/</w:t>
-            </w:r>
-            <w:r>
-              <w:rPr>
-                <w:rFonts w:eastAsia="微软雅黑"/>
-                <w:sz w:val="18"/>
-                <w:szCs w:val="18"/>
-              </w:rPr>
-              <w:t>扩展至投资等部门）？保留期限多久？</w:t>
+              <w:t>风险管理部内部/扩展至投资等部门）？保留期限多久？</w:t>
             </w:r>
           </w:p>
         </w:tc>
@@ -14945,25 +10423,7 @@
                 <w:sz w:val="18"/>
                 <w:szCs w:val="18"/>
               </w:rPr>
-              <w:t>风险管理部内部查看，其他部门按需申请、部门负责人审批；保留期限与披露底稿一致（不少于</w:t>
-            </w:r>
-            <w:r>
-              <w:rPr>
-                <w:rFonts w:eastAsia="微软雅黑"/>
-                <w:color w:val="1F4E79"/>
-                <w:sz w:val="18"/>
-                <w:szCs w:val="18"/>
-              </w:rPr>
-              <w:t xml:space="preserve"> 10 </w:t>
-            </w:r>
-            <w:r>
-              <w:rPr>
-                <w:rFonts w:eastAsia="微软雅黑"/>
-                <w:color w:val="1F4E79"/>
-                <w:sz w:val="18"/>
-                <w:szCs w:val="18"/>
-              </w:rPr>
-              <w:t>年）。</w:t>
+              <w:t>风险管理部内部查看，其他部门按需申请、部门负责人审批；保留期限与披露底稿一致（不少于 10 年）。</w:t>
             </w:r>
           </w:p>
         </w:tc>
@@ -15039,13 +10499,6 @@
                 <w:szCs w:val="18"/>
               </w:rPr>
               <w:t>是否需要操作日志（操作人、时</w:t>
-            </w:r>
-            <w:r>
-              <w:rPr>
-                <w:rFonts w:eastAsia="微软雅黑"/>
-                <w:sz w:val="18"/>
-                <w:szCs w:val="18"/>
-              </w:rPr>
               <w:lastRenderedPageBreak/>
               <w:t>间、计算截止日、输出文件校验值）以满足内控与审计要求？现有监管检查是否曾提出留痕要求？</w:t>
             </w:r>
@@ -15082,24 +10535,7 @@
                 <w:szCs w:val="18"/>
               </w:rPr>
               <w:lastRenderedPageBreak/>
-              <w:t>现仅在「基金信息」</w:t>
-            </w:r>
-            <w:r>
-              <w:rPr>
-                <w:rFonts w:eastAsia="微软雅黑"/>
-                <w:color w:val="595959"/>
-                <w:sz w:val="18"/>
-                <w:szCs w:val="18"/>
-              </w:rPr>
-              <w:t xml:space="preserve">O2 </w:t>
-            </w:r>
-            <w:r>
-              <w:rPr>
-                <w:rFonts w:eastAsia="微软雅黑"/>
-                <w:color w:val="595959"/>
-                <w:sz w:val="18"/>
-                <w:szCs w:val="18"/>
-              </w:rPr>
+              <w:t xml:space="preserve">现仅在「基金信息」O2 </w:t>
               <w:lastRenderedPageBreak/>
               <w:t>记录运行耗时</w:t>
             </w:r>
@@ -15173,14 +10609,6 @@
                 <w:szCs w:val="18"/>
               </w:rPr>
               <w:t>系统自动记录操作日志（操作</w:t>
-            </w:r>
-            <w:r>
-              <w:rPr>
-                <w:rFonts w:eastAsia="微软雅黑"/>
-                <w:color w:val="1F4E79"/>
-                <w:sz w:val="18"/>
-                <w:szCs w:val="18"/>
-              </w:rPr>
               <w:lastRenderedPageBreak/>
               <w:t>人、时间、计算截止日、输入数据版本、输出文件哈希），日志不可篡改，保留期限同披露底稿，满足内控与审计检查。</w:t>
             </w:r>
@@ -15473,133 +10901,7 @@
           <w:sz w:val="18"/>
           <w:szCs w:val="18"/>
         </w:rPr>
-        <w:t>反馈说明：本清单</w:t>
-      </w:r>
-      <w:r>
-        <w:rPr>
-          <w:rFonts w:eastAsia="微软雅黑"/>
-          <w:color w:val="595959"/>
-          <w:sz w:val="18"/>
-          <w:szCs w:val="18"/>
-        </w:rPr>
-        <w:t>“</w:t>
-      </w:r>
-      <w:r>
-        <w:rPr>
-          <w:rFonts w:eastAsia="微软雅黑"/>
-          <w:color w:val="595959"/>
-          <w:sz w:val="18"/>
-          <w:szCs w:val="18"/>
-        </w:rPr>
-        <w:t>背景与依据</w:t>
-      </w:r>
-      <w:r>
-        <w:rPr>
-          <w:rFonts w:eastAsia="微软雅黑"/>
-          <w:color w:val="595959"/>
-          <w:sz w:val="18"/>
-          <w:szCs w:val="18"/>
-        </w:rPr>
-        <w:t>”</w:t>
-      </w:r>
-      <w:r>
-        <w:rPr>
-          <w:rFonts w:eastAsia="微软雅黑"/>
-          <w:color w:val="595959"/>
-          <w:sz w:val="18"/>
-          <w:szCs w:val="18"/>
-        </w:rPr>
-        <w:t>均引自《</w:t>
-      </w:r>
-      <w:r>
-        <w:rPr>
-          <w:rFonts w:eastAsia="微软雅黑"/>
-          <w:color w:val="595959"/>
-          <w:sz w:val="18"/>
-          <w:szCs w:val="18"/>
-        </w:rPr>
-        <w:t>A</w:t>
-      </w:r>
-      <w:r>
-        <w:rPr>
-          <w:rFonts w:eastAsia="微软雅黑"/>
-          <w:color w:val="595959"/>
-          <w:sz w:val="18"/>
-          <w:szCs w:val="18"/>
-        </w:rPr>
-        <w:t>股基金业绩数据更新</w:t>
-      </w:r>
-      <w:r>
-        <w:rPr>
-          <w:rFonts w:eastAsia="微软雅黑"/>
-          <w:color w:val="595959"/>
-          <w:sz w:val="18"/>
-          <w:szCs w:val="18"/>
-        </w:rPr>
-        <w:t>VBA-</w:t>
-      </w:r>
-      <w:r>
-        <w:rPr>
-          <w:rFonts w:eastAsia="微软雅黑"/>
-          <w:color w:val="595959"/>
-          <w:sz w:val="18"/>
-          <w:szCs w:val="18"/>
-        </w:rPr>
-        <w:t>解读</w:t>
-      </w:r>
-      <w:r>
-        <w:rPr>
-          <w:rFonts w:eastAsia="微软雅黑"/>
-          <w:color w:val="595959"/>
-          <w:sz w:val="18"/>
-          <w:szCs w:val="18"/>
-        </w:rPr>
-        <w:t>.md</w:t>
-      </w:r>
-      <w:r>
-        <w:rPr>
-          <w:rFonts w:eastAsia="微软雅黑"/>
-          <w:color w:val="595959"/>
-          <w:sz w:val="18"/>
-          <w:szCs w:val="18"/>
-        </w:rPr>
-        <w:t>》对现行工作簿的分析结论，</w:t>
-      </w:r>
-      <w:r>
-        <w:rPr>
-          <w:rFonts w:eastAsia="微软雅黑"/>
-          <w:color w:val="595959"/>
-          <w:sz w:val="18"/>
-          <w:szCs w:val="18"/>
-        </w:rPr>
-        <w:t>“</w:t>
-      </w:r>
-      <w:r>
-        <w:rPr>
-          <w:rFonts w:eastAsia="微软雅黑"/>
-          <w:color w:val="595959"/>
-          <w:sz w:val="18"/>
-          <w:szCs w:val="18"/>
-        </w:rPr>
-        <w:t>推荐方案</w:t>
-      </w:r>
-      <w:r>
-        <w:rPr>
-          <w:rFonts w:eastAsia="微软雅黑"/>
-          <w:color w:val="595959"/>
-          <w:sz w:val="18"/>
-          <w:szCs w:val="18"/>
-        </w:rPr>
-        <w:t>”</w:t>
-      </w:r>
-      <w:r>
-        <w:rPr>
-          <w:rFonts w:eastAsia="微软雅黑"/>
-          <w:color w:val="595959"/>
-          <w:sz w:val="18"/>
-          <w:szCs w:val="18"/>
-        </w:rPr>
-        <w:t>为项目组建议、不代表既定结论。业务部门确认或修订后的意见将作为系统化需求定稿的输入；如对现行口径的描述有异议，请一并指出，项目组将同步修订解读文档。</w:t>
+        <w:t>反馈说明：本清单“背景与依据”均引自《A股基金业绩数据更新VBA-解读.md》对现行工作簿的分析结论，“推荐方案”为项目组建议、不代表既定结论。业务部门确认或修订后的意见将作为系统化需求定稿的输入；如对现行口径的描述有异议，请一并指出，项目组将同步修订解读文档。</w:t>
       </w:r>
     </w:p>
     <w:sectPr>
